--- a/00-首页/题组Word/第一轮习题集-学生版/第一轮化学原理-电化学习题集.docx
+++ b/00-首页/题组Word/第一轮习题集-学生版/第一轮化学原理-电化学习题集.docx
@@ -2,7 +2,7 @@
 <file path=word/document.xml><?xml version="1.0" encoding="utf-8"?>
 <w:document xmlns:w="http://schemas.openxmlformats.org/wordprocessingml/2006/main" xmlns:m="http://schemas.openxmlformats.org/officeDocument/2006/math" xmlns:r="http://schemas.openxmlformats.org/officeDocument/2006/relationships" xmlns:o="urn:schemas-microsoft-com:office:office" xmlns:v="urn:schemas-microsoft-com:vml" xmlns:w10="urn:schemas-microsoft-com:office:word" xmlns:a="http://schemas.openxmlformats.org/drawingml/2006/main" xmlns:pic="http://schemas.openxmlformats.org/drawingml/2006/picture" xmlns:wp="http://schemas.openxmlformats.org/drawingml/2006/wordprocessingDrawing">
   <w:body>
-    <w:bookmarkStart w:id="71" w:name="第一轮化学原理电化学-习题集"/>
+    <w:bookmarkStart w:id="69" w:name="第一轮化学原理电化学-习题集"/>
     <w:p>
       <w:pPr>
         <w:spacing w:after="1800" w:before="1200" w:line="276" w:lineRule="auto"/>
@@ -4194,24 +4194,6 @@
       </w:pPr>
       <w:r>
         <w:rPr>
-          <w:rFonts w:hint="eastAsia" w:ascii="Times New Roman" w:hAnsi="Times New Roman" w:eastAsia="FangSong" w:cs="Times New Roman"/>
-        </w:rPr>
-        <w:t>原题</w:t>
-      </w:r>
-      <w:r>
-        <w:rPr>
-          <w:rFonts w:hint="eastAsia" w:ascii="Times New Roman" w:hAnsi="Times New Roman" w:eastAsia="Times New Roman" w:cs="Times New Roman"/>
-        </w:rPr>
-        <w:t>：10-01</w:t>
-      </w:r>
-      <w:r>
-        <w:rPr>
-          <w:rFonts w:ascii="Times New Roman" w:hAnsi="Times New Roman" w:eastAsia="Times New Roman" w:cs="Times New Roman"/>
-        </w:rPr>
-        <w:t xml:space="preserve"> </w:t>
-      </w:r>
-      <w:r>
-        <w:rPr>
           <w:rFonts w:ascii="Times New Roman" w:hAnsi="Times New Roman" w:eastAsia="Times New Roman" w:cs="Times New Roman"/>
         </w:rPr>
         <w:t xml:space="preserve">🔁</w:t>
@@ -5278,24 +5260,6 @@
       </w:pPr>
       <w:r>
         <w:rPr>
-          <w:rFonts w:hint="eastAsia" w:ascii="Times New Roman" w:hAnsi="Times New Roman" w:eastAsia="FangSong" w:cs="Times New Roman"/>
-        </w:rPr>
-        <w:t>原题</w:t>
-      </w:r>
-      <w:r>
-        <w:rPr>
-          <w:rFonts w:hint="eastAsia" w:ascii="Times New Roman" w:hAnsi="Times New Roman" w:eastAsia="Times New Roman" w:cs="Times New Roman"/>
-        </w:rPr>
-        <w:t>：10-03</w:t>
-      </w:r>
-      <w:r>
-        <w:rPr>
-          <w:rFonts w:ascii="Times New Roman" w:hAnsi="Times New Roman" w:eastAsia="Times New Roman" w:cs="Times New Roman"/>
-        </w:rPr>
-        <w:t xml:space="preserve"> </w:t>
-      </w:r>
-      <w:r>
-        <w:rPr>
           <w:rFonts w:ascii="Times New Roman" w:hAnsi="Times New Roman" w:eastAsia="Times New Roman" w:cs="Times New Roman"/>
         </w:rPr>
         <w:t xml:space="preserve">🔁</w:t>
@@ -5956,24 +5920,6 @@
       </w:pPr>
       <w:r>
         <w:rPr>
-          <w:rFonts w:hint="eastAsia" w:ascii="Times New Roman" w:hAnsi="Times New Roman" w:eastAsia="FangSong" w:cs="Times New Roman"/>
-        </w:rPr>
-        <w:t>原题</w:t>
-      </w:r>
-      <w:r>
-        <w:rPr>
-          <w:rFonts w:hint="eastAsia" w:ascii="Times New Roman" w:hAnsi="Times New Roman" w:eastAsia="Times New Roman" w:cs="Times New Roman"/>
-        </w:rPr>
-        <w:t>：10-05</w:t>
-      </w:r>
-      <w:r>
-        <w:rPr>
-          <w:rFonts w:ascii="Times New Roman" w:hAnsi="Times New Roman" w:eastAsia="Times New Roman" w:cs="Times New Roman"/>
-        </w:rPr>
-        <w:t xml:space="preserve"> </w:t>
-      </w:r>
-      <w:r>
-        <w:rPr>
           <w:rFonts w:ascii="Times New Roman" w:hAnsi="Times New Roman" w:eastAsia="Times New Roman" w:cs="Times New Roman"/>
         </w:rPr>
         <w:t xml:space="preserve">🔁</w:t>
@@ -6609,24 +6555,6 @@
       <w:pPr>
         <w:pStyle w:val="BlockText"/>
       </w:pPr>
-      <w:r>
-        <w:rPr>
-          <w:rFonts w:hint="eastAsia" w:ascii="Times New Roman" w:hAnsi="Times New Roman" w:eastAsia="FangSong" w:cs="Times New Roman"/>
-        </w:rPr>
-        <w:t>原题</w:t>
-      </w:r>
-      <w:r>
-        <w:rPr>
-          <w:rFonts w:hint="eastAsia" w:ascii="Times New Roman" w:hAnsi="Times New Roman" w:eastAsia="Times New Roman" w:cs="Times New Roman"/>
-        </w:rPr>
-        <w:t>：10-06</w:t>
-      </w:r>
-      <w:r>
-        <w:rPr>
-          <w:rFonts w:ascii="Times New Roman" w:hAnsi="Times New Roman" w:eastAsia="Times New Roman" w:cs="Times New Roman"/>
-        </w:rPr>
-        <w:t xml:space="preserve"> </w:t>
-      </w:r>
       <w:r>
         <w:rPr>
           <w:rFonts w:ascii="Times New Roman" w:hAnsi="Times New Roman" w:eastAsia="Times New Roman" w:cs="Times New Roman"/>
@@ -7388,24 +7316,6 @@
       <w:pPr>
         <w:pStyle w:val="BlockText"/>
       </w:pPr>
-      <w:r>
-        <w:rPr>
-          <w:rFonts w:hint="eastAsia" w:ascii="Times New Roman" w:hAnsi="Times New Roman" w:eastAsia="FangSong" w:cs="Times New Roman"/>
-        </w:rPr>
-        <w:t>原题</w:t>
-      </w:r>
-      <w:r>
-        <w:rPr>
-          <w:rFonts w:hint="eastAsia" w:ascii="Times New Roman" w:hAnsi="Times New Roman" w:eastAsia="Times New Roman" w:cs="Times New Roman"/>
-        </w:rPr>
-        <w:t>：10-12</w:t>
-      </w:r>
-      <w:r>
-        <w:rPr>
-          <w:rFonts w:ascii="Times New Roman" w:hAnsi="Times New Roman" w:eastAsia="Times New Roman" w:cs="Times New Roman"/>
-        </w:rPr>
-        <w:t xml:space="preserve"> </w:t>
-      </w:r>
       <w:r>
         <w:rPr>
           <w:rFonts w:ascii="Times New Roman" w:hAnsi="Times New Roman" w:eastAsia="Times New Roman" w:cs="Times New Roman"/>
@@ -7922,23 +7832,6 @@
     </w:p>
     <w:p>
       <w:pPr>
-        <w:pStyle w:val="BlockText"/>
-      </w:pPr>
-      <w:r>
-        <w:rPr>
-          <w:rFonts w:hint="eastAsia" w:ascii="Times New Roman" w:hAnsi="Times New Roman" w:eastAsia="FangSong" w:cs="Times New Roman"/>
-        </w:rPr>
-        <w:t>原题</w:t>
-      </w:r>
-      <w:r>
-        <w:rPr>
-          <w:rFonts w:hint="eastAsia" w:ascii="Times New Roman" w:hAnsi="Times New Roman" w:eastAsia="Times New Roman" w:cs="Times New Roman"/>
-        </w:rPr>
-        <w:t>：10-18</w:t>
-      </w:r>
-    </w:p>
-    <w:p>
-      <w:pPr>
         <w:pStyle w:val="FirstParagraph"/>
       </w:pPr>
       <w:r>
@@ -21931,71 +21824,6 @@
           <w:rFonts w:hint="eastAsia" w:ascii="Times New Roman" w:hAnsi="Times New Roman" w:eastAsia="Times New Roman" w:cs="Times New Roman"/>
         </w:rPr>
         <w:t>]</w:t>
-      </w:r>
-    </w:p>
-    <w:p>
-      <w:pPr>
-        <w:pStyle w:val="BlockText"/>
-      </w:pPr>
-      <w:r>
-        <w:rPr>
-          <w:rFonts w:hint="eastAsia" w:ascii="Times New Roman" w:hAnsi="Times New Roman" w:eastAsia="FangSong" w:cs="Times New Roman"/>
-        </w:rPr>
-        <w:t>原题</w:t>
-      </w:r>
-      <w:r>
-        <w:rPr>
-          <w:rFonts w:hint="eastAsia" w:ascii="Times New Roman" w:hAnsi="Times New Roman" w:eastAsia="Times New Roman" w:cs="Times New Roman"/>
-        </w:rPr>
-        <w:t>：</w:t>
-      </w:r>
-      <w:r>
-        <w:rPr>
-          <w:rFonts w:hint="eastAsia" w:ascii="Times New Roman" w:hAnsi="Times New Roman" w:eastAsia="FangSong" w:cs="Times New Roman"/>
-        </w:rPr>
-        <w:t>题</w:t>
-      </w:r>
-      <w:r>
-        <w:rPr>
-          <w:rFonts w:hint="eastAsia" w:ascii="Times New Roman" w:hAnsi="Times New Roman" w:eastAsia="Times New Roman" w:cs="Times New Roman"/>
-        </w:rPr>
-        <w:t>-059-</w:t>
-      </w:r>
-      <w:r>
-        <w:rPr>
-          <w:rFonts w:hint="eastAsia" w:ascii="Times New Roman" w:hAnsi="Times New Roman" w:eastAsia="FangSong" w:cs="Times New Roman"/>
-        </w:rPr>
-        <w:t>上海中学</w:t>
-      </w:r>
-      <w:r>
-        <w:rPr>
-          <w:rFonts w:hint="eastAsia" w:ascii="Times New Roman" w:hAnsi="Times New Roman" w:eastAsia="Times New Roman" w:cs="Times New Roman"/>
-        </w:rPr>
-        <w:t>-</w:t>
-      </w:r>
-      <w:r>
-        <w:rPr>
-          <w:rFonts w:hint="eastAsia" w:ascii="Times New Roman" w:hAnsi="Times New Roman" w:eastAsia="FangSong" w:cs="Times New Roman"/>
-        </w:rPr>
-        <w:t>电化学</w:t>
-      </w:r>
-      <w:r>
-        <w:rPr>
-          <w:rFonts w:hint="eastAsia" w:ascii="Times New Roman" w:hAnsi="Times New Roman" w:eastAsia="Times New Roman" w:cs="Times New Roman"/>
-        </w:rPr>
-        <w:t>-</w:t>
-      </w:r>
-      <w:r>
-        <w:rPr>
-          <w:rFonts w:hint="eastAsia" w:ascii="Times New Roman" w:hAnsi="Times New Roman" w:eastAsia="FangSong" w:cs="Times New Roman"/>
-        </w:rPr>
-        <w:t>习题</w:t>
-      </w:r>
-      <w:r>
-        <w:rPr>
-          <w:rFonts w:hint="eastAsia" w:ascii="Times New Roman" w:hAnsi="Times New Roman" w:eastAsia="Times New Roman" w:cs="Times New Roman"/>
-        </w:rPr>
-        <w:t>7</w:t>
       </w:r>
     </w:p>
     <w:p>
@@ -23283,71 +23111,6 @@
     </w:p>
     <w:p>
       <w:pPr>
-        <w:pStyle w:val="BlockText"/>
-      </w:pPr>
-      <w:r>
-        <w:rPr>
-          <w:rFonts w:hint="eastAsia" w:ascii="Times New Roman" w:hAnsi="Times New Roman" w:eastAsia="FangSong" w:cs="Times New Roman"/>
-        </w:rPr>
-        <w:t>原题</w:t>
-      </w:r>
-      <w:r>
-        <w:rPr>
-          <w:rFonts w:hint="eastAsia" w:ascii="Times New Roman" w:hAnsi="Times New Roman" w:eastAsia="Times New Roman" w:cs="Times New Roman"/>
-        </w:rPr>
-        <w:t>：</w:t>
-      </w:r>
-      <w:r>
-        <w:rPr>
-          <w:rFonts w:hint="eastAsia" w:ascii="Times New Roman" w:hAnsi="Times New Roman" w:eastAsia="FangSong" w:cs="Times New Roman"/>
-        </w:rPr>
-        <w:t>题</w:t>
-      </w:r>
-      <w:r>
-        <w:rPr>
-          <w:rFonts w:hint="eastAsia" w:ascii="Times New Roman" w:hAnsi="Times New Roman" w:eastAsia="Times New Roman" w:cs="Times New Roman"/>
-        </w:rPr>
-        <w:t>-</w:t>
-      </w:r>
-      <w:r>
-        <w:rPr>
-          <w:rFonts w:hint="eastAsia" w:ascii="Times New Roman" w:hAnsi="Times New Roman" w:eastAsia="FangSong" w:cs="Times New Roman"/>
-        </w:rPr>
-        <w:t>赵鑫光</w:t>
-      </w:r>
-      <w:r>
-        <w:rPr>
-          <w:rFonts w:hint="eastAsia" w:ascii="Times New Roman" w:hAnsi="Times New Roman" w:eastAsia="Times New Roman" w:cs="Times New Roman"/>
-        </w:rPr>
-        <w:t>-</w:t>
-      </w:r>
-      <w:r>
-        <w:rPr>
-          <w:rFonts w:hint="eastAsia" w:ascii="Times New Roman" w:hAnsi="Times New Roman" w:eastAsia="FangSong" w:cs="Times New Roman"/>
-        </w:rPr>
-        <w:t>电化学</w:t>
-      </w:r>
-      <w:r>
-        <w:rPr>
-          <w:rFonts w:hint="eastAsia" w:ascii="Times New Roman" w:hAnsi="Times New Roman" w:eastAsia="Times New Roman" w:cs="Times New Roman"/>
-        </w:rPr>
-        <w:t>-</w:t>
-      </w:r>
-      <w:r>
-        <w:rPr>
-          <w:rFonts w:hint="eastAsia" w:ascii="Times New Roman" w:hAnsi="Times New Roman" w:eastAsia="FangSong" w:cs="Times New Roman"/>
-        </w:rPr>
-        <w:t>例</w:t>
-      </w:r>
-      <w:r>
-        <w:rPr>
-          <w:rFonts w:hint="eastAsia" w:ascii="Times New Roman" w:hAnsi="Times New Roman" w:eastAsia="Times New Roman" w:cs="Times New Roman"/>
-        </w:rPr>
-        <w:t>4</w:t>
-      </w:r>
-    </w:p>
-    <w:p>
-      <w:pPr>
         <w:pStyle w:val="FirstParagraph"/>
       </w:pPr>
       <w:r>
@@ -27256,71 +27019,6 @@
     </w:p>
     <w:p>
       <w:pPr>
-        <w:pStyle w:val="BlockText"/>
-      </w:pPr>
-      <w:r>
-        <w:rPr>
-          <w:rFonts w:hint="eastAsia" w:ascii="Times New Roman" w:hAnsi="Times New Roman" w:eastAsia="FangSong" w:cs="Times New Roman"/>
-        </w:rPr>
-        <w:t>原题</w:t>
-      </w:r>
-      <w:r>
-        <w:rPr>
-          <w:rFonts w:hint="eastAsia" w:ascii="Times New Roman" w:hAnsi="Times New Roman" w:eastAsia="Times New Roman" w:cs="Times New Roman"/>
-        </w:rPr>
-        <w:t>：</w:t>
-      </w:r>
-      <w:r>
-        <w:rPr>
-          <w:rFonts w:hint="eastAsia" w:ascii="Times New Roman" w:hAnsi="Times New Roman" w:eastAsia="FangSong" w:cs="Times New Roman"/>
-        </w:rPr>
-        <w:t>题</w:t>
-      </w:r>
-      <w:r>
-        <w:rPr>
-          <w:rFonts w:hint="eastAsia" w:ascii="Times New Roman" w:hAnsi="Times New Roman" w:eastAsia="Times New Roman" w:cs="Times New Roman"/>
-        </w:rPr>
-        <w:t>-</w:t>
-      </w:r>
-      <w:r>
-        <w:rPr>
-          <w:rFonts w:hint="eastAsia" w:ascii="Times New Roman" w:hAnsi="Times New Roman" w:eastAsia="FangSong" w:cs="Times New Roman"/>
-        </w:rPr>
-        <w:t>赵鑫光</w:t>
-      </w:r>
-      <w:r>
-        <w:rPr>
-          <w:rFonts w:hint="eastAsia" w:ascii="Times New Roman" w:hAnsi="Times New Roman" w:eastAsia="Times New Roman" w:cs="Times New Roman"/>
-        </w:rPr>
-        <w:t>-</w:t>
-      </w:r>
-      <w:r>
-        <w:rPr>
-          <w:rFonts w:hint="eastAsia" w:ascii="Times New Roman" w:hAnsi="Times New Roman" w:eastAsia="FangSong" w:cs="Times New Roman"/>
-        </w:rPr>
-        <w:t>电化学</w:t>
-      </w:r>
-      <w:r>
-        <w:rPr>
-          <w:rFonts w:hint="eastAsia" w:ascii="Times New Roman" w:hAnsi="Times New Roman" w:eastAsia="Times New Roman" w:cs="Times New Roman"/>
-        </w:rPr>
-        <w:t>-</w:t>
-      </w:r>
-      <w:r>
-        <w:rPr>
-          <w:rFonts w:hint="eastAsia" w:ascii="Times New Roman" w:hAnsi="Times New Roman" w:eastAsia="FangSong" w:cs="Times New Roman"/>
-        </w:rPr>
-        <w:t>习</w:t>
-      </w:r>
-      <w:r>
-        <w:rPr>
-          <w:rFonts w:hint="eastAsia" w:ascii="Times New Roman" w:hAnsi="Times New Roman" w:eastAsia="Times New Roman" w:cs="Times New Roman"/>
-        </w:rPr>
-        <w:t>19</w:t>
-      </w:r>
-    </w:p>
-    <w:p>
-      <w:pPr>
         <w:pStyle w:val="FirstParagraph"/>
       </w:pPr>
       <w:r>
@@ -31001,5530 +30699,7 @@
     </w:p>
     <w:bookmarkEnd w:id="67"/>
     <w:bookmarkEnd w:id="68"/>
-    <w:bookmarkStart w:id="69" w:name="知识点索引"/>
-    <w:p>
-      <w:pPr>
-        <w:pStyle w:val="Heading2"/>
-        <w:spacing w:after="120" w:before="280"/>
-      </w:pPr>
-      <w:r>
-        <w:rPr>
-          <w:rFonts w:hint="eastAsia" w:ascii="Times New Roman" w:hAnsi="Times New Roman" w:eastAsia="SimHei" w:cs="Times New Roman"/>
-        </w:rPr>
-        <w:t xml:space="preserve">知识点索引</w:t>
-      </w:r>
-    </w:p>
-    <w:tbl>
-      <w:tblPr>
-        <w:tblStyle w:val="Table"/>
-        <w:tblW w:type="auto" w:w="0"/>
-        <w:tblLook w:firstRow="1" w:lastRow="0" w:firstColumn="0" w:lastColumn="0" w:noHBand="0" w:noVBand="0" w:val="0020"/>
-      </w:tblPr>
-      <w:tblGrid>
-        <w:gridCol w:w="1980"/>
-        <w:gridCol w:w="1980"/>
-        <w:gridCol w:w="1980"/>
-        <w:gridCol w:w="1980"/>
-      </w:tblGrid>
-      <w:tr>
-        <w:trPr>
-          <w:tblHeader w:val="on"/>
-        </w:trPr>
-        <w:tc>
-          <w:tcPr/>
-          <w:p>
-            <w:pPr>
-              <w:pStyle w:val="Compact"/>
-              <w:jc w:val="center"/>
-            </w:pPr>
-            <w:r>
-              <w:rPr>
-                <w:rFonts w:hint="eastAsia" w:ascii="Times New Roman" w:hAnsi="Times New Roman" w:eastAsia="SimHei" w:cs="Times New Roman"/>
-                <w:b/>
-              </w:rPr>
-              <w:t xml:space="preserve">知识点</w:t>
-            </w:r>
-          </w:p>
-        </w:tc>
-        <w:tc>
-          <w:tcPr/>
-          <w:p>
-            <w:pPr>
-              <w:pStyle w:val="Compact"/>
-              <w:jc w:val="center"/>
-            </w:pPr>
-            <w:r>
-              <w:rPr>
-                <w:rFonts w:hint="eastAsia" w:ascii="Times New Roman" w:hAnsi="Times New Roman" w:eastAsia="SimHei" w:cs="Times New Roman"/>
-                <w:b/>
-              </w:rPr>
-              <w:t xml:space="preserve">基础题号</w:t>
-            </w:r>
-          </w:p>
-        </w:tc>
-        <w:tc>
-          <w:tcPr/>
-          <w:p>
-            <w:pPr>
-              <w:pStyle w:val="Compact"/>
-              <w:jc w:val="center"/>
-            </w:pPr>
-            <w:r>
-              <w:rPr>
-                <w:rFonts w:hint="eastAsia" w:ascii="Times New Roman" w:hAnsi="Times New Roman" w:eastAsia="SimHei" w:cs="Times New Roman"/>
-                <w:b/>
-              </w:rPr>
-              <w:t xml:space="preserve">提升题号</w:t>
-            </w:r>
-          </w:p>
-        </w:tc>
-        <w:tc>
-          <w:tcPr/>
-          <w:p>
-            <w:pPr>
-              <w:pStyle w:val="Compact"/>
-              <w:jc w:val="center"/>
-            </w:pPr>
-            <w:r>
-              <w:rPr>
-                <w:rFonts w:hint="eastAsia" w:ascii="Times New Roman" w:hAnsi="Times New Roman" w:eastAsia="SimHei" w:cs="Times New Roman"/>
-                <w:b/>
-              </w:rPr>
-              <w:t xml:space="preserve">挑战题号</w:t>
-            </w:r>
-          </w:p>
-        </w:tc>
-      </w:tr>
-      <w:tr>
-        <w:tc>
-          <w:tcPr/>
-          <w:p>
-            <w:pPr>
-              <w:pStyle w:val="Compact"/>
-              <w:jc w:val="center"/>
-            </w:pPr>
-            <w:r>
-              <w:rPr>
-                <w:rFonts w:hint="eastAsia" w:ascii="Times New Roman" w:hAnsi="Times New Roman" w:eastAsia="FangSong" w:cs="Times New Roman"/>
-              </w:rPr>
-              <w:t xml:space="preserve">氧化还原配平</w:t>
-            </w:r>
-          </w:p>
-        </w:tc>
-        <w:tc>
-          <w:tcPr/>
-          <w:p>
-            <w:pPr>
-              <w:pStyle w:val="Compact"/>
-              <w:jc w:val="center"/>
-            </w:pPr>
-            <w:r>
-              <w:rPr>
-                <w:rFonts w:ascii="Times New Roman" w:hAnsi="Times New Roman" w:eastAsia="Times New Roman" w:cs="Times New Roman"/>
-              </w:rPr>
-              <w:t xml:space="preserve">1</w:t>
-            </w:r>
-          </w:p>
-        </w:tc>
-        <w:tc>
-          <w:tcPr/>
-          <w:p>
-            <w:pPr>
-              <w:pStyle w:val="Compact"/>
-              <w:jc w:val="center"/>
-            </w:pPr>
-            <w:r>
-              <w:rPr>
-                <w:rFonts w:ascii="Times New Roman" w:hAnsi="Times New Roman" w:eastAsia="Times New Roman" w:cs="Times New Roman"/>
-              </w:rPr>
-              <w:t xml:space="preserve">—</w:t>
-            </w:r>
-          </w:p>
-        </w:tc>
-        <w:tc>
-          <w:tcPr/>
-          <w:p>
-            <w:pPr>
-              <w:pStyle w:val="Compact"/>
-              <w:jc w:val="center"/>
-            </w:pPr>
-            <w:r>
-              <w:rPr>
-                <w:rFonts w:ascii="Times New Roman" w:hAnsi="Times New Roman" w:eastAsia="Times New Roman" w:cs="Times New Roman"/>
-              </w:rPr>
-              <w:t xml:space="preserve">—</w:t>
-            </w:r>
-          </w:p>
-        </w:tc>
-      </w:tr>
-      <w:tr>
-        <w:tc>
-          <w:tcPr/>
-          <w:p>
-            <w:pPr>
-              <w:pStyle w:val="Compact"/>
-              <w:jc w:val="center"/>
-            </w:pPr>
-            <w:r>
-              <w:rPr>
-                <w:rFonts w:hint="eastAsia" w:ascii="Times New Roman" w:hAnsi="Times New Roman" w:eastAsia="FangSong" w:cs="Times New Roman"/>
-              </w:rPr>
-              <w:t xml:space="preserve">电极电势相对性</w:t>
-            </w:r>
-          </w:p>
-        </w:tc>
-        <w:tc>
-          <w:tcPr/>
-          <w:p>
-            <w:pPr>
-              <w:pStyle w:val="Compact"/>
-              <w:jc w:val="center"/>
-            </w:pPr>
-            <w:r>
-              <w:rPr>
-                <w:rFonts w:ascii="Times New Roman" w:hAnsi="Times New Roman" w:eastAsia="Times New Roman" w:cs="Times New Roman"/>
-              </w:rPr>
-              <w:t xml:space="preserve">2</w:t>
-            </w:r>
-          </w:p>
-        </w:tc>
-        <w:tc>
-          <w:tcPr/>
-          <w:p>
-            <w:pPr>
-              <w:pStyle w:val="Compact"/>
-              <w:jc w:val="center"/>
-            </w:pPr>
-            <w:r>
-              <w:rPr>
-                <w:rFonts w:ascii="Times New Roman" w:hAnsi="Times New Roman" w:eastAsia="Times New Roman" w:cs="Times New Roman"/>
-              </w:rPr>
-              <w:t xml:space="preserve">—</w:t>
-            </w:r>
-          </w:p>
-        </w:tc>
-        <w:tc>
-          <w:tcPr/>
-          <w:p>
-            <w:pPr>
-              <w:pStyle w:val="Compact"/>
-              <w:jc w:val="center"/>
-            </w:pPr>
-            <w:r>
-              <w:rPr>
-                <w:rFonts w:ascii="Times New Roman" w:hAnsi="Times New Roman" w:eastAsia="Times New Roman" w:cs="Times New Roman"/>
-              </w:rPr>
-              <w:t xml:space="preserve">—</w:t>
-            </w:r>
-          </w:p>
-        </w:tc>
-      </w:tr>
-      <w:tr>
-        <w:tc>
-          <w:tcPr/>
-          <w:p>
-            <w:pPr>
-              <w:pStyle w:val="Compact"/>
-              <w:jc w:val="center"/>
-            </w:pPr>
-            <w:r>
-              <w:rPr>
-                <w:rFonts w:hint="eastAsia" w:ascii="Times New Roman" w:hAnsi="Times New Roman" w:eastAsia="FangSong" w:cs="Times New Roman"/>
-              </w:rPr>
-              <w:t xml:space="preserve">反应方向判断</w:t>
-            </w:r>
-          </w:p>
-        </w:tc>
-        <w:tc>
-          <w:tcPr/>
-          <w:p>
-            <w:pPr>
-              <w:pStyle w:val="Compact"/>
-              <w:jc w:val="center"/>
-            </w:pPr>
-            <w:r>
-              <w:rPr>
-                <w:rFonts w:ascii="Times New Roman" w:hAnsi="Times New Roman" w:eastAsia="Times New Roman" w:cs="Times New Roman"/>
-              </w:rPr>
-              <w:t xml:space="preserve">3</w:t>
-            </w:r>
-          </w:p>
-        </w:tc>
-        <w:tc>
-          <w:tcPr/>
-          <w:p>
-            <w:pPr>
-              <w:pStyle w:val="Compact"/>
-              <w:jc w:val="center"/>
-            </w:pPr>
-            <w:r>
-              <w:rPr>
-                <w:rFonts w:ascii="Times New Roman" w:hAnsi="Times New Roman" w:eastAsia="Times New Roman" w:cs="Times New Roman"/>
-              </w:rPr>
-              <w:t xml:space="preserve">—</w:t>
-            </w:r>
-          </w:p>
-        </w:tc>
-        <w:tc>
-          <w:tcPr/>
-          <w:p>
-            <w:pPr>
-              <w:pStyle w:val="Compact"/>
-              <w:jc w:val="center"/>
-            </w:pPr>
-            <w:r>
-              <w:rPr>
-                <w:rFonts w:ascii="Times New Roman" w:hAnsi="Times New Roman" w:eastAsia="Times New Roman" w:cs="Times New Roman"/>
-              </w:rPr>
-              <w:t xml:space="preserve">29</w:t>
-            </w:r>
-          </w:p>
-        </w:tc>
-      </w:tr>
-      <w:tr>
-        <w:tc>
-          <w:tcPr/>
-          <w:p>
-            <w:pPr>
-              <w:pStyle w:val="Compact"/>
-              <w:jc w:val="center"/>
-            </w:pPr>
-            <w:r>
-              <w:rPr>
-                <w:rFonts w:hint="eastAsia" w:ascii="Times New Roman" w:hAnsi="Times New Roman" w:eastAsia="FangSong" w:cs="Times New Roman"/>
-              </w:rPr>
-              <w:t xml:space="preserve">平衡常数计算</w:t>
-            </w:r>
-          </w:p>
-        </w:tc>
-        <w:tc>
-          <w:tcPr/>
-          <w:p>
-            <w:pPr>
-              <w:pStyle w:val="Compact"/>
-              <w:jc w:val="center"/>
-            </w:pPr>
-            <w:r>
-              <w:rPr>
-                <w:rFonts w:ascii="Times New Roman" w:hAnsi="Times New Roman" w:eastAsia="Times New Roman" w:cs="Times New Roman"/>
-              </w:rPr>
-              <w:t xml:space="preserve">4</w:t>
-            </w:r>
-          </w:p>
-        </w:tc>
-        <w:tc>
-          <w:tcPr/>
-          <w:p>
-            <w:pPr>
-              <w:pStyle w:val="Compact"/>
-              <w:jc w:val="center"/>
-            </w:pPr>
-            <w:r>
-              <w:rPr>
-                <w:rFonts w:ascii="Times New Roman" w:hAnsi="Times New Roman" w:eastAsia="Times New Roman" w:cs="Times New Roman"/>
-              </w:rPr>
-              <w:t xml:space="preserve">16</w:t>
-            </w:r>
-          </w:p>
-        </w:tc>
-        <w:tc>
-          <w:tcPr/>
-          <w:p>
-            <w:pPr>
-              <w:pStyle w:val="Compact"/>
-              <w:jc w:val="center"/>
-            </w:pPr>
-            <w:r>
-              <w:rPr>
-                <w:rFonts w:ascii="Times New Roman" w:hAnsi="Times New Roman" w:eastAsia="Times New Roman" w:cs="Times New Roman"/>
-              </w:rPr>
-              <w:t xml:space="preserve">23, 45</w:t>
-            </w:r>
-          </w:p>
-        </w:tc>
-      </w:tr>
-      <w:tr>
-        <w:tc>
-          <w:tcPr/>
-          <w:p>
-            <w:pPr>
-              <w:pStyle w:val="Compact"/>
-              <w:jc w:val="center"/>
-            </w:pPr>
-            <w:r>
-              <w:rPr>
-                <w:rFonts w:hint="eastAsia" w:ascii="Times New Roman" w:hAnsi="Times New Roman" w:eastAsia="FangSong" w:cs="Times New Roman"/>
-              </w:rPr>
-              <w:t xml:space="preserve">间接计算</w:t>
-            </w:r>
-            <m:oMath>
-              <m:sSup>
-                <m:e>
-                  <m:r>
-                    <m:t>E</m:t>
-                  </m:r>
-                </m:e>
-                <m:sup>
-                  <m:r>
-                    <m:rPr>
-                      <m:sty m:val="p"/>
-                    </m:rPr>
-                    <m:t>⊖</m:t>
-                  </m:r>
-                </m:sup>
-              </m:sSup>
-            </m:oMath>
-          </w:p>
-        </w:tc>
-        <w:tc>
-          <w:tcPr/>
-          <w:p>
-            <w:pPr>
-              <w:pStyle w:val="Compact"/>
-              <w:jc w:val="center"/>
-            </w:pPr>
-            <w:r>
-              <w:rPr>
-                <w:rFonts w:ascii="Times New Roman" w:hAnsi="Times New Roman" w:eastAsia="Times New Roman" w:cs="Times New Roman"/>
-              </w:rPr>
-              <w:t xml:space="preserve">5,6</w:t>
-            </w:r>
-          </w:p>
-        </w:tc>
-        <w:tc>
-          <w:tcPr/>
-          <w:p>
-            <w:pPr>
-              <w:pStyle w:val="Compact"/>
-              <w:jc w:val="center"/>
-            </w:pPr>
-            <w:r>
-              <w:rPr>
-                <w:rFonts w:ascii="Times New Roman" w:hAnsi="Times New Roman" w:eastAsia="Times New Roman" w:cs="Times New Roman"/>
-              </w:rPr>
-              <w:t xml:space="preserve">12</w:t>
-            </w:r>
-          </w:p>
-        </w:tc>
-        <w:tc>
-          <w:tcPr/>
-          <w:p>
-            <w:pPr>
-              <w:pStyle w:val="Compact"/>
-              <w:jc w:val="center"/>
-            </w:pPr>
-            <w:r>
-              <w:rPr>
-                <w:rFonts w:ascii="Times New Roman" w:hAnsi="Times New Roman" w:eastAsia="Times New Roman" w:cs="Times New Roman"/>
-              </w:rPr>
-              <w:t xml:space="preserve">21, 43</w:t>
-            </w:r>
-          </w:p>
-        </w:tc>
-      </w:tr>
-      <w:tr>
-        <w:tc>
-          <w:tcPr/>
-          <w:p>
-            <w:pPr>
-              <w:pStyle w:val="Compact"/>
-              <w:jc w:val="center"/>
-            </w:pPr>
-            <w:r>
-              <w:rPr>
-                <w:rFonts w:hint="eastAsia" w:ascii="Times New Roman" w:hAnsi="Times New Roman" w:eastAsia="Times New Roman" w:cs="Times New Roman"/>
-              </w:rPr>
-              <w:t>Faraday</w:t>
-            </w:r>
-            <w:r>
-              <w:rPr>
-                <w:rFonts w:hint="eastAsia" w:ascii="Times New Roman" w:hAnsi="Times New Roman" w:eastAsia="FangSong" w:cs="Times New Roman"/>
-              </w:rPr>
-              <w:t>定律</w:t>
-            </w:r>
-          </w:p>
-        </w:tc>
-        <w:tc>
-          <w:tcPr/>
-          <w:p>
-            <w:pPr>
-              <w:pStyle w:val="Compact"/>
-              <w:jc w:val="center"/>
-            </w:pPr>
-            <w:r>
-              <w:rPr>
-                <w:rFonts w:ascii="Times New Roman" w:hAnsi="Times New Roman" w:eastAsia="Times New Roman" w:cs="Times New Roman"/>
-              </w:rPr>
-              <w:t xml:space="preserve">7</w:t>
-            </w:r>
-          </w:p>
-        </w:tc>
-        <w:tc>
-          <w:tcPr/>
-          <w:p>
-            <w:pPr>
-              <w:pStyle w:val="Compact"/>
-              <w:jc w:val="center"/>
-            </w:pPr>
-            <w:r>
-              <w:rPr>
-                <w:rFonts w:ascii="Times New Roman" w:hAnsi="Times New Roman" w:eastAsia="Times New Roman" w:cs="Times New Roman"/>
-              </w:rPr>
-              <w:t xml:space="preserve">14</w:t>
-            </w:r>
-          </w:p>
-        </w:tc>
-        <w:tc>
-          <w:tcPr/>
-          <w:p>
-            <w:pPr>
-              <w:pStyle w:val="Compact"/>
-              <w:jc w:val="center"/>
-            </w:pPr>
-            <w:r>
-              <w:rPr>
-                <w:rFonts w:ascii="Times New Roman" w:hAnsi="Times New Roman" w:eastAsia="Times New Roman" w:cs="Times New Roman"/>
-              </w:rPr>
-              <w:t xml:space="preserve">28</w:t>
-            </w:r>
-          </w:p>
-        </w:tc>
-      </w:tr>
-      <w:tr>
-        <w:tc>
-          <w:tcPr/>
-          <w:p>
-            <w:pPr>
-              <w:pStyle w:val="Compact"/>
-              <w:jc w:val="center"/>
-            </w:pPr>
-            <w:r>
-              <w:rPr>
-                <w:rFonts w:hint="eastAsia" w:ascii="Times New Roman" w:hAnsi="Times New Roman" w:eastAsia="FangSong" w:cs="Times New Roman"/>
-              </w:rPr>
-              <w:t xml:space="preserve">沉淀对电极电势影响</w:t>
-            </w:r>
-          </w:p>
-        </w:tc>
-        <w:tc>
-          <w:tcPr/>
-          <w:p>
-            <w:pPr>
-              <w:pStyle w:val="Compact"/>
-              <w:jc w:val="center"/>
-            </w:pPr>
-            <w:r>
-              <w:rPr>
-                <w:rFonts w:ascii="Times New Roman" w:hAnsi="Times New Roman" w:eastAsia="Times New Roman" w:cs="Times New Roman"/>
-              </w:rPr>
-              <w:t xml:space="preserve">8</w:t>
-            </w:r>
-          </w:p>
-        </w:tc>
-        <w:tc>
-          <w:tcPr/>
-          <w:p>
-            <w:pPr>
-              <w:pStyle w:val="Compact"/>
-              <w:jc w:val="center"/>
-            </w:pPr>
-            <w:r>
-              <w:rPr>
-                <w:rFonts w:ascii="Times New Roman" w:hAnsi="Times New Roman" w:eastAsia="Times New Roman" w:cs="Times New Roman"/>
-              </w:rPr>
-              <w:t xml:space="preserve">12,13,17</w:t>
-            </w:r>
-          </w:p>
-        </w:tc>
-        <w:tc>
-          <w:tcPr/>
-          <w:p>
-            <w:pPr>
-              <w:pStyle w:val="Compact"/>
-              <w:jc w:val="center"/>
-            </w:pPr>
-            <w:r>
-              <w:rPr>
-                <w:rFonts w:ascii="Times New Roman" w:hAnsi="Times New Roman" w:eastAsia="Times New Roman" w:cs="Times New Roman"/>
-              </w:rPr>
-              <w:t xml:space="preserve">45</w:t>
-            </w:r>
-          </w:p>
-        </w:tc>
-      </w:tr>
-      <w:tr>
-        <w:tc>
-          <w:tcPr/>
-          <w:p>
-            <w:pPr>
-              <w:pStyle w:val="Compact"/>
-              <w:jc w:val="center"/>
-            </w:pPr>
-            <w:r>
-              <w:rPr>
-                <w:rFonts w:hint="eastAsia" w:ascii="Times New Roman" w:hAnsi="Times New Roman" w:eastAsia="FangSong" w:cs="Times New Roman"/>
-              </w:rPr>
-              <w:t xml:space="preserve">电池电动势计算</w:t>
-            </w:r>
-          </w:p>
-        </w:tc>
-        <w:tc>
-          <w:tcPr/>
-          <w:p>
-            <w:pPr>
-              <w:pStyle w:val="Compact"/>
-              <w:jc w:val="center"/>
-            </w:pPr>
-            <w:r>
-              <w:rPr>
-                <w:rFonts w:ascii="Times New Roman" w:hAnsi="Times New Roman" w:eastAsia="Times New Roman" w:cs="Times New Roman"/>
-              </w:rPr>
-              <w:t xml:space="preserve">—</w:t>
-            </w:r>
-          </w:p>
-        </w:tc>
-        <w:tc>
-          <w:tcPr/>
-          <w:p>
-            <w:pPr>
-              <w:pStyle w:val="Compact"/>
-              <w:jc w:val="center"/>
-            </w:pPr>
-            <w:r>
-              <w:rPr>
-                <w:rFonts w:ascii="Times New Roman" w:hAnsi="Times New Roman" w:eastAsia="Times New Roman" w:cs="Times New Roman"/>
-              </w:rPr>
-              <w:t xml:space="preserve">9,10</w:t>
-            </w:r>
-          </w:p>
-        </w:tc>
-        <w:tc>
-          <w:tcPr/>
-          <w:p>
-            <w:pPr>
-              <w:pStyle w:val="Compact"/>
-              <w:jc w:val="center"/>
-            </w:pPr>
-            <w:r>
-              <w:rPr>
-                <w:rFonts w:ascii="Times New Roman" w:hAnsi="Times New Roman" w:eastAsia="Times New Roman" w:cs="Times New Roman"/>
-              </w:rPr>
-              <w:t xml:space="preserve">27,34, 44</w:t>
-            </w:r>
-          </w:p>
-        </w:tc>
-      </w:tr>
-      <w:tr>
-        <w:tc>
-          <w:tcPr/>
-          <w:p>
-            <w:pPr>
-              <w:pStyle w:val="Compact"/>
-              <w:jc w:val="center"/>
-            </w:pPr>
-            <w:r>
-              <w:rPr>
-                <w:rFonts w:hint="eastAsia" w:ascii="Times New Roman" w:hAnsi="Times New Roman" w:eastAsia="Times New Roman" w:cs="Times New Roman"/>
-              </w:rPr>
-              <w:t>Nernst</w:t>
-            </w:r>
-            <w:r>
-              <w:rPr>
-                <w:rFonts w:hint="eastAsia" w:ascii="Times New Roman" w:hAnsi="Times New Roman" w:eastAsia="FangSong" w:cs="Times New Roman"/>
-              </w:rPr>
-              <w:t>方程</w:t>
-            </w:r>
-          </w:p>
-        </w:tc>
-        <w:tc>
-          <w:tcPr/>
-          <w:p>
-            <w:pPr>
-              <w:pStyle w:val="Compact"/>
-              <w:jc w:val="center"/>
-            </w:pPr>
-            <w:r>
-              <w:rPr>
-                <w:rFonts w:ascii="Times New Roman" w:hAnsi="Times New Roman" w:eastAsia="Times New Roman" w:cs="Times New Roman"/>
-              </w:rPr>
-              <w:t xml:space="preserve">—</w:t>
-            </w:r>
-          </w:p>
-        </w:tc>
-        <w:tc>
-          <w:tcPr/>
-          <w:p>
-            <w:pPr>
-              <w:pStyle w:val="Compact"/>
-              <w:jc w:val="center"/>
-            </w:pPr>
-            <w:r>
-              <w:rPr>
-                <w:rFonts w:ascii="Times New Roman" w:hAnsi="Times New Roman" w:eastAsia="Times New Roman" w:cs="Times New Roman"/>
-              </w:rPr>
-              <w:t xml:space="preserve">10,11</w:t>
-            </w:r>
-          </w:p>
-        </w:tc>
-        <w:tc>
-          <w:tcPr/>
-          <w:p>
-            <w:pPr>
-              <w:pStyle w:val="Compact"/>
-              <w:jc w:val="center"/>
-            </w:pPr>
-            <w:r>
-              <w:rPr>
-                <w:rFonts w:ascii="Times New Roman" w:hAnsi="Times New Roman" w:eastAsia="Times New Roman" w:cs="Times New Roman"/>
-              </w:rPr>
-              <w:t xml:space="preserve">27,29, 44, 46</w:t>
-            </w:r>
-          </w:p>
-        </w:tc>
-      </w:tr>
-      <w:tr>
-        <w:tc>
-          <w:tcPr/>
-          <w:p>
-            <w:pPr>
-              <w:pStyle w:val="Compact"/>
-              <w:jc w:val="center"/>
-            </w:pPr>
-            <w:r>
-              <w:rPr>
-                <w:rFonts w:hint="eastAsia" w:ascii="Times New Roman" w:hAnsi="Times New Roman" w:eastAsia="FangSong" w:cs="Times New Roman"/>
-              </w:rPr>
-              <w:t xml:space="preserve">电动势与</w:t>
-            </w:r>
-            <m:oMath>
-              <m:r>
-                <m:rPr>
-                  <m:sty m:val="p"/>
-                </m:rPr>
-                <m:t>Δ</m:t>
-              </m:r>
-              <m:r>
-                <m:t>G</m:t>
-              </m:r>
-            </m:oMath>
-          </w:p>
-        </w:tc>
-        <w:tc>
-          <w:tcPr/>
-          <w:p>
-            <w:pPr>
-              <w:pStyle w:val="Compact"/>
-              <w:jc w:val="center"/>
-            </w:pPr>
-            <w:r>
-              <w:rPr>
-                <w:rFonts w:ascii="Times New Roman" w:hAnsi="Times New Roman" w:eastAsia="Times New Roman" w:cs="Times New Roman"/>
-              </w:rPr>
-              <w:t xml:space="preserve">—</w:t>
-            </w:r>
-          </w:p>
-        </w:tc>
-        <w:tc>
-          <w:tcPr/>
-          <w:p>
-            <w:pPr>
-              <w:pStyle w:val="Compact"/>
-              <w:jc w:val="center"/>
-            </w:pPr>
-            <w:r>
-              <w:rPr>
-                <w:rFonts w:ascii="Times New Roman" w:hAnsi="Times New Roman" w:eastAsia="Times New Roman" w:cs="Times New Roman"/>
-              </w:rPr>
-              <w:t xml:space="preserve">16</w:t>
-            </w:r>
-          </w:p>
-        </w:tc>
-        <w:tc>
-          <w:tcPr/>
-          <w:p>
-            <w:pPr>
-              <w:pStyle w:val="Compact"/>
-              <w:jc w:val="center"/>
-            </w:pPr>
-            <w:r>
-              <w:rPr>
-                <w:rFonts w:ascii="Times New Roman" w:hAnsi="Times New Roman" w:eastAsia="Times New Roman" w:cs="Times New Roman"/>
-              </w:rPr>
-              <w:t xml:space="preserve">23,35</w:t>
-            </w:r>
-          </w:p>
-        </w:tc>
-      </w:tr>
-      <w:tr>
-        <w:tc>
-          <w:tcPr/>
-          <w:p>
-            <w:pPr>
-              <w:pStyle w:val="Compact"/>
-              <w:jc w:val="center"/>
-            </w:pPr>
-            <w:r>
-              <w:rPr>
-                <w:rFonts w:hint="eastAsia" w:ascii="Times New Roman" w:hAnsi="Times New Roman" w:eastAsia="FangSong" w:cs="Times New Roman"/>
-              </w:rPr>
-              <w:t xml:space="preserve">电离常数测定</w:t>
-            </w:r>
-          </w:p>
-        </w:tc>
-        <w:tc>
-          <w:tcPr/>
-          <w:p>
-            <w:pPr>
-              <w:pStyle w:val="Compact"/>
-              <w:jc w:val="center"/>
-            </w:pPr>
-            <w:r>
-              <w:rPr>
-                <w:rFonts w:ascii="Times New Roman" w:hAnsi="Times New Roman" w:eastAsia="Times New Roman" w:cs="Times New Roman"/>
-              </w:rPr>
-              <w:t xml:space="preserve">—</w:t>
-            </w:r>
-          </w:p>
-        </w:tc>
-        <w:tc>
-          <w:tcPr/>
-          <w:p>
-            <w:pPr>
-              <w:pStyle w:val="Compact"/>
-              <w:jc w:val="center"/>
-            </w:pPr>
-            <w:r>
-              <w:rPr>
-                <w:rFonts w:ascii="Times New Roman" w:hAnsi="Times New Roman" w:eastAsia="Times New Roman" w:cs="Times New Roman"/>
-              </w:rPr>
-              <w:t xml:space="preserve">11</w:t>
-            </w:r>
-          </w:p>
-        </w:tc>
-        <w:tc>
-          <w:tcPr/>
-          <w:p>
-            <w:pPr>
-              <w:pStyle w:val="Compact"/>
-              <w:jc w:val="center"/>
-            </w:pPr>
-            <w:r>
-              <w:rPr>
-                <w:rFonts w:ascii="Times New Roman" w:hAnsi="Times New Roman" w:eastAsia="Times New Roman" w:cs="Times New Roman"/>
-              </w:rPr>
-              <w:t xml:space="preserve">—</w:t>
-            </w:r>
-          </w:p>
-        </w:tc>
-      </w:tr>
-      <w:tr>
-        <w:tc>
-          <w:tcPr/>
-          <w:p>
-            <w:pPr>
-              <w:pStyle w:val="Compact"/>
-              <w:jc w:val="center"/>
-            </w:pPr>
-            <m:oMath>
-              <m:sSub>
-                <m:e>
-                  <m:r>
-                    <m:t>K</m:t>
-                  </m:r>
-                </m:e>
-                <m:sub>
-                  <m:r>
-                    <m:t>s</m:t>
-                  </m:r>
-                  <m:r>
-                    <m:t>p</m:t>
-                  </m:r>
-                </m:sub>
-              </m:sSub>
-            </m:oMath>
-            <w:r>
-              <w:rPr>
-                <w:rFonts w:hint="eastAsia" w:ascii="Times New Roman" w:hAnsi="Times New Roman" w:eastAsia="FangSong" w:cs="Times New Roman"/>
-              </w:rPr>
-              <w:t xml:space="preserve">与电极电势</w:t>
-            </w:r>
-          </w:p>
-        </w:tc>
-        <w:tc>
-          <w:tcPr/>
-          <w:p>
-            <w:pPr>
-              <w:pStyle w:val="Compact"/>
-              <w:jc w:val="center"/>
-            </w:pPr>
-            <w:r>
-              <w:rPr>
-                <w:rFonts w:ascii="Times New Roman" w:hAnsi="Times New Roman" w:eastAsia="Times New Roman" w:cs="Times New Roman"/>
-              </w:rPr>
-              <w:t xml:space="preserve">—</w:t>
-            </w:r>
-          </w:p>
-        </w:tc>
-        <w:tc>
-          <w:tcPr/>
-          <w:p>
-            <w:pPr>
-              <w:pStyle w:val="Compact"/>
-              <w:jc w:val="center"/>
-            </w:pPr>
-            <w:r>
-              <w:rPr>
-                <w:rFonts w:ascii="Times New Roman" w:hAnsi="Times New Roman" w:eastAsia="Times New Roman" w:cs="Times New Roman"/>
-              </w:rPr>
-              <w:t xml:space="preserve">12,17</w:t>
-            </w:r>
-          </w:p>
-        </w:tc>
-        <w:tc>
-          <w:tcPr/>
-          <w:p>
-            <w:pPr>
-              <w:pStyle w:val="Compact"/>
-              <w:jc w:val="center"/>
-            </w:pPr>
-            <w:r>
-              <w:rPr>
-                <w:rFonts w:ascii="Times New Roman" w:hAnsi="Times New Roman" w:eastAsia="Times New Roman" w:cs="Times New Roman"/>
-              </w:rPr>
-              <w:t xml:space="preserve">45</w:t>
-            </w:r>
-          </w:p>
-        </w:tc>
-      </w:tr>
-      <w:tr>
-        <w:tc>
-          <w:tcPr/>
-          <w:p>
-            <w:pPr>
-              <w:pStyle w:val="Compact"/>
-              <w:jc w:val="center"/>
-            </w:pPr>
-            <w:r>
-              <w:rPr>
-                <w:rFonts w:hint="eastAsia" w:ascii="Times New Roman" w:hAnsi="Times New Roman" w:eastAsia="FangSong" w:cs="Times New Roman"/>
-              </w:rPr>
-              <w:t xml:space="preserve">电解计算</w:t>
-            </w:r>
-          </w:p>
-        </w:tc>
-        <w:tc>
-          <w:tcPr/>
-          <w:p>
-            <w:pPr>
-              <w:pStyle w:val="Compact"/>
-              <w:jc w:val="center"/>
-            </w:pPr>
-            <w:r>
-              <w:rPr>
-                <w:rFonts w:ascii="Times New Roman" w:hAnsi="Times New Roman" w:eastAsia="Times New Roman" w:cs="Times New Roman"/>
-              </w:rPr>
-              <w:t xml:space="preserve">—</w:t>
-            </w:r>
-          </w:p>
-        </w:tc>
-        <w:tc>
-          <w:tcPr/>
-          <w:p>
-            <w:pPr>
-              <w:pStyle w:val="Compact"/>
-              <w:jc w:val="center"/>
-            </w:pPr>
-            <w:r>
-              <w:rPr>
-                <w:rFonts w:ascii="Times New Roman" w:hAnsi="Times New Roman" w:eastAsia="Times New Roman" w:cs="Times New Roman"/>
-              </w:rPr>
-              <w:t xml:space="preserve">14</w:t>
-            </w:r>
-          </w:p>
-        </w:tc>
-        <w:tc>
-          <w:tcPr/>
-          <w:p>
-            <w:pPr>
-              <w:pStyle w:val="Compact"/>
-              <w:jc w:val="center"/>
-            </w:pPr>
-            <w:r>
-              <w:rPr>
-                <w:rFonts w:ascii="Times New Roman" w:hAnsi="Times New Roman" w:eastAsia="Times New Roman" w:cs="Times New Roman"/>
-              </w:rPr>
-              <w:t xml:space="preserve">28</w:t>
-            </w:r>
-          </w:p>
-        </w:tc>
-      </w:tr>
-      <w:tr>
-        <w:tc>
-          <w:tcPr/>
-          <w:p>
-            <w:pPr>
-              <w:pStyle w:val="Compact"/>
-              <w:jc w:val="center"/>
-            </w:pPr>
-            <w:r>
-              <w:rPr>
-                <w:rFonts w:hint="eastAsia" w:ascii="Times New Roman" w:hAnsi="Times New Roman" w:eastAsia="Times New Roman" w:cs="Times New Roman"/>
-              </w:rPr>
-              <w:t>E-pH</w:t>
-            </w:r>
-            <w:r>
-              <w:rPr>
-                <w:rFonts w:hint="eastAsia" w:ascii="Times New Roman" w:hAnsi="Times New Roman" w:eastAsia="FangSong" w:cs="Times New Roman"/>
-              </w:rPr>
-              <w:t>图</w:t>
-            </w:r>
-          </w:p>
-        </w:tc>
-        <w:tc>
-          <w:tcPr/>
-          <w:p>
-            <w:pPr>
-              <w:pStyle w:val="Compact"/>
-              <w:jc w:val="center"/>
-            </w:pPr>
-            <w:r>
-              <w:rPr>
-                <w:rFonts w:ascii="Times New Roman" w:hAnsi="Times New Roman" w:eastAsia="Times New Roman" w:cs="Times New Roman"/>
-              </w:rPr>
-              <w:t xml:space="preserve">—</w:t>
-            </w:r>
-          </w:p>
-        </w:tc>
-        <w:tc>
-          <w:tcPr/>
-          <w:p>
-            <w:pPr>
-              <w:pStyle w:val="Compact"/>
-              <w:jc w:val="center"/>
-            </w:pPr>
-            <w:r>
-              <w:rPr>
-                <w:rFonts w:ascii="Times New Roman" w:hAnsi="Times New Roman" w:eastAsia="Times New Roman" w:cs="Times New Roman"/>
-              </w:rPr>
-              <w:t xml:space="preserve">15</w:t>
-            </w:r>
-          </w:p>
-        </w:tc>
-        <w:tc>
-          <w:tcPr/>
-          <w:p>
-            <w:pPr>
-              <w:pStyle w:val="Compact"/>
-              <w:jc w:val="center"/>
-            </w:pPr>
-            <w:r>
-              <w:rPr>
-                <w:rFonts w:ascii="Times New Roman" w:hAnsi="Times New Roman" w:eastAsia="Times New Roman" w:cs="Times New Roman"/>
-              </w:rPr>
-              <w:t xml:space="preserve">—</w:t>
-            </w:r>
-          </w:p>
-        </w:tc>
-      </w:tr>
-      <w:tr>
-        <w:tc>
-          <w:tcPr/>
-          <w:p>
-            <w:pPr>
-              <w:pStyle w:val="Compact"/>
-              <w:jc w:val="center"/>
-            </w:pPr>
-            <w:r>
-              <w:rPr>
-                <w:rFonts w:hint="eastAsia" w:ascii="Times New Roman" w:hAnsi="Times New Roman" w:eastAsia="FangSong" w:cs="Times New Roman"/>
-              </w:rPr>
-              <w:t xml:space="preserve">原电池设计</w:t>
-            </w:r>
-          </w:p>
-        </w:tc>
-        <w:tc>
-          <w:tcPr/>
-          <w:p>
-            <w:pPr>
-              <w:pStyle w:val="Compact"/>
-              <w:jc w:val="center"/>
-            </w:pPr>
-            <w:r>
-              <w:rPr>
-                <w:rFonts w:ascii="Times New Roman" w:hAnsi="Times New Roman" w:eastAsia="Times New Roman" w:cs="Times New Roman"/>
-              </w:rPr>
-              <w:t xml:space="preserve">—</w:t>
-            </w:r>
-          </w:p>
-        </w:tc>
-        <w:tc>
-          <w:tcPr/>
-          <w:p>
-            <w:pPr>
-              <w:pStyle w:val="Compact"/>
-              <w:jc w:val="center"/>
-            </w:pPr>
-            <w:r>
-              <w:rPr>
-                <w:rFonts w:ascii="Times New Roman" w:hAnsi="Times New Roman" w:eastAsia="Times New Roman" w:cs="Times New Roman"/>
-              </w:rPr>
-              <w:t xml:space="preserve">16</w:t>
-            </w:r>
-          </w:p>
-        </w:tc>
-        <w:tc>
-          <w:tcPr/>
-          <w:p>
-            <w:pPr>
-              <w:pStyle w:val="Compact"/>
-              <w:jc w:val="center"/>
-            </w:pPr>
-            <w:r>
-              <w:rPr>
-                <w:rFonts w:ascii="Times New Roman" w:hAnsi="Times New Roman" w:eastAsia="Times New Roman" w:cs="Times New Roman"/>
-              </w:rPr>
-              <w:t xml:space="preserve">44</w:t>
-            </w:r>
-          </w:p>
-        </w:tc>
-      </w:tr>
-      <w:tr>
-        <w:tc>
-          <w:tcPr/>
-          <w:p>
-            <w:pPr>
-              <w:pStyle w:val="Compact"/>
-              <w:jc w:val="center"/>
-            </w:pPr>
-            <w:r>
-              <w:rPr>
-                <w:rFonts w:hint="eastAsia" w:ascii="Times New Roman" w:hAnsi="Times New Roman" w:eastAsia="FangSong" w:cs="Times New Roman"/>
-              </w:rPr>
-              <w:t>燃料电池</w:t>
-            </w:r>
-            <w:r>
-              <w:rPr>
-                <w:rFonts w:hint="eastAsia" w:ascii="Times New Roman" w:hAnsi="Times New Roman" w:eastAsia="Times New Roman" w:cs="Times New Roman"/>
-              </w:rPr>
-              <w:t>/</w:t>
-            </w:r>
-            <w:r>
-              <w:rPr>
-                <w:rFonts w:hint="eastAsia" w:ascii="Times New Roman" w:hAnsi="Times New Roman" w:eastAsia="FangSong" w:cs="Times New Roman"/>
-              </w:rPr>
-              <w:t>电池</w:t>
-            </w:r>
-          </w:p>
-        </w:tc>
-        <w:tc>
-          <w:tcPr/>
-          <w:p>
-            <w:pPr>
-              <w:pStyle w:val="Compact"/>
-              <w:jc w:val="center"/>
-            </w:pPr>
-            <w:r>
-              <w:rPr>
-                <w:rFonts w:ascii="Times New Roman" w:hAnsi="Times New Roman" w:eastAsia="Times New Roman" w:cs="Times New Roman"/>
-              </w:rPr>
-              <w:t xml:space="preserve">—</w:t>
-            </w:r>
-          </w:p>
-        </w:tc>
-        <w:tc>
-          <w:tcPr/>
-          <w:p>
-            <w:pPr>
-              <w:pStyle w:val="Compact"/>
-              <w:jc w:val="center"/>
-            </w:pPr>
-            <w:r>
-              <w:rPr>
-                <w:rFonts w:ascii="Times New Roman" w:hAnsi="Times New Roman" w:eastAsia="Times New Roman" w:cs="Times New Roman"/>
-              </w:rPr>
-              <w:t xml:space="preserve">—</w:t>
-            </w:r>
-          </w:p>
-        </w:tc>
-        <w:tc>
-          <w:tcPr/>
-          <w:p>
-            <w:pPr>
-              <w:pStyle w:val="Compact"/>
-              <w:jc w:val="center"/>
-            </w:pPr>
-            <w:r>
-              <w:rPr>
-                <w:rFonts w:ascii="Times New Roman" w:hAnsi="Times New Roman" w:eastAsia="Times New Roman" w:cs="Times New Roman"/>
-              </w:rPr>
-              <w:t xml:space="preserve">30,31,32,37, 42</w:t>
-            </w:r>
-          </w:p>
-        </w:tc>
-      </w:tr>
-      <w:tr>
-        <w:tc>
-          <w:tcPr/>
-          <w:p>
-            <w:pPr>
-              <w:pStyle w:val="Compact"/>
-              <w:jc w:val="center"/>
-            </w:pPr>
-            <w:r>
-              <w:rPr>
-                <w:rFonts w:hint="eastAsia" w:ascii="Times New Roman" w:hAnsi="Times New Roman" w:eastAsia="FangSong" w:cs="Times New Roman"/>
-              </w:rPr>
-              <w:t xml:space="preserve">浓差电池</w:t>
-            </w:r>
-          </w:p>
-        </w:tc>
-        <w:tc>
-          <w:tcPr/>
-          <w:p>
-            <w:pPr>
-              <w:pStyle w:val="Compact"/>
-              <w:jc w:val="center"/>
-            </w:pPr>
-            <w:r>
-              <w:rPr>
-                <w:rFonts w:ascii="Times New Roman" w:hAnsi="Times New Roman" w:eastAsia="Times New Roman" w:cs="Times New Roman"/>
-              </w:rPr>
-              <w:t xml:space="preserve">—</w:t>
-            </w:r>
-          </w:p>
-        </w:tc>
-        <w:tc>
-          <w:tcPr/>
-          <w:p>
-            <w:pPr>
-              <w:pStyle w:val="Compact"/>
-              <w:jc w:val="center"/>
-            </w:pPr>
-            <w:r>
-              <w:rPr>
-                <w:rFonts w:ascii="Times New Roman" w:hAnsi="Times New Roman" w:eastAsia="Times New Roman" w:cs="Times New Roman"/>
-              </w:rPr>
-              <w:t xml:space="preserve">9</w:t>
-            </w:r>
-          </w:p>
-        </w:tc>
-        <w:tc>
-          <w:tcPr/>
-          <w:p>
-            <w:pPr>
-              <w:pStyle w:val="Compact"/>
-              <w:jc w:val="center"/>
-            </w:pPr>
-            <w:r>
-              <w:rPr>
-                <w:rFonts w:ascii="Times New Roman" w:hAnsi="Times New Roman" w:eastAsia="Times New Roman" w:cs="Times New Roman"/>
-              </w:rPr>
-              <w:t xml:space="preserve">27,34</w:t>
-            </w:r>
-          </w:p>
-        </w:tc>
-      </w:tr>
-      <w:tr>
-        <w:tc>
-          <w:tcPr/>
-          <w:p>
-            <w:pPr>
-              <w:pStyle w:val="Compact"/>
-              <w:jc w:val="center"/>
-            </w:pPr>
-            <w:r>
-              <w:rPr>
-                <w:rFonts w:hint="eastAsia" w:ascii="Times New Roman" w:hAnsi="Times New Roman" w:eastAsia="FangSong" w:cs="Times New Roman"/>
-              </w:rPr>
-              <w:t xml:space="preserve">元素电势图</w:t>
-            </w:r>
-          </w:p>
-        </w:tc>
-        <w:tc>
-          <w:tcPr/>
-          <w:p>
-            <w:pPr>
-              <w:pStyle w:val="Compact"/>
-              <w:jc w:val="center"/>
-            </w:pPr>
-            <w:r>
-              <w:rPr>
-                <w:rFonts w:ascii="Times New Roman" w:hAnsi="Times New Roman" w:eastAsia="Times New Roman" w:cs="Times New Roman"/>
-              </w:rPr>
-              <w:t xml:space="preserve">—</w:t>
-            </w:r>
-          </w:p>
-        </w:tc>
-        <w:tc>
-          <w:tcPr/>
-          <w:p>
-            <w:pPr>
-              <w:pStyle w:val="Compact"/>
-              <w:jc w:val="center"/>
-            </w:pPr>
-            <w:r>
-              <w:rPr>
-                <w:rFonts w:ascii="Times New Roman" w:hAnsi="Times New Roman" w:eastAsia="Times New Roman" w:cs="Times New Roman"/>
-              </w:rPr>
-              <w:t xml:space="preserve">—</w:t>
-            </w:r>
-          </w:p>
-        </w:tc>
-        <w:tc>
-          <w:tcPr/>
-          <w:p>
-            <w:pPr>
-              <w:pStyle w:val="Compact"/>
-              <w:jc w:val="center"/>
-            </w:pPr>
-            <w:r>
-              <w:rPr>
-                <w:rFonts w:ascii="Times New Roman" w:hAnsi="Times New Roman" w:eastAsia="Times New Roman" w:cs="Times New Roman"/>
-              </w:rPr>
-              <w:t xml:space="preserve">35,38,41, 43</w:t>
-            </w:r>
-          </w:p>
-        </w:tc>
-      </w:tr>
-      <w:tr>
-        <w:tc>
-          <w:tcPr/>
-          <w:p>
-            <w:pPr>
-              <w:pStyle w:val="Compact"/>
-              <w:jc w:val="center"/>
-            </w:pPr>
-            <w:r>
-              <w:rPr>
-                <w:rFonts w:hint="eastAsia" w:ascii="Times New Roman" w:hAnsi="Times New Roman" w:eastAsia="FangSong" w:cs="Times New Roman"/>
-              </w:rPr>
-              <w:t xml:space="preserve">蓄电系统</w:t>
-            </w:r>
-          </w:p>
-        </w:tc>
-        <w:tc>
-          <w:tcPr/>
-          <w:p>
-            <w:pPr>
-              <w:pStyle w:val="Compact"/>
-              <w:jc w:val="center"/>
-            </w:pPr>
-            <w:r>
-              <w:rPr>
-                <w:rFonts w:ascii="Times New Roman" w:hAnsi="Times New Roman" w:eastAsia="Times New Roman" w:cs="Times New Roman"/>
-              </w:rPr>
-              <w:t xml:space="preserve">—</w:t>
-            </w:r>
-          </w:p>
-        </w:tc>
-        <w:tc>
-          <w:tcPr/>
-          <w:p>
-            <w:pPr>
-              <w:pStyle w:val="Compact"/>
-              <w:jc w:val="center"/>
-            </w:pPr>
-            <w:r>
-              <w:rPr>
-                <w:rFonts w:ascii="Times New Roman" w:hAnsi="Times New Roman" w:eastAsia="Times New Roman" w:cs="Times New Roman"/>
-              </w:rPr>
-              <w:t xml:space="preserve">—</w:t>
-            </w:r>
-          </w:p>
-        </w:tc>
-        <w:tc>
-          <w:tcPr/>
-          <w:p>
-            <w:pPr>
-              <w:pStyle w:val="Compact"/>
-              <w:jc w:val="center"/>
-            </w:pPr>
-            <w:r>
-              <w:rPr>
-                <w:rFonts w:ascii="Times New Roman" w:hAnsi="Times New Roman" w:eastAsia="Times New Roman" w:cs="Times New Roman"/>
-              </w:rPr>
-              <w:t xml:space="preserve">30</w:t>
-            </w:r>
-          </w:p>
-        </w:tc>
-      </w:tr>
-      <w:tr>
-        <w:tc>
-          <w:tcPr/>
-          <w:p>
-            <w:pPr>
-              <w:pStyle w:val="Compact"/>
-              <w:jc w:val="center"/>
-            </w:pPr>
-            <w:r>
-              <w:rPr>
-                <w:rFonts w:hint="eastAsia" w:ascii="Times New Roman" w:hAnsi="Times New Roman" w:eastAsia="FangSong" w:cs="Times New Roman"/>
-              </w:rPr>
-              <w:t>锂电池</w:t>
-            </w:r>
-            <w:r>
-              <w:rPr>
-                <w:rFonts w:hint="eastAsia" w:ascii="Times New Roman" w:hAnsi="Times New Roman" w:eastAsia="Times New Roman" w:cs="Times New Roman"/>
-              </w:rPr>
-              <w:t>/</w:t>
-            </w:r>
-            <w:r>
-              <w:rPr>
-                <w:rFonts w:hint="eastAsia" w:ascii="Times New Roman" w:hAnsi="Times New Roman" w:eastAsia="FangSong" w:cs="Times New Roman"/>
-              </w:rPr>
-              <w:t>钴氧化</w:t>
-            </w:r>
-          </w:p>
-        </w:tc>
-        <w:tc>
-          <w:tcPr/>
-          <w:p>
-            <w:pPr>
-              <w:pStyle w:val="Compact"/>
-              <w:jc w:val="center"/>
-            </w:pPr>
-            <w:r>
-              <w:rPr>
-                <w:rFonts w:ascii="Times New Roman" w:hAnsi="Times New Roman" w:eastAsia="Times New Roman" w:cs="Times New Roman"/>
-              </w:rPr>
-              <w:t xml:space="preserve">—</w:t>
-            </w:r>
-          </w:p>
-        </w:tc>
-        <w:tc>
-          <w:tcPr/>
-          <w:p>
-            <w:pPr>
-              <w:pStyle w:val="Compact"/>
-              <w:jc w:val="center"/>
-            </w:pPr>
-            <w:r>
-              <w:rPr>
-                <w:rFonts w:ascii="Times New Roman" w:hAnsi="Times New Roman" w:eastAsia="Times New Roman" w:cs="Times New Roman"/>
-              </w:rPr>
-              <w:t xml:space="preserve">—</w:t>
-            </w:r>
-          </w:p>
-        </w:tc>
-        <w:tc>
-          <w:tcPr/>
-          <w:p>
-            <w:pPr>
-              <w:pStyle w:val="Compact"/>
-              <w:jc w:val="center"/>
-            </w:pPr>
-            <w:r>
-              <w:rPr>
-                <w:rFonts w:ascii="Times New Roman" w:hAnsi="Times New Roman" w:eastAsia="Times New Roman" w:cs="Times New Roman"/>
-              </w:rPr>
-              <w:t xml:space="preserve">37,39, 42</w:t>
-            </w:r>
-          </w:p>
-        </w:tc>
-      </w:tr>
-      <w:tr>
-        <w:tc>
-          <w:tcPr/>
-          <w:p>
-            <w:pPr>
-              <w:pStyle w:val="Compact"/>
-              <w:jc w:val="center"/>
-            </w:pPr>
-            <w:r>
-              <w:rPr>
-                <w:rFonts w:hint="eastAsia" w:ascii="Times New Roman" w:hAnsi="Times New Roman" w:eastAsia="FangSong" w:cs="Times New Roman"/>
-              </w:rPr>
-              <w:t xml:space="preserve">电镀工艺</w:t>
-            </w:r>
-          </w:p>
-        </w:tc>
-        <w:tc>
-          <w:tcPr/>
-          <w:p>
-            <w:pPr>
-              <w:pStyle w:val="Compact"/>
-              <w:jc w:val="center"/>
-            </w:pPr>
-            <w:r>
-              <w:rPr>
-                <w:rFonts w:ascii="Times New Roman" w:hAnsi="Times New Roman" w:eastAsia="Times New Roman" w:cs="Times New Roman"/>
-              </w:rPr>
-              <w:t xml:space="preserve">—</w:t>
-            </w:r>
-          </w:p>
-        </w:tc>
-        <w:tc>
-          <w:tcPr/>
-          <w:p>
-            <w:pPr>
-              <w:pStyle w:val="Compact"/>
-              <w:jc w:val="center"/>
-            </w:pPr>
-            <w:r>
-              <w:rPr>
-                <w:rFonts w:ascii="Times New Roman" w:hAnsi="Times New Roman" w:eastAsia="Times New Roman" w:cs="Times New Roman"/>
-              </w:rPr>
-              <w:t xml:space="preserve">—</w:t>
-            </w:r>
-          </w:p>
-        </w:tc>
-        <w:tc>
-          <w:tcPr/>
-          <w:p>
-            <w:pPr>
-              <w:pStyle w:val="Compact"/>
-              <w:jc w:val="center"/>
-            </w:pPr>
-            <w:r>
-              <w:rPr>
-                <w:rFonts w:ascii="Times New Roman" w:hAnsi="Times New Roman" w:eastAsia="Times New Roman" w:cs="Times New Roman"/>
-              </w:rPr>
-              <w:t xml:space="preserve">40</w:t>
-            </w:r>
-          </w:p>
-        </w:tc>
-      </w:tr>
-      <w:tr>
-        <w:tc>
-          <w:tcPr/>
-          <w:p>
-            <w:pPr>
-              <w:pStyle w:val="Compact"/>
-              <w:jc w:val="center"/>
-            </w:pPr>
-            <w:r>
-              <w:rPr>
-                <w:rFonts w:hint="eastAsia" w:ascii="Times New Roman" w:hAnsi="Times New Roman" w:eastAsia="FangSong" w:cs="Times New Roman"/>
-              </w:rPr>
-              <w:t xml:space="preserve">海水提溴</w:t>
-            </w:r>
-          </w:p>
-        </w:tc>
-        <w:tc>
-          <w:tcPr/>
-          <w:p>
-            <w:pPr>
-              <w:pStyle w:val="Compact"/>
-              <w:jc w:val="center"/>
-            </w:pPr>
-            <w:r>
-              <w:rPr>
-                <w:rFonts w:ascii="Times New Roman" w:hAnsi="Times New Roman" w:eastAsia="Times New Roman" w:cs="Times New Roman"/>
-              </w:rPr>
-              <w:t xml:space="preserve">—</w:t>
-            </w:r>
-          </w:p>
-        </w:tc>
-        <w:tc>
-          <w:tcPr/>
-          <w:p>
-            <w:pPr>
-              <w:pStyle w:val="Compact"/>
-              <w:jc w:val="center"/>
-            </w:pPr>
-            <w:r>
-              <w:rPr>
-                <w:rFonts w:ascii="Times New Roman" w:hAnsi="Times New Roman" w:eastAsia="Times New Roman" w:cs="Times New Roman"/>
-              </w:rPr>
-              <w:t xml:space="preserve">—</w:t>
-            </w:r>
-          </w:p>
-        </w:tc>
-        <w:tc>
-          <w:tcPr/>
-          <w:p>
-            <w:pPr>
-              <w:pStyle w:val="Compact"/>
-              <w:jc w:val="center"/>
-            </w:pPr>
-            <w:r>
-              <w:rPr>
-                <w:rFonts w:ascii="Times New Roman" w:hAnsi="Times New Roman" w:eastAsia="Times New Roman" w:cs="Times New Roman"/>
-              </w:rPr>
-              <w:t xml:space="preserve">41</w:t>
-            </w:r>
-          </w:p>
-        </w:tc>
-      </w:tr>
-      <w:tr>
-        <w:tc>
-          <w:tcPr/>
-          <w:p>
-            <w:pPr>
-              <w:pStyle w:val="Compact"/>
-              <w:jc w:val="center"/>
-            </w:pPr>
-            <w:r>
-              <w:rPr>
-                <w:rFonts w:hint="eastAsia" w:ascii="Times New Roman" w:hAnsi="Times New Roman" w:eastAsia="FangSong" w:cs="Times New Roman"/>
-              </w:rPr>
-              <w:t xml:space="preserve">电极反应书写</w:t>
-            </w:r>
-          </w:p>
-        </w:tc>
-        <w:tc>
-          <w:tcPr/>
-          <w:p>
-            <w:pPr>
-              <w:pStyle w:val="Compact"/>
-              <w:jc w:val="center"/>
-            </w:pPr>
-            <w:r>
-              <w:rPr>
-                <w:rFonts w:ascii="Times New Roman" w:hAnsi="Times New Roman" w:eastAsia="Times New Roman" w:cs="Times New Roman"/>
-              </w:rPr>
-              <w:t xml:space="preserve">—</w:t>
-            </w:r>
-          </w:p>
-        </w:tc>
-        <w:tc>
-          <w:tcPr/>
-          <w:p>
-            <w:pPr>
-              <w:pStyle w:val="Compact"/>
-              <w:jc w:val="center"/>
-            </w:pPr>
-            <w:r>
-              <w:rPr>
-                <w:rFonts w:ascii="Times New Roman" w:hAnsi="Times New Roman" w:eastAsia="Times New Roman" w:cs="Times New Roman"/>
-              </w:rPr>
-              <w:t xml:space="preserve">—</w:t>
-            </w:r>
-          </w:p>
-        </w:tc>
-        <w:tc>
-          <w:tcPr/>
-          <w:p>
-            <w:pPr>
-              <w:pStyle w:val="Compact"/>
-              <w:jc w:val="center"/>
-            </w:pPr>
-            <w:r>
-              <w:rPr>
-                <w:rFonts w:ascii="Times New Roman" w:hAnsi="Times New Roman" w:eastAsia="Times New Roman" w:cs="Times New Roman"/>
-              </w:rPr>
-              <w:t xml:space="preserve">42</w:t>
-            </w:r>
-          </w:p>
-        </w:tc>
-      </w:tr>
-      <w:tr>
-        <w:tc>
-          <w:tcPr/>
-          <w:p>
-            <w:pPr>
-              <w:pStyle w:val="Compact"/>
-              <w:jc w:val="center"/>
-            </w:pPr>
-            <w:r>
-              <w:rPr>
-                <w:rFonts w:hint="eastAsia" w:ascii="Times New Roman" w:hAnsi="Times New Roman" w:eastAsia="Times New Roman" w:cs="Times New Roman"/>
-              </w:rPr>
-              <w:t>Latimer</w:t>
-            </w:r>
-            <w:r>
-              <w:rPr>
-                <w:rFonts w:hint="eastAsia" w:ascii="Times New Roman" w:hAnsi="Times New Roman" w:eastAsia="FangSong" w:cs="Times New Roman"/>
-              </w:rPr>
-              <w:t>图</w:t>
-            </w:r>
-            <w:r>
-              <w:rPr>
-                <w:rFonts w:hint="eastAsia" w:ascii="Times New Roman" w:hAnsi="Times New Roman" w:eastAsia="Times New Roman" w:cs="Times New Roman"/>
-              </w:rPr>
-              <w:t>/</w:t>
-            </w:r>
-            <w:r>
-              <w:rPr>
-                <w:rFonts w:hint="eastAsia" w:ascii="Times New Roman" w:hAnsi="Times New Roman" w:eastAsia="FangSong" w:cs="Times New Roman"/>
-              </w:rPr>
-              <w:t>歧化</w:t>
-            </w:r>
-          </w:p>
-        </w:tc>
-        <w:tc>
-          <w:tcPr/>
-          <w:p>
-            <w:pPr>
-              <w:pStyle w:val="Compact"/>
-              <w:jc w:val="center"/>
-            </w:pPr>
-            <w:r>
-              <w:rPr>
-                <w:rFonts w:ascii="Times New Roman" w:hAnsi="Times New Roman" w:eastAsia="Times New Roman" w:cs="Times New Roman"/>
-              </w:rPr>
-              <w:t xml:space="preserve">—</w:t>
-            </w:r>
-          </w:p>
-        </w:tc>
-        <w:tc>
-          <w:tcPr/>
-          <w:p>
-            <w:pPr>
-              <w:pStyle w:val="Compact"/>
-              <w:jc w:val="center"/>
-            </w:pPr>
-            <w:r>
-              <w:rPr>
-                <w:rFonts w:ascii="Times New Roman" w:hAnsi="Times New Roman" w:eastAsia="Times New Roman" w:cs="Times New Roman"/>
-              </w:rPr>
-              <w:t xml:space="preserve">—</w:t>
-            </w:r>
-          </w:p>
-        </w:tc>
-        <w:tc>
-          <w:tcPr/>
-          <w:p>
-            <w:pPr>
-              <w:pStyle w:val="Compact"/>
-              <w:jc w:val="center"/>
-            </w:pPr>
-            <w:r>
-              <w:rPr>
-                <w:rFonts w:ascii="Times New Roman" w:hAnsi="Times New Roman" w:eastAsia="Times New Roman" w:cs="Times New Roman"/>
-              </w:rPr>
-              <w:t xml:space="preserve">43</w:t>
-            </w:r>
-          </w:p>
-        </w:tc>
-      </w:tr>
-      <w:tr>
-        <w:tc>
-          <w:tcPr/>
-          <w:p>
-            <w:pPr>
-              <w:pStyle w:val="Compact"/>
-              <w:jc w:val="center"/>
-            </w:pPr>
-            <w:r>
-              <w:rPr>
-                <w:rFonts w:hint="eastAsia" w:ascii="Times New Roman" w:hAnsi="Times New Roman" w:eastAsia="FangSong" w:cs="Times New Roman"/>
-              </w:rPr>
-              <w:t>选择性氧化</w:t>
-            </w:r>
-            <w:r>
-              <w:rPr>
-                <w:rFonts w:hint="eastAsia" w:ascii="Times New Roman" w:hAnsi="Times New Roman" w:eastAsia="Times New Roman" w:cs="Times New Roman"/>
-              </w:rPr>
-              <w:t>/pH</w:t>
-            </w:r>
-            <w:r>
-              <w:rPr>
-                <w:rFonts w:hint="eastAsia" w:ascii="Times New Roman" w:hAnsi="Times New Roman" w:eastAsia="FangSong" w:cs="Times New Roman"/>
-              </w:rPr>
-              <w:t>控制</w:t>
-            </w:r>
-          </w:p>
-        </w:tc>
-        <w:tc>
-          <w:tcPr/>
-          <w:p>
-            <w:pPr>
-              <w:pStyle w:val="Compact"/>
-              <w:jc w:val="center"/>
-            </w:pPr>
-            <w:r>
-              <w:rPr>
-                <w:rFonts w:ascii="Times New Roman" w:hAnsi="Times New Roman" w:eastAsia="Times New Roman" w:cs="Times New Roman"/>
-              </w:rPr>
-              <w:t xml:space="preserve">—</w:t>
-            </w:r>
-          </w:p>
-        </w:tc>
-        <w:tc>
-          <w:tcPr/>
-          <w:p>
-            <w:pPr>
-              <w:pStyle w:val="Compact"/>
-              <w:jc w:val="center"/>
-            </w:pPr>
-            <w:r>
-              <w:rPr>
-                <w:rFonts w:ascii="Times New Roman" w:hAnsi="Times New Roman" w:eastAsia="Times New Roman" w:cs="Times New Roman"/>
-              </w:rPr>
-              <w:t xml:space="preserve">—</w:t>
-            </w:r>
-          </w:p>
-        </w:tc>
-        <w:tc>
-          <w:tcPr/>
-          <w:p>
-            <w:pPr>
-              <w:pStyle w:val="Compact"/>
-              <w:jc w:val="center"/>
-            </w:pPr>
-            <w:r>
-              <w:rPr>
-                <w:rFonts w:ascii="Times New Roman" w:hAnsi="Times New Roman" w:eastAsia="Times New Roman" w:cs="Times New Roman"/>
-              </w:rPr>
-              <w:t xml:space="preserve">46</w:t>
-            </w:r>
-          </w:p>
-        </w:tc>
-      </w:tr>
-    </w:tbl>
-    <w:p>
-      <w:pPr>
-        <w:spacing w:before="160" w:after="80"/>
-      </w:pPr>
-      <w:r>
-        <w:pict>
-          <v:rect style="width:0;height:1.5pt" o:hralign="center" o:hrstd="t" o:hr="t"/>
-        </w:pict>
-      </w:r>
-    </w:p>
     <w:bookmarkEnd w:id="69"/>
-    <w:bookmarkStart w:id="70" w:name="题目来源索引"/>
-    <w:p>
-      <w:pPr>
-        <w:pStyle w:val="Heading2"/>
-        <w:spacing w:after="120" w:before="280"/>
-      </w:pPr>
-      <w:r>
-        <w:rPr>
-          <w:rFonts w:hint="eastAsia" w:ascii="Times New Roman" w:hAnsi="Times New Roman" w:eastAsia="SimHei" w:cs="Times New Roman"/>
-        </w:rPr>
-        <w:t xml:space="preserve">题目来源索引</w:t>
-      </w:r>
-    </w:p>
-    <w:tbl>
-      <w:tblPr>
-        <w:tblStyle w:val="Table"/>
-        <w:tblW w:type="pct" w:w="5000"/>
-        <w:tblLayout w:type="fixed"/>
-        <w:tblLook w:firstRow="1" w:lastRow="0" w:firstColumn="0" w:lastColumn="0" w:noHBand="0" w:noVBand="0" w:val="0020"/>
-      </w:tblPr>
-      <w:tblGrid>
-        <w:gridCol w:w="3046"/>
-        <w:gridCol w:w="2436"/>
-        <w:gridCol w:w="2436"/>
-      </w:tblGrid>
-      <w:tr>
-        <w:trPr>
-          <w:tblHeader w:val="on"/>
-        </w:trPr>
-        <w:tc>
-          <w:tcPr/>
-          <w:p>
-            <w:pPr>
-              <w:pStyle w:val="Compact"/>
-              <w:jc w:val="center"/>
-            </w:pPr>
-            <w:r>
-              <w:rPr>
-                <w:rFonts w:hint="eastAsia" w:ascii="Times New Roman" w:hAnsi="Times New Roman" w:eastAsia="SimHei" w:cs="Times New Roman"/>
-                <w:b/>
-              </w:rPr>
-              <w:t xml:space="preserve">题号</w:t>
-            </w:r>
-          </w:p>
-        </w:tc>
-        <w:tc>
-          <w:tcPr/>
-          <w:p>
-            <w:pPr>
-              <w:pStyle w:val="Compact"/>
-              <w:jc w:val="center"/>
-            </w:pPr>
-            <w:r>
-              <w:rPr>
-                <w:rFonts w:hint="eastAsia" w:ascii="Times New Roman" w:hAnsi="Times New Roman" w:eastAsia="SimHei" w:cs="Times New Roman"/>
-                <w:b/>
-              </w:rPr>
-              <w:t xml:space="preserve">来源</w:t>
-            </w:r>
-          </w:p>
-        </w:tc>
-        <w:tc>
-          <w:tcPr/>
-          <w:p>
-            <w:pPr>
-              <w:pStyle w:val="Compact"/>
-              <w:jc w:val="center"/>
-            </w:pPr>
-            <w:r>
-              <w:rPr>
-                <w:rFonts w:hint="eastAsia" w:ascii="Times New Roman" w:hAnsi="Times New Roman" w:eastAsia="SimHei" w:cs="Times New Roman"/>
-                <w:b/>
-              </w:rPr>
-              <w:t xml:space="preserve">具体内容</w:t>
-            </w:r>
-          </w:p>
-        </w:tc>
-      </w:tr>
-      <w:tr>
-        <w:tc>
-          <w:tcPr/>
-          <w:p>
-            <w:pPr>
-              <w:pStyle w:val="Compact"/>
-              <w:jc w:val="center"/>
-            </w:pPr>
-            <w:r>
-              <w:rPr>
-                <w:rFonts w:ascii="Times New Roman" w:hAnsi="Times New Roman" w:eastAsia="Times New Roman" w:cs="Times New Roman"/>
-              </w:rPr>
-              <w:t xml:space="preserve">1</w:t>
-            </w:r>
-          </w:p>
-        </w:tc>
-        <w:tc>
-          <w:tcPr/>
-          <w:p>
-            <w:pPr>
-              <w:pStyle w:val="Compact"/>
-              <w:jc w:val="center"/>
-            </w:pPr>
-            <w:r>
-              <w:rPr>
-                <w:rFonts w:hint="eastAsia" w:ascii="Times New Roman" w:hAnsi="Times New Roman" w:eastAsia="FangSong" w:cs="Times New Roman"/>
-              </w:rPr>
-              <w:t xml:space="preserve">普化</w:t>
-            </w:r>
-            <w:r>
-              <w:rPr>
-                <w:rFonts w:ascii="Times New Roman" w:hAnsi="Times New Roman" w:eastAsia="Times New Roman" w:cs="Times New Roman"/>
-              </w:rPr>
-              <w:t xml:space="preserve"> </w:t>
-            </w:r>
-            <w:r>
-              <w:rPr>
-                <w:rFonts w:hint="eastAsia" w:ascii="Times New Roman" w:hAnsi="Times New Roman" w:eastAsia="FangSong" w:cs="Times New Roman"/>
-              </w:rPr>
-              <w:t>习题</w:t>
-            </w:r>
-            <w:r>
-              <w:rPr>
-                <w:rFonts w:hint="eastAsia" w:ascii="Times New Roman" w:hAnsi="Times New Roman" w:eastAsia="Times New Roman" w:cs="Times New Roman"/>
-              </w:rPr>
-              <w:t>10.1</w:t>
-            </w:r>
-          </w:p>
-        </w:tc>
-        <w:tc>
-          <w:tcPr/>
-          <w:p>
-            <w:pPr>
-              <w:pStyle w:val="Compact"/>
-              <w:jc w:val="center"/>
-            </w:pPr>
-            <w:r>
-              <w:rPr>
-                <w:rFonts w:hint="eastAsia" w:ascii="Times New Roman" w:hAnsi="Times New Roman" w:eastAsia="FangSong" w:cs="Times New Roman"/>
-              </w:rPr>
-              <w:t xml:space="preserve">氧化还原方程式配平</w:t>
-            </w:r>
-          </w:p>
-        </w:tc>
-      </w:tr>
-      <w:tr>
-        <w:tc>
-          <w:tcPr/>
-          <w:p>
-            <w:pPr>
-              <w:pStyle w:val="Compact"/>
-              <w:jc w:val="center"/>
-            </w:pPr>
-            <w:r>
-              <w:rPr>
-                <w:rFonts w:ascii="Times New Roman" w:hAnsi="Times New Roman" w:eastAsia="Times New Roman" w:cs="Times New Roman"/>
-              </w:rPr>
-              <w:t xml:space="preserve">2</w:t>
-            </w:r>
-          </w:p>
-        </w:tc>
-        <w:tc>
-          <w:tcPr/>
-          <w:p>
-            <w:pPr>
-              <w:pStyle w:val="Compact"/>
-              <w:jc w:val="center"/>
-            </w:pPr>
-            <w:r>
-              <w:rPr>
-                <w:rFonts w:hint="eastAsia" w:ascii="Times New Roman" w:hAnsi="Times New Roman" w:eastAsia="FangSong" w:cs="Times New Roman"/>
-              </w:rPr>
-              <w:t xml:space="preserve">普化</w:t>
-            </w:r>
-            <w:r>
-              <w:rPr>
-                <w:rFonts w:ascii="Times New Roman" w:hAnsi="Times New Roman" w:eastAsia="Times New Roman" w:cs="Times New Roman"/>
-              </w:rPr>
-              <w:t xml:space="preserve"> </w:t>
-            </w:r>
-            <w:r>
-              <w:rPr>
-                <w:rFonts w:hint="eastAsia" w:ascii="Times New Roman" w:hAnsi="Times New Roman" w:eastAsia="FangSong" w:cs="Times New Roman"/>
-              </w:rPr>
-              <w:t>习题</w:t>
-            </w:r>
-            <w:r>
-              <w:rPr>
-                <w:rFonts w:hint="eastAsia" w:ascii="Times New Roman" w:hAnsi="Times New Roman" w:eastAsia="Times New Roman" w:cs="Times New Roman"/>
-              </w:rPr>
-              <w:t>10.3</w:t>
-            </w:r>
-          </w:p>
-        </w:tc>
-        <w:tc>
-          <w:tcPr/>
-          <w:p>
-            <w:pPr>
-              <w:pStyle w:val="Compact"/>
-              <w:jc w:val="center"/>
-            </w:pPr>
-            <w:r>
-              <w:rPr>
-                <w:rFonts w:hint="eastAsia" w:ascii="Times New Roman" w:hAnsi="Times New Roman" w:eastAsia="FangSong" w:cs="Times New Roman"/>
-              </w:rPr>
-              <w:t xml:space="preserve">电极电势的相对性</w:t>
-            </w:r>
-          </w:p>
-        </w:tc>
-      </w:tr>
-      <w:tr>
-        <w:tc>
-          <w:tcPr/>
-          <w:p>
-            <w:pPr>
-              <w:pStyle w:val="Compact"/>
-              <w:jc w:val="center"/>
-            </w:pPr>
-            <w:r>
-              <w:rPr>
-                <w:rFonts w:ascii="Times New Roman" w:hAnsi="Times New Roman" w:eastAsia="Times New Roman" w:cs="Times New Roman"/>
-              </w:rPr>
-              <w:t xml:space="preserve">3</w:t>
-            </w:r>
-          </w:p>
-        </w:tc>
-        <w:tc>
-          <w:tcPr/>
-          <w:p>
-            <w:pPr>
-              <w:pStyle w:val="Compact"/>
-              <w:jc w:val="center"/>
-            </w:pPr>
-            <w:r>
-              <w:rPr>
-                <w:rFonts w:hint="eastAsia" w:ascii="Times New Roman" w:hAnsi="Times New Roman" w:eastAsia="FangSong" w:cs="Times New Roman"/>
-              </w:rPr>
-              <w:t xml:space="preserve">普化</w:t>
-            </w:r>
-            <w:r>
-              <w:rPr>
-                <w:rFonts w:ascii="Times New Roman" w:hAnsi="Times New Roman" w:eastAsia="Times New Roman" w:cs="Times New Roman"/>
-              </w:rPr>
-              <w:t xml:space="preserve"> </w:t>
-            </w:r>
-            <w:r>
-              <w:rPr>
-                <w:rFonts w:hint="eastAsia" w:ascii="Times New Roman" w:hAnsi="Times New Roman" w:eastAsia="FangSong" w:cs="Times New Roman"/>
-              </w:rPr>
-              <w:t>习题</w:t>
-            </w:r>
-            <w:r>
-              <w:rPr>
-                <w:rFonts w:hint="eastAsia" w:ascii="Times New Roman" w:hAnsi="Times New Roman" w:eastAsia="Times New Roman" w:cs="Times New Roman"/>
-              </w:rPr>
-              <w:t>10.5</w:t>
-            </w:r>
-          </w:p>
-        </w:tc>
-        <w:tc>
-          <w:tcPr/>
-          <w:p>
-            <w:pPr>
-              <w:pStyle w:val="Compact"/>
-              <w:jc w:val="center"/>
-            </w:pPr>
-            <w:r>
-              <w:rPr>
-                <w:rFonts w:hint="eastAsia" w:ascii="Times New Roman" w:hAnsi="Times New Roman" w:eastAsia="FangSong" w:cs="Times New Roman"/>
-              </w:rPr>
-              <w:t xml:space="preserve">电极电势判断反应方向</w:t>
-            </w:r>
-          </w:p>
-        </w:tc>
-      </w:tr>
-      <w:tr>
-        <w:tc>
-          <w:tcPr/>
-          <w:p>
-            <w:pPr>
-              <w:pStyle w:val="Compact"/>
-              <w:jc w:val="center"/>
-            </w:pPr>
-            <w:r>
-              <w:rPr>
-                <w:rFonts w:ascii="Times New Roman" w:hAnsi="Times New Roman" w:eastAsia="Times New Roman" w:cs="Times New Roman"/>
-              </w:rPr>
-              <w:t xml:space="preserve">4</w:t>
-            </w:r>
-          </w:p>
-        </w:tc>
-        <w:tc>
-          <w:tcPr/>
-          <w:p>
-            <w:pPr>
-              <w:pStyle w:val="Compact"/>
-              <w:jc w:val="center"/>
-            </w:pPr>
-            <w:r>
-              <w:rPr>
-                <w:rFonts w:hint="eastAsia" w:ascii="Times New Roman" w:hAnsi="Times New Roman" w:eastAsia="FangSong" w:cs="Times New Roman"/>
-              </w:rPr>
-              <w:t xml:space="preserve">普化</w:t>
-            </w:r>
-            <w:r>
-              <w:rPr>
-                <w:rFonts w:ascii="Times New Roman" w:hAnsi="Times New Roman" w:eastAsia="Times New Roman" w:cs="Times New Roman"/>
-              </w:rPr>
-              <w:t xml:space="preserve"> </w:t>
-            </w:r>
-            <w:r>
-              <w:rPr>
-                <w:rFonts w:hint="eastAsia" w:ascii="Times New Roman" w:hAnsi="Times New Roman" w:eastAsia="FangSong" w:cs="Times New Roman"/>
-              </w:rPr>
-              <w:t>习题</w:t>
-            </w:r>
-            <w:r>
-              <w:rPr>
-                <w:rFonts w:hint="eastAsia" w:ascii="Times New Roman" w:hAnsi="Times New Roman" w:eastAsia="Times New Roman" w:cs="Times New Roman"/>
-              </w:rPr>
-              <w:t>10.6</w:t>
-            </w:r>
-          </w:p>
-        </w:tc>
-        <w:tc>
-          <w:tcPr/>
-          <w:p>
-            <w:pPr>
-              <w:pStyle w:val="Compact"/>
-              <w:jc w:val="center"/>
-            </w:pPr>
-            <w:r>
-              <w:rPr>
-                <w:rFonts w:hint="eastAsia" w:ascii="Times New Roman" w:hAnsi="Times New Roman" w:eastAsia="FangSong" w:cs="Times New Roman"/>
-              </w:rPr>
-              <w:t xml:space="preserve">由</w:t>
-            </w:r>
-            <m:oMath>
-              <m:sSup>
-                <m:e>
-                  <m:r>
-                    <m:t>E</m:t>
-                  </m:r>
-                </m:e>
-                <m:sup>
-                  <m:r>
-                    <m:rPr>
-                      <m:sty m:val="p"/>
-                    </m:rPr>
-                    <m:t>⊖</m:t>
-                  </m:r>
-                </m:sup>
-              </m:sSup>
-            </m:oMath>
-            <w:r>
-              <w:rPr>
-                <w:rFonts w:hint="eastAsia" w:ascii="Times New Roman" w:hAnsi="Times New Roman" w:eastAsia="FangSong" w:cs="Times New Roman"/>
-              </w:rPr>
-              <w:t xml:space="preserve">求平衡常数</w:t>
-            </w:r>
-          </w:p>
-        </w:tc>
-      </w:tr>
-      <w:tr>
-        <w:tc>
-          <w:tcPr/>
-          <w:p>
-            <w:pPr>
-              <w:pStyle w:val="Compact"/>
-              <w:jc w:val="center"/>
-            </w:pPr>
-            <w:r>
-              <w:rPr>
-                <w:rFonts w:ascii="Times New Roman" w:hAnsi="Times New Roman" w:eastAsia="Times New Roman" w:cs="Times New Roman"/>
-              </w:rPr>
-              <w:t xml:space="preserve">5</w:t>
-            </w:r>
-          </w:p>
-        </w:tc>
-        <w:tc>
-          <w:tcPr/>
-          <w:p>
-            <w:pPr>
-              <w:pStyle w:val="Compact"/>
-              <w:jc w:val="center"/>
-            </w:pPr>
-            <w:r>
-              <w:rPr>
-                <w:rFonts w:hint="eastAsia" w:ascii="Times New Roman" w:hAnsi="Times New Roman" w:eastAsia="FangSong" w:cs="Times New Roman"/>
-              </w:rPr>
-              <w:t xml:space="preserve">普化</w:t>
-            </w:r>
-            <w:r>
-              <w:rPr>
-                <w:rFonts w:ascii="Times New Roman" w:hAnsi="Times New Roman" w:eastAsia="Times New Roman" w:cs="Times New Roman"/>
-              </w:rPr>
-              <w:t xml:space="preserve"> </w:t>
-            </w:r>
-            <w:r>
-              <w:rPr>
-                <w:rFonts w:hint="eastAsia" w:ascii="Times New Roman" w:hAnsi="Times New Roman" w:eastAsia="FangSong" w:cs="Times New Roman"/>
-              </w:rPr>
-              <w:t>习题</w:t>
-            </w:r>
-            <w:r>
-              <w:rPr>
-                <w:rFonts w:hint="eastAsia" w:ascii="Times New Roman" w:hAnsi="Times New Roman" w:eastAsia="Times New Roman" w:cs="Times New Roman"/>
-              </w:rPr>
-              <w:t>10.8</w:t>
-            </w:r>
-          </w:p>
-        </w:tc>
-        <w:tc>
-          <w:tcPr/>
-          <w:p>
-            <w:pPr>
-              <w:pStyle w:val="Compact"/>
-              <w:jc w:val="center"/>
-            </w:pPr>
-            <w:r>
-              <w:rPr>
-                <w:rFonts w:hint="eastAsia" w:ascii="Times New Roman" w:hAnsi="Times New Roman" w:eastAsia="FangSong" w:cs="Times New Roman"/>
-              </w:rPr>
-              <w:t xml:space="preserve">电极电势间接计算</w:t>
-            </w:r>
-          </w:p>
-        </w:tc>
-      </w:tr>
-      <w:tr>
-        <w:tc>
-          <w:tcPr/>
-          <w:p>
-            <w:pPr>
-              <w:pStyle w:val="Compact"/>
-              <w:jc w:val="center"/>
-            </w:pPr>
-            <w:r>
-              <w:rPr>
-                <w:rFonts w:ascii="Times New Roman" w:hAnsi="Times New Roman" w:eastAsia="Times New Roman" w:cs="Times New Roman"/>
-              </w:rPr>
-              <w:t xml:space="preserve">6</w:t>
-            </w:r>
-          </w:p>
-        </w:tc>
-        <w:tc>
-          <w:tcPr/>
-          <w:p>
-            <w:pPr>
-              <w:pStyle w:val="Compact"/>
-              <w:jc w:val="center"/>
-            </w:pPr>
-            <w:r>
-              <w:rPr>
-                <w:rFonts w:hint="eastAsia" w:ascii="Times New Roman" w:hAnsi="Times New Roman" w:eastAsia="FangSong" w:cs="Times New Roman"/>
-              </w:rPr>
-              <w:t xml:space="preserve">普化</w:t>
-            </w:r>
-            <w:r>
-              <w:rPr>
-                <w:rFonts w:ascii="Times New Roman" w:hAnsi="Times New Roman" w:eastAsia="Times New Roman" w:cs="Times New Roman"/>
-              </w:rPr>
-              <w:t xml:space="preserve"> </w:t>
-            </w:r>
-            <w:r>
-              <w:rPr>
-                <w:rFonts w:hint="eastAsia" w:ascii="Times New Roman" w:hAnsi="Times New Roman" w:eastAsia="FangSong" w:cs="Times New Roman"/>
-              </w:rPr>
-              <w:t>习题</w:t>
-            </w:r>
-            <w:r>
-              <w:rPr>
-                <w:rFonts w:hint="eastAsia" w:ascii="Times New Roman" w:hAnsi="Times New Roman" w:eastAsia="Times New Roman" w:cs="Times New Roman"/>
-              </w:rPr>
-              <w:t>10.9</w:t>
-            </w:r>
-          </w:p>
-        </w:tc>
-        <w:tc>
-          <w:tcPr/>
-          <w:p>
-            <w:pPr>
-              <w:pStyle w:val="Compact"/>
-              <w:jc w:val="center"/>
-            </w:pPr>
-            <w:r>
-              <w:rPr>
-                <w:rFonts w:hint="eastAsia" w:ascii="Times New Roman" w:hAnsi="Times New Roman" w:eastAsia="FangSong" w:cs="Times New Roman"/>
-              </w:rPr>
-              <w:t xml:space="preserve">通过</w:t>
-            </w:r>
-            <m:oMath>
-              <m:r>
-                <m:rPr>
-                  <m:sty m:val="p"/>
-                </m:rPr>
-                <m:t>Δ</m:t>
-              </m:r>
-              <m:r>
-                <m:t>G</m:t>
-              </m:r>
-            </m:oMath>
-            <w:r>
-              <w:rPr>
-                <w:rFonts w:hint="eastAsia" w:ascii="Times New Roman" w:hAnsi="Times New Roman" w:eastAsia="FangSong" w:cs="Times New Roman"/>
-              </w:rPr>
-              <w:t xml:space="preserve">间接计算</w:t>
-            </w:r>
-            <m:oMath>
-              <m:sSup>
-                <m:e>
-                  <m:r>
-                    <m:t>E</m:t>
-                  </m:r>
-                </m:e>
-                <m:sup>
-                  <m:r>
-                    <m:rPr>
-                      <m:sty m:val="p"/>
-                    </m:rPr>
-                    <m:t>⊖</m:t>
-                  </m:r>
-                </m:sup>
-              </m:sSup>
-            </m:oMath>
-          </w:p>
-        </w:tc>
-      </w:tr>
-      <w:tr>
-        <w:tc>
-          <w:tcPr/>
-          <w:p>
-            <w:pPr>
-              <w:pStyle w:val="Compact"/>
-              <w:jc w:val="center"/>
-            </w:pPr>
-            <w:r>
-              <w:rPr>
-                <w:rFonts w:ascii="Times New Roman" w:hAnsi="Times New Roman" w:eastAsia="Times New Roman" w:cs="Times New Roman"/>
-              </w:rPr>
-              <w:t xml:space="preserve">7</w:t>
-            </w:r>
-          </w:p>
-        </w:tc>
-        <w:tc>
-          <w:tcPr/>
-          <w:p>
-            <w:pPr>
-              <w:pStyle w:val="Compact"/>
-              <w:jc w:val="center"/>
-            </w:pPr>
-            <w:r>
-              <w:rPr>
-                <w:rFonts w:hint="eastAsia" w:ascii="Times New Roman" w:hAnsi="Times New Roman" w:eastAsia="FangSong" w:cs="Times New Roman"/>
-              </w:rPr>
-              <w:t xml:space="preserve">普化</w:t>
-            </w:r>
-            <w:r>
-              <w:rPr>
-                <w:rFonts w:ascii="Times New Roman" w:hAnsi="Times New Roman" w:eastAsia="Times New Roman" w:cs="Times New Roman"/>
-              </w:rPr>
-              <w:t xml:space="preserve"> </w:t>
-            </w:r>
-            <w:r>
-              <w:rPr>
-                <w:rFonts w:hint="eastAsia" w:ascii="Times New Roman" w:hAnsi="Times New Roman" w:eastAsia="FangSong" w:cs="Times New Roman"/>
-              </w:rPr>
-              <w:t>习题</w:t>
-            </w:r>
-            <w:r>
-              <w:rPr>
-                <w:rFonts w:hint="eastAsia" w:ascii="Times New Roman" w:hAnsi="Times New Roman" w:eastAsia="Times New Roman" w:cs="Times New Roman"/>
-              </w:rPr>
-              <w:t>10.18</w:t>
-            </w:r>
-          </w:p>
-        </w:tc>
-        <w:tc>
-          <w:tcPr/>
-          <w:p>
-            <w:pPr>
-              <w:pStyle w:val="Compact"/>
-              <w:jc w:val="center"/>
-            </w:pPr>
-            <w:r>
-              <w:rPr>
-                <w:rFonts w:hint="eastAsia" w:ascii="Times New Roman" w:hAnsi="Times New Roman" w:eastAsia="FangSong" w:cs="Times New Roman"/>
-              </w:rPr>
-              <w:t xml:space="preserve">电解与电量计算</w:t>
-            </w:r>
-          </w:p>
-        </w:tc>
-      </w:tr>
-      <w:tr>
-        <w:tc>
-          <w:tcPr/>
-          <w:p>
-            <w:pPr>
-              <w:pStyle w:val="Compact"/>
-              <w:jc w:val="center"/>
-            </w:pPr>
-            <w:r>
-              <w:rPr>
-                <w:rFonts w:ascii="Times New Roman" w:hAnsi="Times New Roman" w:eastAsia="Times New Roman" w:cs="Times New Roman"/>
-              </w:rPr>
-              <w:t xml:space="preserve">8</w:t>
-            </w:r>
-          </w:p>
-        </w:tc>
-        <w:tc>
-          <w:tcPr/>
-          <w:p>
-            <w:pPr>
-              <w:pStyle w:val="Compact"/>
-              <w:jc w:val="center"/>
-            </w:pPr>
-            <w:r>
-              <w:rPr>
-                <w:rFonts w:hint="eastAsia" w:ascii="Times New Roman" w:hAnsi="Times New Roman" w:eastAsia="FangSong" w:cs="Times New Roman"/>
-              </w:rPr>
-              <w:t xml:space="preserve">普化</w:t>
-            </w:r>
-            <w:r>
-              <w:rPr>
-                <w:rFonts w:ascii="Times New Roman" w:hAnsi="Times New Roman" w:eastAsia="Times New Roman" w:cs="Times New Roman"/>
-              </w:rPr>
-              <w:t xml:space="preserve"> </w:t>
-            </w:r>
-            <w:r>
-              <w:rPr>
-                <w:rFonts w:hint="eastAsia" w:ascii="Times New Roman" w:hAnsi="Times New Roman" w:eastAsia="FangSong" w:cs="Times New Roman"/>
-              </w:rPr>
-              <w:t>习题</w:t>
-            </w:r>
-            <w:r>
-              <w:rPr>
-                <w:rFonts w:hint="eastAsia" w:ascii="Times New Roman" w:hAnsi="Times New Roman" w:eastAsia="Times New Roman" w:cs="Times New Roman"/>
-              </w:rPr>
-              <w:t>10.11</w:t>
-            </w:r>
-          </w:p>
-        </w:tc>
-        <w:tc>
-          <w:tcPr/>
-          <w:p>
-            <w:pPr>
-              <w:pStyle w:val="Compact"/>
-              <w:jc w:val="center"/>
-            </w:pPr>
-            <w:r>
-              <w:rPr>
-                <w:rFonts w:hint="eastAsia" w:ascii="Times New Roman" w:hAnsi="Times New Roman" w:eastAsia="FangSong" w:cs="Times New Roman"/>
-              </w:rPr>
-              <w:t xml:space="preserve">银与氢卤酸的反应</w:t>
-            </w:r>
-          </w:p>
-        </w:tc>
-      </w:tr>
-      <w:tr>
-        <w:tc>
-          <w:tcPr/>
-          <w:p>
-            <w:pPr>
-              <w:pStyle w:val="Compact"/>
-              <w:jc w:val="center"/>
-            </w:pPr>
-            <w:r>
-              <w:rPr>
-                <w:rFonts w:ascii="Times New Roman" w:hAnsi="Times New Roman" w:eastAsia="Times New Roman" w:cs="Times New Roman"/>
-              </w:rPr>
-              <w:t xml:space="preserve">9</w:t>
-            </w:r>
-          </w:p>
-        </w:tc>
-        <w:tc>
-          <w:tcPr/>
-          <w:p>
-            <w:pPr>
-              <w:pStyle w:val="Compact"/>
-              <w:jc w:val="center"/>
-            </w:pPr>
-            <w:r>
-              <w:rPr>
-                <w:rFonts w:hint="eastAsia" w:ascii="Times New Roman" w:hAnsi="Times New Roman" w:eastAsia="FangSong" w:cs="Times New Roman"/>
-              </w:rPr>
-              <w:t xml:space="preserve">普化</w:t>
-            </w:r>
-            <w:r>
-              <w:rPr>
-                <w:rFonts w:ascii="Times New Roman" w:hAnsi="Times New Roman" w:eastAsia="Times New Roman" w:cs="Times New Roman"/>
-              </w:rPr>
-              <w:t xml:space="preserve"> </w:t>
-            </w:r>
-            <w:r>
-              <w:rPr>
-                <w:rFonts w:hint="eastAsia" w:ascii="Times New Roman" w:hAnsi="Times New Roman" w:eastAsia="FangSong" w:cs="Times New Roman"/>
-              </w:rPr>
-              <w:t>习题</w:t>
-            </w:r>
-            <w:r>
-              <w:rPr>
-                <w:rFonts w:hint="eastAsia" w:ascii="Times New Roman" w:hAnsi="Times New Roman" w:eastAsia="Times New Roman" w:cs="Times New Roman"/>
-              </w:rPr>
-              <w:t>10.2</w:t>
-            </w:r>
-          </w:p>
-        </w:tc>
-        <w:tc>
-          <w:tcPr/>
-          <w:p>
-            <w:pPr>
-              <w:pStyle w:val="Compact"/>
-              <w:jc w:val="center"/>
-            </w:pPr>
-            <w:r>
-              <w:rPr>
-                <w:rFonts w:hint="eastAsia" w:ascii="Times New Roman" w:hAnsi="Times New Roman" w:eastAsia="FangSong" w:cs="Times New Roman"/>
-              </w:rPr>
-              <w:t xml:space="preserve">电池电动势计算</w:t>
-            </w:r>
-          </w:p>
-        </w:tc>
-      </w:tr>
-      <w:tr>
-        <w:tc>
-          <w:tcPr/>
-          <w:p>
-            <w:pPr>
-              <w:pStyle w:val="Compact"/>
-              <w:jc w:val="center"/>
-            </w:pPr>
-            <w:r>
-              <w:rPr>
-                <w:rFonts w:ascii="Times New Roman" w:hAnsi="Times New Roman" w:eastAsia="Times New Roman" w:cs="Times New Roman"/>
-              </w:rPr>
-              <w:t xml:space="preserve">10</w:t>
-            </w:r>
-          </w:p>
-        </w:tc>
-        <w:tc>
-          <w:tcPr/>
-          <w:p>
-            <w:pPr>
-              <w:pStyle w:val="Compact"/>
-              <w:jc w:val="center"/>
-            </w:pPr>
-            <w:r>
-              <w:rPr>
-                <w:rFonts w:hint="eastAsia" w:ascii="Times New Roman" w:hAnsi="Times New Roman" w:eastAsia="FangSong" w:cs="Times New Roman"/>
-              </w:rPr>
-              <w:t xml:space="preserve">普化</w:t>
-            </w:r>
-            <w:r>
-              <w:rPr>
-                <w:rFonts w:ascii="Times New Roman" w:hAnsi="Times New Roman" w:eastAsia="Times New Roman" w:cs="Times New Roman"/>
-              </w:rPr>
-              <w:t xml:space="preserve"> </w:t>
-            </w:r>
-            <w:r>
-              <w:rPr>
-                <w:rFonts w:hint="eastAsia" w:ascii="Times New Roman" w:hAnsi="Times New Roman" w:eastAsia="FangSong" w:cs="Times New Roman"/>
-              </w:rPr>
-              <w:t>习题</w:t>
-            </w:r>
-            <w:r>
-              <w:rPr>
-                <w:rFonts w:hint="eastAsia" w:ascii="Times New Roman" w:hAnsi="Times New Roman" w:eastAsia="Times New Roman" w:cs="Times New Roman"/>
-              </w:rPr>
-              <w:t>10.12</w:t>
-            </w:r>
-          </w:p>
-        </w:tc>
-        <w:tc>
-          <w:tcPr/>
-          <w:p>
-            <w:pPr>
-              <w:pStyle w:val="Compact"/>
-              <w:jc w:val="center"/>
-            </w:pPr>
-            <w:r>
-              <w:rPr>
-                <w:rFonts w:hint="eastAsia" w:ascii="Times New Roman" w:hAnsi="Times New Roman" w:eastAsia="FangSong" w:cs="Times New Roman"/>
-              </w:rPr>
-              <w:t>由电池电动势求</w:t>
-            </w:r>
-            <w:r>
-              <w:rPr>
-                <w:rFonts w:hint="eastAsia" w:ascii="Times New Roman" w:hAnsi="Times New Roman" w:eastAsia="Times New Roman" w:cs="Times New Roman"/>
-              </w:rPr>
-              <w:t>[H</w:t>
-            </w:r>
-            <w:r>
-              <w:rPr>
-                <w:rFonts w:hint="eastAsia" w:ascii="Times New Roman" w:hAnsi="Times New Roman" w:eastAsia="Times New Roman" w:cs="Times New Roman"/>
-                <w:vertAlign w:val="superscript"/>
-              </w:rPr>
-              <w:t>+</w:t>
-            </w:r>
-            <w:r>
-              <w:rPr>
-                <w:rFonts w:hint="eastAsia" w:ascii="Times New Roman" w:hAnsi="Times New Roman" w:eastAsia="Times New Roman" w:cs="Times New Roman"/>
-              </w:rPr>
-              <w:t>]</w:t>
-            </w:r>
-          </w:p>
-        </w:tc>
-      </w:tr>
-      <w:tr>
-        <w:tc>
-          <w:tcPr/>
-          <w:p>
-            <w:pPr>
-              <w:pStyle w:val="Compact"/>
-              <w:jc w:val="center"/>
-            </w:pPr>
-            <w:r>
-              <w:rPr>
-                <w:rFonts w:ascii="Times New Roman" w:hAnsi="Times New Roman" w:eastAsia="Times New Roman" w:cs="Times New Roman"/>
-              </w:rPr>
-              <w:t xml:space="preserve">11</w:t>
-            </w:r>
-          </w:p>
-        </w:tc>
-        <w:tc>
-          <w:tcPr/>
-          <w:p>
-            <w:pPr>
-              <w:pStyle w:val="Compact"/>
-              <w:jc w:val="center"/>
-            </w:pPr>
-            <w:r>
-              <w:rPr>
-                <w:rFonts w:hint="eastAsia" w:ascii="Times New Roman" w:hAnsi="Times New Roman" w:eastAsia="FangSong" w:cs="Times New Roman"/>
-              </w:rPr>
-              <w:t xml:space="preserve">普化</w:t>
-            </w:r>
-            <w:r>
-              <w:rPr>
-                <w:rFonts w:ascii="Times New Roman" w:hAnsi="Times New Roman" w:eastAsia="Times New Roman" w:cs="Times New Roman"/>
-              </w:rPr>
-              <w:t xml:space="preserve"> </w:t>
-            </w:r>
-            <w:r>
-              <w:rPr>
-                <w:rFonts w:hint="eastAsia" w:ascii="Times New Roman" w:hAnsi="Times New Roman" w:eastAsia="FangSong" w:cs="Times New Roman"/>
-              </w:rPr>
-              <w:t>习题</w:t>
-            </w:r>
-            <w:r>
-              <w:rPr>
-                <w:rFonts w:hint="eastAsia" w:ascii="Times New Roman" w:hAnsi="Times New Roman" w:eastAsia="Times New Roman" w:cs="Times New Roman"/>
-              </w:rPr>
-              <w:t>10.13</w:t>
-            </w:r>
-          </w:p>
-        </w:tc>
-        <w:tc>
-          <w:tcPr/>
-          <w:p>
-            <w:pPr>
-              <w:pStyle w:val="Compact"/>
-              <w:jc w:val="center"/>
-            </w:pPr>
-            <w:r>
-              <w:rPr>
-                <w:rFonts w:hint="eastAsia" w:ascii="Times New Roman" w:hAnsi="Times New Roman" w:eastAsia="FangSong" w:cs="Times New Roman"/>
-              </w:rPr>
-              <w:t xml:space="preserve">电动势法测电离常数</w:t>
-            </w:r>
-          </w:p>
-        </w:tc>
-      </w:tr>
-      <w:tr>
-        <w:tc>
-          <w:tcPr/>
-          <w:p>
-            <w:pPr>
-              <w:pStyle w:val="Compact"/>
-              <w:jc w:val="center"/>
-            </w:pPr>
-            <w:r>
-              <w:rPr>
-                <w:rFonts w:ascii="Times New Roman" w:hAnsi="Times New Roman" w:eastAsia="Times New Roman" w:cs="Times New Roman"/>
-              </w:rPr>
-              <w:t xml:space="preserve">12</w:t>
-            </w:r>
-          </w:p>
-        </w:tc>
-        <w:tc>
-          <w:tcPr/>
-          <w:p>
-            <w:pPr>
-              <w:pStyle w:val="Compact"/>
-              <w:jc w:val="center"/>
-            </w:pPr>
-            <w:r>
-              <w:rPr>
-                <w:rFonts w:hint="eastAsia" w:ascii="Times New Roman" w:hAnsi="Times New Roman" w:eastAsia="FangSong" w:cs="Times New Roman"/>
-              </w:rPr>
-              <w:t xml:space="preserve">普化</w:t>
-            </w:r>
-            <w:r>
-              <w:rPr>
-                <w:rFonts w:ascii="Times New Roman" w:hAnsi="Times New Roman" w:eastAsia="Times New Roman" w:cs="Times New Roman"/>
-              </w:rPr>
-              <w:t xml:space="preserve"> </w:t>
-            </w:r>
-            <w:r>
-              <w:rPr>
-                <w:rFonts w:hint="eastAsia" w:ascii="Times New Roman" w:hAnsi="Times New Roman" w:eastAsia="FangSong" w:cs="Times New Roman"/>
-              </w:rPr>
-              <w:t>习题</w:t>
-            </w:r>
-            <w:r>
-              <w:rPr>
-                <w:rFonts w:hint="eastAsia" w:ascii="Times New Roman" w:hAnsi="Times New Roman" w:eastAsia="Times New Roman" w:cs="Times New Roman"/>
-              </w:rPr>
-              <w:t>10.15</w:t>
-            </w:r>
-          </w:p>
-        </w:tc>
-        <w:tc>
-          <w:tcPr/>
-          <w:p>
-            <w:pPr>
-              <w:pStyle w:val="Compact"/>
-              <w:jc w:val="center"/>
-            </w:pPr>
-            <w:r>
-              <w:rPr>
-                <w:rFonts w:hint="eastAsia" w:ascii="Times New Roman" w:hAnsi="Times New Roman" w:eastAsia="FangSong" w:cs="Times New Roman"/>
-              </w:rPr>
-              <w:t xml:space="preserve">由</w:t>
-            </w:r>
-            <m:oMath>
-              <m:sSup>
-                <m:e>
-                  <m:r>
-                    <m:t>E</m:t>
-                  </m:r>
-                </m:e>
-                <m:sup>
-                  <m:r>
-                    <m:rPr>
-                      <m:sty m:val="p"/>
-                    </m:rPr>
-                    <m:t>⊖</m:t>
-                  </m:r>
-                </m:sup>
-              </m:sSup>
-            </m:oMath>
-            <w:r>
-              <w:rPr>
-                <w:rFonts w:hint="eastAsia" w:ascii="Times New Roman" w:hAnsi="Times New Roman" w:eastAsia="FangSong" w:cs="Times New Roman"/>
-              </w:rPr>
-              <w:t xml:space="preserve">求</w:t>
-            </w:r>
-            <m:oMath>
-              <m:sSub>
-                <m:e>
-                  <m:r>
-                    <m:t>K</m:t>
-                  </m:r>
-                </m:e>
-                <m:sub>
-                  <m:r>
-                    <m:t>s</m:t>
-                  </m:r>
-                  <m:r>
-                    <m:t>p</m:t>
-                  </m:r>
-                </m:sub>
-              </m:sSub>
-            </m:oMath>
-          </w:p>
-        </w:tc>
-      </w:tr>
-      <w:tr>
-        <w:tc>
-          <w:tcPr/>
-          <w:p>
-            <w:pPr>
-              <w:pStyle w:val="Compact"/>
-              <w:jc w:val="center"/>
-            </w:pPr>
-            <w:r>
-              <w:rPr>
-                <w:rFonts w:ascii="Times New Roman" w:hAnsi="Times New Roman" w:eastAsia="Times New Roman" w:cs="Times New Roman"/>
-              </w:rPr>
-              <w:t xml:space="preserve">13</w:t>
-            </w:r>
-          </w:p>
-        </w:tc>
-        <w:tc>
-          <w:tcPr/>
-          <w:p>
-            <w:pPr>
-              <w:pStyle w:val="Compact"/>
-              <w:jc w:val="center"/>
-            </w:pPr>
-            <w:r>
-              <w:rPr>
-                <w:rFonts w:hint="eastAsia" w:ascii="Times New Roman" w:hAnsi="Times New Roman" w:eastAsia="FangSong" w:cs="Times New Roman"/>
-              </w:rPr>
-              <w:t xml:space="preserve">普化</w:t>
-            </w:r>
-            <w:r>
-              <w:rPr>
-                <w:rFonts w:ascii="Times New Roman" w:hAnsi="Times New Roman" w:eastAsia="Times New Roman" w:cs="Times New Roman"/>
-              </w:rPr>
-              <w:t xml:space="preserve"> </w:t>
-            </w:r>
-            <w:r>
-              <w:rPr>
-                <w:rFonts w:hint="eastAsia" w:ascii="Times New Roman" w:hAnsi="Times New Roman" w:eastAsia="FangSong" w:cs="Times New Roman"/>
-              </w:rPr>
-              <w:t>习题</w:t>
-            </w:r>
-            <w:r>
-              <w:rPr>
-                <w:rFonts w:hint="eastAsia" w:ascii="Times New Roman" w:hAnsi="Times New Roman" w:eastAsia="Times New Roman" w:cs="Times New Roman"/>
-              </w:rPr>
-              <w:t>10.16</w:t>
-            </w:r>
-          </w:p>
-        </w:tc>
-        <w:tc>
-          <w:tcPr/>
-          <w:p>
-            <w:pPr>
-              <w:pStyle w:val="Compact"/>
-              <w:jc w:val="center"/>
-            </w:pPr>
-            <w:r>
-              <w:rPr>
-                <w:rFonts w:hint="eastAsia" w:ascii="Times New Roman" w:hAnsi="Times New Roman" w:eastAsia="Times New Roman" w:cs="Times New Roman"/>
-              </w:rPr>
-              <w:t>AgCl</w:t>
-            </w:r>
-            <w:r>
-              <w:rPr>
-                <w:rFonts w:hint="eastAsia" w:ascii="Times New Roman" w:hAnsi="Times New Roman" w:eastAsia="FangSong" w:cs="Times New Roman"/>
-              </w:rPr>
-              <w:t>被</w:t>
-            </w:r>
-            <w:r>
-              <w:rPr>
-                <w:rFonts w:hint="eastAsia" w:ascii="Times New Roman" w:hAnsi="Times New Roman" w:eastAsia="Times New Roman" w:cs="Times New Roman"/>
-              </w:rPr>
-              <w:t>Zn</w:t>
-            </w:r>
-            <w:r>
-              <w:rPr>
-                <w:rFonts w:hint="eastAsia" w:ascii="Times New Roman" w:hAnsi="Times New Roman" w:eastAsia="FangSong" w:cs="Times New Roman"/>
-              </w:rPr>
-              <w:t>还原的可行性</w:t>
-            </w:r>
-          </w:p>
-        </w:tc>
-      </w:tr>
-      <w:tr>
-        <w:tc>
-          <w:tcPr/>
-          <w:p>
-            <w:pPr>
-              <w:pStyle w:val="Compact"/>
-              <w:jc w:val="center"/>
-            </w:pPr>
-            <w:r>
-              <w:rPr>
-                <w:rFonts w:ascii="Times New Roman" w:hAnsi="Times New Roman" w:eastAsia="Times New Roman" w:cs="Times New Roman"/>
-              </w:rPr>
-              <w:t xml:space="preserve">14</w:t>
-            </w:r>
-          </w:p>
-        </w:tc>
-        <w:tc>
-          <w:tcPr/>
-          <w:p>
-            <w:pPr>
-              <w:pStyle w:val="Compact"/>
-              <w:jc w:val="center"/>
-            </w:pPr>
-            <w:r>
-              <w:rPr>
-                <w:rFonts w:hint="eastAsia" w:ascii="Times New Roman" w:hAnsi="Times New Roman" w:eastAsia="FangSong" w:cs="Times New Roman"/>
-              </w:rPr>
-              <w:t xml:space="preserve">普化</w:t>
-            </w:r>
-            <w:r>
-              <w:rPr>
-                <w:rFonts w:ascii="Times New Roman" w:hAnsi="Times New Roman" w:eastAsia="Times New Roman" w:cs="Times New Roman"/>
-              </w:rPr>
-              <w:t xml:space="preserve"> </w:t>
-            </w:r>
-            <w:r>
-              <w:rPr>
-                <w:rFonts w:hint="eastAsia" w:ascii="Times New Roman" w:hAnsi="Times New Roman" w:eastAsia="FangSong" w:cs="Times New Roman"/>
-              </w:rPr>
-              <w:t>习题</w:t>
-            </w:r>
-            <w:r>
-              <w:rPr>
-                <w:rFonts w:hint="eastAsia" w:ascii="Times New Roman" w:hAnsi="Times New Roman" w:eastAsia="Times New Roman" w:cs="Times New Roman"/>
-              </w:rPr>
-              <w:t>10.19</w:t>
-            </w:r>
-          </w:p>
-        </w:tc>
-        <w:tc>
-          <w:tcPr/>
-          <w:p>
-            <w:pPr>
-              <w:pStyle w:val="Compact"/>
-              <w:jc w:val="center"/>
-            </w:pPr>
-            <w:r>
-              <w:rPr>
-                <w:rFonts w:hint="eastAsia" w:ascii="Times New Roman" w:hAnsi="Times New Roman" w:eastAsia="FangSong" w:cs="Times New Roman"/>
-              </w:rPr>
-              <w:t xml:space="preserve">理论分解电势计算</w:t>
-            </w:r>
-          </w:p>
-        </w:tc>
-      </w:tr>
-      <w:tr>
-        <w:tc>
-          <w:tcPr/>
-          <w:p>
-            <w:pPr>
-              <w:pStyle w:val="Compact"/>
-              <w:jc w:val="center"/>
-            </w:pPr>
-            <w:r>
-              <w:rPr>
-                <w:rFonts w:ascii="Times New Roman" w:hAnsi="Times New Roman" w:eastAsia="Times New Roman" w:cs="Times New Roman"/>
-              </w:rPr>
-              <w:t xml:space="preserve">15</w:t>
-            </w:r>
-          </w:p>
-        </w:tc>
-        <w:tc>
-          <w:tcPr/>
-          <w:p>
-            <w:pPr>
-              <w:pStyle w:val="Compact"/>
-              <w:jc w:val="center"/>
-            </w:pPr>
-            <w:r>
-              <w:rPr>
-                <w:rFonts w:hint="eastAsia" w:ascii="Times New Roman" w:hAnsi="Times New Roman" w:eastAsia="FangSong" w:cs="Times New Roman"/>
-              </w:rPr>
-              <w:t xml:space="preserve">普化</w:t>
-            </w:r>
-            <w:r>
-              <w:rPr>
-                <w:rFonts w:ascii="Times New Roman" w:hAnsi="Times New Roman" w:eastAsia="Times New Roman" w:cs="Times New Roman"/>
-              </w:rPr>
-              <w:t xml:space="preserve"> </w:t>
-            </w:r>
-            <w:r>
-              <w:rPr>
-                <w:rFonts w:hint="eastAsia" w:ascii="Times New Roman" w:hAnsi="Times New Roman" w:eastAsia="FangSong" w:cs="Times New Roman"/>
-              </w:rPr>
-              <w:t>习题</w:t>
-            </w:r>
-            <w:r>
-              <w:rPr>
-                <w:rFonts w:hint="eastAsia" w:ascii="Times New Roman" w:hAnsi="Times New Roman" w:eastAsia="Times New Roman" w:cs="Times New Roman"/>
-              </w:rPr>
-              <w:t>10.20</w:t>
-            </w:r>
-          </w:p>
-        </w:tc>
-        <w:tc>
-          <w:tcPr/>
-          <w:p>
-            <w:pPr>
-              <w:pStyle w:val="Compact"/>
-              <w:jc w:val="center"/>
-            </w:pPr>
-            <w:r>
-              <w:rPr>
-                <w:rFonts w:hint="eastAsia" w:ascii="Times New Roman" w:hAnsi="Times New Roman" w:eastAsia="Times New Roman" w:cs="Times New Roman"/>
-              </w:rPr>
-              <w:t>E-pH</w:t>
-            </w:r>
-            <w:r>
-              <w:rPr>
-                <w:rFonts w:hint="eastAsia" w:ascii="Times New Roman" w:hAnsi="Times New Roman" w:eastAsia="FangSong" w:cs="Times New Roman"/>
-              </w:rPr>
-              <w:t>图分析与计算</w:t>
-            </w:r>
-          </w:p>
-        </w:tc>
-      </w:tr>
-      <w:tr>
-        <w:tc>
-          <w:tcPr/>
-          <w:p>
-            <w:pPr>
-              <w:pStyle w:val="Compact"/>
-              <w:jc w:val="center"/>
-            </w:pPr>
-            <w:r>
-              <w:rPr>
-                <w:rFonts w:ascii="Times New Roman" w:hAnsi="Times New Roman" w:eastAsia="Times New Roman" w:cs="Times New Roman"/>
-              </w:rPr>
-              <w:t xml:space="preserve">16</w:t>
-            </w:r>
-          </w:p>
-        </w:tc>
-        <w:tc>
-          <w:tcPr/>
-          <w:p>
-            <w:pPr>
-              <w:pStyle w:val="Compact"/>
-              <w:jc w:val="center"/>
-            </w:pPr>
-            <w:r>
-              <w:rPr>
-                <w:rFonts w:hint="eastAsia" w:ascii="Times New Roman" w:hAnsi="Times New Roman" w:eastAsia="FangSong" w:cs="Times New Roman"/>
-              </w:rPr>
-              <w:t xml:space="preserve">普化</w:t>
-            </w:r>
-            <w:r>
-              <w:rPr>
-                <w:rFonts w:ascii="Times New Roman" w:hAnsi="Times New Roman" w:eastAsia="Times New Roman" w:cs="Times New Roman"/>
-              </w:rPr>
-              <w:t xml:space="preserve"> </w:t>
-            </w:r>
-            <w:r>
-              <w:rPr>
-                <w:rFonts w:hint="eastAsia" w:ascii="Times New Roman" w:hAnsi="Times New Roman" w:eastAsia="FangSong" w:cs="Times New Roman"/>
-              </w:rPr>
-              <w:t>习题</w:t>
-            </w:r>
-            <w:r>
-              <w:rPr>
-                <w:rFonts w:hint="eastAsia" w:ascii="Times New Roman" w:hAnsi="Times New Roman" w:eastAsia="Times New Roman" w:cs="Times New Roman"/>
-              </w:rPr>
-              <w:t>10.21</w:t>
-            </w:r>
-          </w:p>
-        </w:tc>
-        <w:tc>
-          <w:tcPr/>
-          <w:p>
-            <w:pPr>
-              <w:pStyle w:val="Compact"/>
-              <w:jc w:val="center"/>
-            </w:pPr>
-            <w:r>
-              <w:rPr>
-                <w:rFonts w:hint="eastAsia" w:ascii="Times New Roman" w:hAnsi="Times New Roman" w:eastAsia="FangSong" w:cs="Times New Roman"/>
-              </w:rPr>
-              <w:t xml:space="preserve">原电池设计与电动势计算</w:t>
-            </w:r>
-          </w:p>
-        </w:tc>
-      </w:tr>
-      <w:tr>
-        <w:tc>
-          <w:tcPr/>
-          <w:p>
-            <w:pPr>
-              <w:pStyle w:val="Compact"/>
-              <w:jc w:val="center"/>
-            </w:pPr>
-            <w:r>
-              <w:rPr>
-                <w:rFonts w:ascii="Times New Roman" w:hAnsi="Times New Roman" w:eastAsia="Times New Roman" w:cs="Times New Roman"/>
-              </w:rPr>
-              <w:t xml:space="preserve">17</w:t>
-            </w:r>
-          </w:p>
-        </w:tc>
-        <w:tc>
-          <w:tcPr/>
-          <w:p>
-            <w:pPr>
-              <w:pStyle w:val="Compact"/>
-              <w:jc w:val="center"/>
-            </w:pPr>
-            <w:r>
-              <w:rPr>
-                <w:rFonts w:hint="eastAsia" w:ascii="Times New Roman" w:hAnsi="Times New Roman" w:eastAsia="FangSong" w:cs="Times New Roman"/>
-              </w:rPr>
-              <w:t xml:space="preserve">经典</w:t>
-            </w:r>
-            <w:r>
-              <w:rPr>
-                <w:rFonts w:ascii="Times New Roman" w:hAnsi="Times New Roman" w:eastAsia="Times New Roman" w:cs="Times New Roman"/>
-              </w:rPr>
-              <w:t xml:space="preserve"> </w:t>
-            </w:r>
-            <w:r>
-              <w:rPr>
-                <w:rFonts w:hint="eastAsia" w:ascii="Times New Roman" w:hAnsi="Times New Roman" w:eastAsia="FangSong" w:cs="Times New Roman"/>
-              </w:rPr>
-              <w:t>题</w:t>
-            </w:r>
-            <w:r>
-              <w:rPr>
-                <w:rFonts w:hint="eastAsia" w:ascii="Times New Roman" w:hAnsi="Times New Roman" w:eastAsia="Times New Roman" w:cs="Times New Roman"/>
-              </w:rPr>
-              <w:t>-002</w:t>
-            </w:r>
-          </w:p>
-        </w:tc>
-        <w:tc>
-          <w:tcPr/>
-          <w:p>
-            <w:pPr>
-              <w:pStyle w:val="Compact"/>
-              <w:jc w:val="center"/>
-            </w:pPr>
-            <w:r>
-              <w:rPr>
-                <w:rFonts w:hint="eastAsia" w:ascii="Times New Roman" w:hAnsi="Times New Roman" w:eastAsia="Times New Roman" w:cs="Times New Roman"/>
-              </w:rPr>
-              <w:t>Nernst</w:t>
-            </w:r>
-            <w:r>
-              <w:rPr>
-                <w:rFonts w:hint="eastAsia" w:ascii="Times New Roman" w:hAnsi="Times New Roman" w:eastAsia="FangSong" w:cs="Times New Roman"/>
-              </w:rPr>
-              <w:t>方程求</w:t>
-            </w:r>
-            <m:oMath>
-              <m:sSub>
-                <m:e>
-                  <m:r>
-                    <m:t>K</m:t>
-                  </m:r>
-                </m:e>
-                <m:sub>
-                  <m:r>
-                    <m:t>s</m:t>
-                  </m:r>
-                  <m:r>
-                    <m:t>p</m:t>
-                  </m:r>
-                </m:sub>
-              </m:sSub>
-            </m:oMath>
-          </w:p>
-        </w:tc>
-      </w:tr>
-      <w:tr>
-        <w:tc>
-          <w:tcPr/>
-          <w:p>
-            <w:pPr>
-              <w:pStyle w:val="Compact"/>
-              <w:jc w:val="center"/>
-            </w:pPr>
-            <w:r>
-              <w:rPr>
-                <w:rFonts w:ascii="Times New Roman" w:hAnsi="Times New Roman" w:eastAsia="Times New Roman" w:cs="Times New Roman"/>
-              </w:rPr>
-              <w:t xml:space="preserve">18</w:t>
-            </w:r>
-          </w:p>
-        </w:tc>
-        <w:tc>
-          <w:tcPr/>
-          <w:p>
-            <w:pPr>
-              <w:pStyle w:val="Compact"/>
-              <w:jc w:val="center"/>
-            </w:pPr>
-            <w:r>
-              <w:rPr>
-                <w:rFonts w:hint="eastAsia" w:ascii="Times New Roman" w:hAnsi="Times New Roman" w:eastAsia="FangSong" w:cs="Times New Roman"/>
-              </w:rPr>
-              <w:t xml:space="preserve">经典</w:t>
-            </w:r>
-            <w:r>
-              <w:rPr>
-                <w:rFonts w:ascii="Times New Roman" w:hAnsi="Times New Roman" w:eastAsia="Times New Roman" w:cs="Times New Roman"/>
-              </w:rPr>
-              <w:t xml:space="preserve"> </w:t>
-            </w:r>
-            <w:r>
-              <w:rPr>
-                <w:rFonts w:hint="eastAsia" w:ascii="Times New Roman" w:hAnsi="Times New Roman" w:eastAsia="FangSong" w:cs="Times New Roman"/>
-              </w:rPr>
-              <w:t>题</w:t>
-            </w:r>
-            <w:r>
-              <w:rPr>
-                <w:rFonts w:hint="eastAsia" w:ascii="Times New Roman" w:hAnsi="Times New Roman" w:eastAsia="Times New Roman" w:cs="Times New Roman"/>
-              </w:rPr>
-              <w:t>-012</w:t>
-            </w:r>
-          </w:p>
-        </w:tc>
-        <w:tc>
-          <w:tcPr/>
-          <w:p>
-            <w:pPr>
-              <w:pStyle w:val="Compact"/>
-              <w:jc w:val="center"/>
-            </w:pPr>
-            <w:r>
-              <w:rPr>
-                <w:rFonts w:hint="eastAsia" w:ascii="Times New Roman" w:hAnsi="Times New Roman" w:eastAsia="Times New Roman" w:cs="Times New Roman"/>
-              </w:rPr>
-              <w:t>pH</w:t>
-            </w:r>
-            <w:r>
-              <w:rPr>
-                <w:rFonts w:hint="eastAsia" w:ascii="Times New Roman" w:hAnsi="Times New Roman" w:eastAsia="FangSong" w:cs="Times New Roman"/>
-              </w:rPr>
-              <w:t>对电极电势的影响</w:t>
-            </w:r>
-          </w:p>
-        </w:tc>
-      </w:tr>
-      <w:tr>
-        <w:tc>
-          <w:tcPr/>
-          <w:p>
-            <w:pPr>
-              <w:pStyle w:val="Compact"/>
-              <w:jc w:val="center"/>
-            </w:pPr>
-            <w:r>
-              <w:rPr>
-                <w:rFonts w:ascii="Times New Roman" w:hAnsi="Times New Roman" w:eastAsia="Times New Roman" w:cs="Times New Roman"/>
-              </w:rPr>
-              <w:t xml:space="preserve">19</w:t>
-            </w:r>
-          </w:p>
-        </w:tc>
-        <w:tc>
-          <w:tcPr/>
-          <w:p>
-            <w:pPr>
-              <w:pStyle w:val="Compact"/>
-              <w:jc w:val="center"/>
-            </w:pPr>
-            <w:r>
-              <w:rPr>
-                <w:rFonts w:hint="eastAsia" w:ascii="Times New Roman" w:hAnsi="Times New Roman" w:eastAsia="FangSong" w:cs="Times New Roman"/>
-              </w:rPr>
-              <w:t xml:space="preserve">真题</w:t>
-            </w:r>
-            <w:r>
-              <w:rPr>
-                <w:rFonts w:ascii="Times New Roman" w:hAnsi="Times New Roman" w:eastAsia="Times New Roman" w:cs="Times New Roman"/>
-              </w:rPr>
-              <w:t xml:space="preserve"> </w:t>
-            </w:r>
-            <w:r>
-              <w:rPr>
-                <w:rFonts w:hint="eastAsia" w:ascii="Times New Roman" w:hAnsi="Times New Roman" w:eastAsia="Times New Roman" w:cs="Times New Roman"/>
-              </w:rPr>
-              <w:t>32</w:t>
-            </w:r>
-            <w:r>
-              <w:rPr>
-                <w:rFonts w:hint="eastAsia" w:ascii="Times New Roman" w:hAnsi="Times New Roman" w:eastAsia="FangSong" w:cs="Times New Roman"/>
-              </w:rPr>
-              <w:t>届初赛</w:t>
-            </w:r>
-          </w:p>
-        </w:tc>
-        <w:tc>
-          <w:tcPr/>
-          <w:p>
-            <w:pPr>
-              <w:pStyle w:val="Compact"/>
-              <w:jc w:val="center"/>
-            </w:pPr>
-            <w:r>
-              <w:rPr>
-                <w:rFonts w:hint="eastAsia" w:ascii="Times New Roman" w:hAnsi="Times New Roman" w:eastAsia="FangSong" w:cs="Times New Roman"/>
-              </w:rPr>
-              <w:t xml:space="preserve">双膜电解阳极半反应</w:t>
-            </w:r>
-          </w:p>
-        </w:tc>
-      </w:tr>
-      <w:tr>
-        <w:tc>
-          <w:tcPr/>
-          <w:p>
-            <w:pPr>
-              <w:pStyle w:val="Compact"/>
-              <w:jc w:val="center"/>
-            </w:pPr>
-            <w:r>
-              <w:rPr>
-                <w:rFonts w:ascii="Times New Roman" w:hAnsi="Times New Roman" w:eastAsia="Times New Roman" w:cs="Times New Roman"/>
-              </w:rPr>
-              <w:t xml:space="preserve">20</w:t>
-            </w:r>
-          </w:p>
-        </w:tc>
-        <w:tc>
-          <w:tcPr/>
-          <w:p>
-            <w:pPr>
-              <w:pStyle w:val="Compact"/>
-              <w:jc w:val="center"/>
-            </w:pPr>
-            <w:r>
-              <w:rPr>
-                <w:rFonts w:hint="eastAsia" w:ascii="Times New Roman" w:hAnsi="Times New Roman" w:eastAsia="FangSong" w:cs="Times New Roman"/>
-              </w:rPr>
-              <w:t xml:space="preserve">真题</w:t>
-            </w:r>
-            <w:r>
-              <w:rPr>
-                <w:rFonts w:ascii="Times New Roman" w:hAnsi="Times New Roman" w:eastAsia="Times New Roman" w:cs="Times New Roman"/>
-              </w:rPr>
-              <w:t xml:space="preserve"> </w:t>
-            </w:r>
-            <w:r>
-              <w:rPr>
-                <w:rFonts w:hint="eastAsia" w:ascii="Times New Roman" w:hAnsi="Times New Roman" w:eastAsia="Times New Roman" w:cs="Times New Roman"/>
-              </w:rPr>
-              <w:t>36</w:t>
-            </w:r>
-            <w:r>
-              <w:rPr>
-                <w:rFonts w:hint="eastAsia" w:ascii="Times New Roman" w:hAnsi="Times New Roman" w:eastAsia="FangSong" w:cs="Times New Roman"/>
-              </w:rPr>
-              <w:t>届初赛</w:t>
-            </w:r>
-          </w:p>
-        </w:tc>
-        <w:tc>
-          <w:tcPr/>
-          <w:p>
-            <w:pPr>
-              <w:pStyle w:val="Compact"/>
-              <w:jc w:val="center"/>
-            </w:pPr>
-            <w:r>
-              <w:rPr>
-                <w:rFonts w:hint="eastAsia" w:ascii="Times New Roman" w:hAnsi="Times New Roman" w:eastAsia="FangSong" w:cs="Times New Roman"/>
-              </w:rPr>
-              <w:t xml:space="preserve">非水溶剂电池电动势计算</w:t>
-            </w:r>
-          </w:p>
-        </w:tc>
-      </w:tr>
-      <w:tr>
-        <w:tc>
-          <w:tcPr/>
-          <w:p>
-            <w:pPr>
-              <w:pStyle w:val="Compact"/>
-              <w:jc w:val="center"/>
-            </w:pPr>
-            <w:r>
-              <w:rPr>
-                <w:rFonts w:ascii="Times New Roman" w:hAnsi="Times New Roman" w:eastAsia="Times New Roman" w:cs="Times New Roman"/>
-              </w:rPr>
-              <w:t xml:space="preserve">21</w:t>
-            </w:r>
-          </w:p>
-        </w:tc>
-        <w:tc>
-          <w:tcPr/>
-          <w:p>
-            <w:pPr>
-              <w:pStyle w:val="Compact"/>
-              <w:jc w:val="center"/>
-            </w:pPr>
-            <w:r>
-              <w:rPr>
-                <w:rFonts w:hint="eastAsia" w:ascii="Times New Roman" w:hAnsi="Times New Roman" w:eastAsia="FangSong" w:cs="Times New Roman"/>
-              </w:rPr>
-              <w:t xml:space="preserve">真题</w:t>
-            </w:r>
-            <w:r>
-              <w:rPr>
-                <w:rFonts w:ascii="Times New Roman" w:hAnsi="Times New Roman" w:eastAsia="Times New Roman" w:cs="Times New Roman"/>
-              </w:rPr>
-              <w:t xml:space="preserve"> </w:t>
-            </w:r>
-            <w:r>
-              <w:rPr>
-                <w:rFonts w:hint="eastAsia" w:ascii="Times New Roman" w:hAnsi="Times New Roman" w:eastAsia="Times New Roman" w:cs="Times New Roman"/>
-              </w:rPr>
-              <w:t>36</w:t>
-            </w:r>
-            <w:r>
-              <w:rPr>
-                <w:rFonts w:hint="eastAsia" w:ascii="Times New Roman" w:hAnsi="Times New Roman" w:eastAsia="FangSong" w:cs="Times New Roman"/>
-              </w:rPr>
-              <w:t>届初赛二场</w:t>
-            </w:r>
-          </w:p>
-        </w:tc>
-        <w:tc>
-          <w:tcPr/>
-          <w:p>
-            <w:pPr>
-              <w:pStyle w:val="Compact"/>
-              <w:jc w:val="center"/>
-            </w:pPr>
-            <w:r>
-              <w:rPr>
-                <w:rFonts w:hint="eastAsia" w:ascii="Times New Roman" w:hAnsi="Times New Roman" w:eastAsia="FangSong" w:cs="Times New Roman"/>
-              </w:rPr>
-              <w:t xml:space="preserve">标准电极电势计算</w:t>
-            </w:r>
-          </w:p>
-        </w:tc>
-      </w:tr>
-      <w:tr>
-        <w:tc>
-          <w:tcPr/>
-          <w:p>
-            <w:pPr>
-              <w:pStyle w:val="Compact"/>
-              <w:jc w:val="center"/>
-            </w:pPr>
-            <w:r>
-              <w:rPr>
-                <w:rFonts w:ascii="Times New Roman" w:hAnsi="Times New Roman" w:eastAsia="Times New Roman" w:cs="Times New Roman"/>
-              </w:rPr>
-              <w:t xml:space="preserve">22</w:t>
-            </w:r>
-          </w:p>
-        </w:tc>
-        <w:tc>
-          <w:tcPr/>
-          <w:p>
-            <w:pPr>
-              <w:pStyle w:val="Compact"/>
-              <w:jc w:val="center"/>
-            </w:pPr>
-            <w:r>
-              <w:rPr>
-                <w:rFonts w:hint="eastAsia" w:ascii="Times New Roman" w:hAnsi="Times New Roman" w:eastAsia="FangSong" w:cs="Times New Roman"/>
-              </w:rPr>
-              <w:t xml:space="preserve">真题</w:t>
-            </w:r>
-            <w:r>
-              <w:rPr>
-                <w:rFonts w:ascii="Times New Roman" w:hAnsi="Times New Roman" w:eastAsia="Times New Roman" w:cs="Times New Roman"/>
-              </w:rPr>
-              <w:t xml:space="preserve"> </w:t>
-            </w:r>
-            <w:r>
-              <w:rPr>
-                <w:rFonts w:hint="eastAsia" w:ascii="Times New Roman" w:hAnsi="Times New Roman" w:eastAsia="Times New Roman" w:cs="Times New Roman"/>
-              </w:rPr>
-              <w:t>37</w:t>
-            </w:r>
-            <w:r>
-              <w:rPr>
-                <w:rFonts w:hint="eastAsia" w:ascii="Times New Roman" w:hAnsi="Times New Roman" w:eastAsia="FangSong" w:cs="Times New Roman"/>
-              </w:rPr>
-              <w:t>届初赛</w:t>
-            </w:r>
-          </w:p>
-        </w:tc>
-        <w:tc>
-          <w:tcPr/>
-          <w:p>
-            <w:pPr>
-              <w:pStyle w:val="Compact"/>
-              <w:jc w:val="center"/>
-            </w:pPr>
-            <w:r>
-              <w:rPr>
-                <w:rFonts w:hint="eastAsia" w:ascii="Times New Roman" w:hAnsi="Times New Roman" w:eastAsia="FangSong" w:cs="Times New Roman"/>
-              </w:rPr>
-              <w:t xml:space="preserve">电化学锂富集电极反应</w:t>
-            </w:r>
-          </w:p>
-        </w:tc>
-      </w:tr>
-      <w:tr>
-        <w:tc>
-          <w:tcPr/>
-          <w:p>
-            <w:pPr>
-              <w:pStyle w:val="Compact"/>
-              <w:jc w:val="center"/>
-            </w:pPr>
-            <w:r>
-              <w:rPr>
-                <w:rFonts w:ascii="Times New Roman" w:hAnsi="Times New Roman" w:eastAsia="Times New Roman" w:cs="Times New Roman"/>
-              </w:rPr>
-              <w:t xml:space="preserve">23</w:t>
-            </w:r>
-          </w:p>
-        </w:tc>
-        <w:tc>
-          <w:tcPr/>
-          <w:p>
-            <w:pPr>
-              <w:pStyle w:val="Compact"/>
-              <w:jc w:val="center"/>
-            </w:pPr>
-            <w:r>
-              <w:rPr>
-                <w:rFonts w:hint="eastAsia" w:ascii="Times New Roman" w:hAnsi="Times New Roman" w:eastAsia="FangSong" w:cs="Times New Roman"/>
-              </w:rPr>
-              <w:t xml:space="preserve">真题</w:t>
-            </w:r>
-            <w:r>
-              <w:rPr>
-                <w:rFonts w:ascii="Times New Roman" w:hAnsi="Times New Roman" w:eastAsia="Times New Roman" w:cs="Times New Roman"/>
-              </w:rPr>
-              <w:t xml:space="preserve"> </w:t>
-            </w:r>
-            <w:r>
-              <w:rPr>
-                <w:rFonts w:hint="eastAsia" w:ascii="Times New Roman" w:hAnsi="Times New Roman" w:eastAsia="Times New Roman" w:cs="Times New Roman"/>
-              </w:rPr>
-              <w:t>36</w:t>
-            </w:r>
-            <w:r>
-              <w:rPr>
-                <w:rFonts w:hint="eastAsia" w:ascii="Times New Roman" w:hAnsi="Times New Roman" w:eastAsia="FangSong" w:cs="Times New Roman"/>
-              </w:rPr>
-              <w:t>届决赛</w:t>
-            </w:r>
-          </w:p>
-        </w:tc>
-        <w:tc>
-          <w:tcPr/>
-          <w:p>
-            <w:pPr>
-              <w:pStyle w:val="Compact"/>
-              <w:jc w:val="center"/>
-            </w:pPr>
-            <w:r>
-              <w:rPr>
-                <w:rFonts w:hint="eastAsia" w:ascii="Times New Roman" w:hAnsi="Times New Roman" w:eastAsia="FangSong" w:cs="Times New Roman"/>
-              </w:rPr>
-              <w:t xml:space="preserve">电化学与热力学参数</w:t>
-            </w:r>
-          </w:p>
-        </w:tc>
-      </w:tr>
-      <w:tr>
-        <w:tc>
-          <w:tcPr/>
-          <w:p>
-            <w:pPr>
-              <w:pStyle w:val="Compact"/>
-              <w:jc w:val="center"/>
-            </w:pPr>
-            <w:r>
-              <w:rPr>
-                <w:rFonts w:ascii="Times New Roman" w:hAnsi="Times New Roman" w:eastAsia="Times New Roman" w:cs="Times New Roman"/>
-              </w:rPr>
-              <w:t xml:space="preserve">24</w:t>
-            </w:r>
-          </w:p>
-        </w:tc>
-        <w:tc>
-          <w:tcPr/>
-          <w:p>
-            <w:pPr>
-              <w:pStyle w:val="Compact"/>
-              <w:jc w:val="center"/>
-            </w:pPr>
-            <w:r>
-              <w:rPr>
-                <w:rFonts w:hint="eastAsia" w:ascii="Times New Roman" w:hAnsi="Times New Roman" w:eastAsia="FangSong" w:cs="Times New Roman"/>
-              </w:rPr>
-              <w:t xml:space="preserve">真题</w:t>
-            </w:r>
-            <w:r>
-              <w:rPr>
-                <w:rFonts w:ascii="Times New Roman" w:hAnsi="Times New Roman" w:eastAsia="Times New Roman" w:cs="Times New Roman"/>
-              </w:rPr>
-              <w:t xml:space="preserve"> </w:t>
-            </w:r>
-            <w:r>
-              <w:rPr>
-                <w:rFonts w:hint="eastAsia" w:ascii="Times New Roman" w:hAnsi="Times New Roman" w:eastAsia="Times New Roman" w:cs="Times New Roman"/>
-              </w:rPr>
-              <w:t>28</w:t>
-            </w:r>
-            <w:r>
-              <w:rPr>
-                <w:rFonts w:hint="eastAsia" w:ascii="Times New Roman" w:hAnsi="Times New Roman" w:eastAsia="FangSong" w:cs="Times New Roman"/>
-              </w:rPr>
-              <w:t>届决赛</w:t>
-            </w:r>
-          </w:p>
-        </w:tc>
-        <w:tc>
-          <w:tcPr/>
-          <w:p>
-            <w:pPr>
-              <w:pStyle w:val="Compact"/>
-              <w:jc w:val="center"/>
-            </w:pPr>
-            <w:r>
-              <w:rPr>
-                <w:rFonts w:hint="eastAsia" w:ascii="Times New Roman" w:hAnsi="Times New Roman" w:eastAsia="FangSong" w:cs="Times New Roman"/>
-              </w:rPr>
-              <w:t>电解与</w:t>
-            </w:r>
-            <w:r>
-              <w:rPr>
-                <w:rFonts w:hint="eastAsia" w:ascii="Times New Roman" w:hAnsi="Times New Roman" w:eastAsia="Times New Roman" w:cs="Times New Roman"/>
-              </w:rPr>
-              <w:t>Pd</w:t>
-            </w:r>
-            <w:r>
-              <w:rPr>
-                <w:rFonts w:hint="eastAsia" w:ascii="Times New Roman" w:hAnsi="Times New Roman" w:eastAsia="FangSong" w:cs="Times New Roman"/>
-              </w:rPr>
-              <w:t>催化</w:t>
-            </w:r>
-          </w:p>
-        </w:tc>
-      </w:tr>
-      <w:tr>
-        <w:tc>
-          <w:tcPr/>
-          <w:p>
-            <w:pPr>
-              <w:pStyle w:val="Compact"/>
-              <w:jc w:val="center"/>
-            </w:pPr>
-            <w:r>
-              <w:rPr>
-                <w:rFonts w:ascii="Times New Roman" w:hAnsi="Times New Roman" w:eastAsia="Times New Roman" w:cs="Times New Roman"/>
-              </w:rPr>
-              <w:t xml:space="preserve">25</w:t>
-            </w:r>
-          </w:p>
-        </w:tc>
-        <w:tc>
-          <w:tcPr/>
-          <w:p>
-            <w:pPr>
-              <w:pStyle w:val="Compact"/>
-              <w:jc w:val="center"/>
-            </w:pPr>
-            <w:r>
-              <w:rPr>
-                <w:rFonts w:hint="eastAsia" w:ascii="Times New Roman" w:hAnsi="Times New Roman" w:eastAsia="FangSong" w:cs="Times New Roman"/>
-              </w:rPr>
-              <w:t xml:space="preserve">真题</w:t>
-            </w:r>
-            <w:r>
-              <w:rPr>
-                <w:rFonts w:ascii="Times New Roman" w:hAnsi="Times New Roman" w:eastAsia="Times New Roman" w:cs="Times New Roman"/>
-              </w:rPr>
-              <w:t xml:space="preserve"> </w:t>
-            </w:r>
-            <w:r>
-              <w:rPr>
-                <w:rFonts w:hint="eastAsia" w:ascii="Times New Roman" w:hAnsi="Times New Roman" w:eastAsia="Times New Roman" w:cs="Times New Roman"/>
-              </w:rPr>
-              <w:t>39</w:t>
-            </w:r>
-            <w:r>
-              <w:rPr>
-                <w:rFonts w:hint="eastAsia" w:ascii="Times New Roman" w:hAnsi="Times New Roman" w:eastAsia="FangSong" w:cs="Times New Roman"/>
-              </w:rPr>
-              <w:t>届初赛</w:t>
-            </w:r>
-          </w:p>
-        </w:tc>
-        <w:tc>
-          <w:tcPr/>
-          <w:p>
-            <w:pPr>
-              <w:pStyle w:val="Compact"/>
-              <w:jc w:val="center"/>
-            </w:pPr>
-            <w:r>
-              <w:rPr>
-                <w:rFonts w:hint="eastAsia" w:ascii="Times New Roman" w:hAnsi="Times New Roman" w:eastAsia="FangSong" w:cs="Times New Roman"/>
-              </w:rPr>
-              <w:t xml:space="preserve">普鲁士蓝电极反应与比容量</w:t>
-            </w:r>
-          </w:p>
-        </w:tc>
-      </w:tr>
-      <w:tr>
-        <w:tc>
-          <w:tcPr/>
-          <w:p>
-            <w:pPr>
-              <w:pStyle w:val="Compact"/>
-              <w:jc w:val="center"/>
-            </w:pPr>
-            <w:r>
-              <w:rPr>
-                <w:rFonts w:ascii="Times New Roman" w:hAnsi="Times New Roman" w:eastAsia="Times New Roman" w:cs="Times New Roman"/>
-              </w:rPr>
-              <w:t xml:space="preserve">26</w:t>
-            </w:r>
-          </w:p>
-        </w:tc>
-        <w:tc>
-          <w:tcPr/>
-          <w:p>
-            <w:pPr>
-              <w:pStyle w:val="Compact"/>
-              <w:jc w:val="center"/>
-            </w:pPr>
-            <w:r>
-              <w:rPr>
-                <w:rFonts w:hint="eastAsia" w:ascii="Times New Roman" w:hAnsi="Times New Roman" w:eastAsia="FangSong" w:cs="Times New Roman"/>
-              </w:rPr>
-              <w:t xml:space="preserve">真题</w:t>
-            </w:r>
-            <w:r>
-              <w:rPr>
-                <w:rFonts w:ascii="Times New Roman" w:hAnsi="Times New Roman" w:eastAsia="Times New Roman" w:cs="Times New Roman"/>
-              </w:rPr>
-              <w:t xml:space="preserve"> </w:t>
-            </w:r>
-            <w:r>
-              <w:rPr>
-                <w:rFonts w:hint="eastAsia" w:ascii="Times New Roman" w:hAnsi="Times New Roman" w:eastAsia="Times New Roman" w:cs="Times New Roman"/>
-              </w:rPr>
-              <w:t>25</w:t>
-            </w:r>
-            <w:r>
-              <w:rPr>
-                <w:rFonts w:hint="eastAsia" w:ascii="Times New Roman" w:hAnsi="Times New Roman" w:eastAsia="FangSong" w:cs="Times New Roman"/>
-              </w:rPr>
-              <w:t>届初赛</w:t>
-            </w:r>
-          </w:p>
-        </w:tc>
-        <w:tc>
-          <w:tcPr/>
-          <w:p>
-            <w:pPr>
-              <w:pStyle w:val="Compact"/>
-              <w:jc w:val="center"/>
-            </w:pPr>
-            <w:r>
-              <w:rPr>
-                <w:rFonts w:hint="eastAsia" w:ascii="Times New Roman" w:hAnsi="Times New Roman" w:eastAsia="FangSong" w:cs="Times New Roman"/>
-              </w:rPr>
-              <w:t xml:space="preserve">高铁酸根氧化还原</w:t>
-            </w:r>
-          </w:p>
-        </w:tc>
-      </w:tr>
-      <w:tr>
-        <w:tc>
-          <w:tcPr/>
-          <w:p>
-            <w:pPr>
-              <w:pStyle w:val="Compact"/>
-              <w:jc w:val="center"/>
-            </w:pPr>
-            <w:r>
-              <w:rPr>
-                <w:rFonts w:ascii="Times New Roman" w:hAnsi="Times New Roman" w:eastAsia="Times New Roman" w:cs="Times New Roman"/>
-              </w:rPr>
-              <w:t xml:space="preserve">27</w:t>
-            </w:r>
-          </w:p>
-        </w:tc>
-        <w:tc>
-          <w:tcPr/>
-          <w:p>
-            <w:pPr>
-              <w:pStyle w:val="Compact"/>
-              <w:jc w:val="center"/>
-            </w:pPr>
-            <w:r>
-              <w:rPr>
-                <w:rFonts w:hint="eastAsia" w:ascii="Times New Roman" w:hAnsi="Times New Roman" w:eastAsia="FangSong" w:cs="Times New Roman"/>
-              </w:rPr>
-              <w:t xml:space="preserve">真题库</w:t>
-            </w:r>
-            <w:r>
-              <w:rPr>
-                <w:rFonts w:ascii="Times New Roman" w:hAnsi="Times New Roman" w:eastAsia="Times New Roman" w:cs="Times New Roman"/>
-              </w:rPr>
-              <w:t xml:space="preserve"> </w:t>
-            </w:r>
-            <w:r>
-              <w:rPr>
-                <w:rFonts w:hint="eastAsia" w:ascii="Times New Roman" w:hAnsi="Times New Roman" w:eastAsia="FangSong" w:cs="Times New Roman"/>
-              </w:rPr>
-              <w:t>电化学</w:t>
-            </w:r>
-            <w:r>
-              <w:rPr>
-                <w:rFonts w:hint="eastAsia" w:ascii="Times New Roman" w:hAnsi="Times New Roman" w:eastAsia="Times New Roman" w:cs="Times New Roman"/>
-              </w:rPr>
-              <w:t>-001</w:t>
-            </w:r>
-          </w:p>
-        </w:tc>
-        <w:tc>
-          <w:tcPr/>
-          <w:p>
-            <w:pPr>
-              <w:pStyle w:val="Compact"/>
-              <w:jc w:val="center"/>
-            </w:pPr>
-            <w:r>
-              <w:rPr>
-                <w:rFonts w:hint="eastAsia" w:ascii="Times New Roman" w:hAnsi="Times New Roman" w:eastAsia="Times New Roman" w:cs="Times New Roman"/>
-              </w:rPr>
-              <w:t>Cu</w:t>
-            </w:r>
-            <w:r>
-              <w:rPr>
-                <w:rFonts w:hint="eastAsia" w:ascii="Times New Roman" w:hAnsi="Times New Roman" w:eastAsia="FangSong" w:cs="Times New Roman"/>
-              </w:rPr>
-              <w:t>浓差电池</w:t>
-            </w:r>
-            <w:r>
-              <w:rPr>
-                <w:rFonts w:hint="eastAsia" w:ascii="Times New Roman" w:hAnsi="Times New Roman" w:eastAsia="Times New Roman" w:cs="Times New Roman"/>
-              </w:rPr>
-              <w:t>Nernst</w:t>
-            </w:r>
-            <w:r>
-              <w:rPr>
-                <w:rFonts w:hint="eastAsia" w:ascii="Times New Roman" w:hAnsi="Times New Roman" w:eastAsia="FangSong" w:cs="Times New Roman"/>
-              </w:rPr>
-              <w:t>方程</w:t>
-            </w:r>
-          </w:p>
-        </w:tc>
-      </w:tr>
-      <w:tr>
-        <w:tc>
-          <w:tcPr/>
-          <w:p>
-            <w:pPr>
-              <w:pStyle w:val="Compact"/>
-              <w:jc w:val="center"/>
-            </w:pPr>
-            <w:r>
-              <w:rPr>
-                <w:rFonts w:ascii="Times New Roman" w:hAnsi="Times New Roman" w:eastAsia="Times New Roman" w:cs="Times New Roman"/>
-              </w:rPr>
-              <w:t xml:space="preserve">28</w:t>
-            </w:r>
-          </w:p>
-        </w:tc>
-        <w:tc>
-          <w:tcPr/>
-          <w:p>
-            <w:pPr>
-              <w:pStyle w:val="Compact"/>
-              <w:jc w:val="center"/>
-            </w:pPr>
-            <w:r>
-              <w:rPr>
-                <w:rFonts w:hint="eastAsia" w:ascii="Times New Roman" w:hAnsi="Times New Roman" w:eastAsia="FangSong" w:cs="Times New Roman"/>
-              </w:rPr>
-              <w:t xml:space="preserve">真题库</w:t>
-            </w:r>
-            <w:r>
-              <w:rPr>
-                <w:rFonts w:ascii="Times New Roman" w:hAnsi="Times New Roman" w:eastAsia="Times New Roman" w:cs="Times New Roman"/>
-              </w:rPr>
-              <w:t xml:space="preserve"> </w:t>
-            </w:r>
-            <w:r>
-              <w:rPr>
-                <w:rFonts w:hint="eastAsia" w:ascii="Times New Roman" w:hAnsi="Times New Roman" w:eastAsia="FangSong" w:cs="Times New Roman"/>
-              </w:rPr>
-              <w:t>电化学</w:t>
-            </w:r>
-            <w:r>
-              <w:rPr>
-                <w:rFonts w:hint="eastAsia" w:ascii="Times New Roman" w:hAnsi="Times New Roman" w:eastAsia="Times New Roman" w:cs="Times New Roman"/>
-              </w:rPr>
-              <w:t>-002</w:t>
-            </w:r>
-          </w:p>
-        </w:tc>
-        <w:tc>
-          <w:tcPr/>
-          <w:p>
-            <w:pPr>
-              <w:pStyle w:val="Compact"/>
-              <w:jc w:val="center"/>
-            </w:pPr>
-            <w:r>
-              <w:rPr>
-                <w:rFonts w:hint="eastAsia" w:ascii="Times New Roman" w:hAnsi="Times New Roman" w:eastAsia="FangSong" w:cs="Times New Roman"/>
-              </w:rPr>
-              <w:t>电解计算</w:t>
-            </w:r>
-            <w:r>
-              <w:rPr>
-                <w:rFonts w:hint="eastAsia" w:ascii="Times New Roman" w:hAnsi="Times New Roman" w:eastAsia="Times New Roman" w:cs="Times New Roman"/>
-              </w:rPr>
-              <w:t>-</w:t>
-            </w:r>
-            <w:r>
-              <w:rPr>
-                <w:rFonts w:hint="eastAsia" w:ascii="Times New Roman" w:hAnsi="Times New Roman" w:eastAsia="FangSong" w:cs="Times New Roman"/>
-              </w:rPr>
-              <w:t>法拉第定律</w:t>
-            </w:r>
-          </w:p>
-        </w:tc>
-      </w:tr>
-      <w:tr>
-        <w:tc>
-          <w:tcPr/>
-          <w:p>
-            <w:pPr>
-              <w:pStyle w:val="Compact"/>
-              <w:jc w:val="center"/>
-            </w:pPr>
-            <w:r>
-              <w:rPr>
-                <w:rFonts w:ascii="Times New Roman" w:hAnsi="Times New Roman" w:eastAsia="Times New Roman" w:cs="Times New Roman"/>
-              </w:rPr>
-              <w:t xml:space="preserve">29</w:t>
-            </w:r>
-          </w:p>
-        </w:tc>
-        <w:tc>
-          <w:tcPr/>
-          <w:p>
-            <w:pPr>
-              <w:pStyle w:val="Compact"/>
-              <w:jc w:val="center"/>
-            </w:pPr>
-            <w:r>
-              <w:rPr>
-                <w:rFonts w:hint="eastAsia" w:ascii="Times New Roman" w:hAnsi="Times New Roman" w:eastAsia="FangSong" w:cs="Times New Roman"/>
-              </w:rPr>
-              <w:t xml:space="preserve">真题库</w:t>
-            </w:r>
-            <w:r>
-              <w:rPr>
-                <w:rFonts w:ascii="Times New Roman" w:hAnsi="Times New Roman" w:eastAsia="Times New Roman" w:cs="Times New Roman"/>
-              </w:rPr>
-              <w:t xml:space="preserve"> </w:t>
-            </w:r>
-            <w:r>
-              <w:rPr>
-                <w:rFonts w:hint="eastAsia" w:ascii="Times New Roman" w:hAnsi="Times New Roman" w:eastAsia="FangSong" w:cs="Times New Roman"/>
-              </w:rPr>
-              <w:t>氧化还原</w:t>
-            </w:r>
-            <w:r>
-              <w:rPr>
-                <w:rFonts w:hint="eastAsia" w:ascii="Times New Roman" w:hAnsi="Times New Roman" w:eastAsia="Times New Roman" w:cs="Times New Roman"/>
-              </w:rPr>
-              <w:t>-001</w:t>
-            </w:r>
-          </w:p>
-        </w:tc>
-        <w:tc>
-          <w:tcPr/>
-          <w:p>
-            <w:pPr>
-              <w:pStyle w:val="Compact"/>
-              <w:jc w:val="center"/>
-            </w:pPr>
-            <w:r>
-              <w:rPr>
-                <w:rFonts w:hint="eastAsia" w:ascii="Times New Roman" w:hAnsi="Times New Roman" w:eastAsia="FangSong" w:cs="Times New Roman"/>
-              </w:rPr>
-              <w:t>原电池电动势与</w:t>
-            </w:r>
-            <w:r>
-              <w:rPr>
-                <w:rFonts w:hint="eastAsia" w:ascii="Times New Roman" w:hAnsi="Times New Roman" w:eastAsia="Times New Roman" w:cs="Times New Roman"/>
-              </w:rPr>
-              <w:t>Nernst</w:t>
-            </w:r>
-            <w:r>
-              <w:rPr>
-                <w:rFonts w:hint="eastAsia" w:ascii="Times New Roman" w:hAnsi="Times New Roman" w:eastAsia="FangSong" w:cs="Times New Roman"/>
-              </w:rPr>
-              <w:t>方程</w:t>
-            </w:r>
-          </w:p>
-        </w:tc>
-      </w:tr>
-      <w:tr>
-        <w:tc>
-          <w:tcPr/>
-          <w:p>
-            <w:pPr>
-              <w:pStyle w:val="Compact"/>
-              <w:jc w:val="center"/>
-            </w:pPr>
-            <w:r>
-              <w:rPr>
-                <w:rFonts w:ascii="Times New Roman" w:hAnsi="Times New Roman" w:eastAsia="Times New Roman" w:cs="Times New Roman"/>
-              </w:rPr>
-              <w:t xml:space="preserve">30</w:t>
-            </w:r>
-          </w:p>
-        </w:tc>
-        <w:tc>
-          <w:tcPr/>
-          <w:p>
-            <w:pPr>
-              <w:pStyle w:val="Compact"/>
-              <w:jc w:val="center"/>
-            </w:pPr>
-            <w:r>
-              <w:rPr>
-                <w:rFonts w:hint="eastAsia" w:ascii="Times New Roman" w:hAnsi="Times New Roman" w:eastAsia="FangSong" w:cs="Times New Roman"/>
-              </w:rPr>
-              <w:t xml:space="preserve">上中</w:t>
-            </w:r>
-            <w:r>
-              <w:rPr>
-                <w:rFonts w:ascii="Times New Roman" w:hAnsi="Times New Roman" w:eastAsia="Times New Roman" w:cs="Times New Roman"/>
-              </w:rPr>
-              <w:t xml:space="preserve"> 059-1</w:t>
-            </w:r>
-          </w:p>
-        </w:tc>
-        <w:tc>
-          <w:tcPr/>
-          <w:p>
-            <w:pPr>
-              <w:pStyle w:val="Compact"/>
-              <w:jc w:val="center"/>
-            </w:pPr>
-            <w:r>
-              <w:rPr>
-                <w:rFonts w:hint="eastAsia" w:ascii="Times New Roman" w:hAnsi="Times New Roman" w:eastAsia="Times New Roman" w:cs="Times New Roman"/>
-              </w:rPr>
-              <w:t>Na</w:t>
-            </w:r>
-            <w:r>
-              <w:rPr>
-                <w:rFonts w:hint="eastAsia" w:ascii="Times New Roman" w:hAnsi="Times New Roman" w:eastAsia="Times New Roman" w:cs="Times New Roman"/>
-                <w:vertAlign w:val="subscript"/>
-              </w:rPr>
-              <w:t>2</w:t>
-            </w:r>
-            <w:r>
-              <w:rPr>
-                <w:rFonts w:hint="eastAsia" w:ascii="Times New Roman" w:hAnsi="Times New Roman" w:eastAsia="Times New Roman" w:cs="Times New Roman"/>
-              </w:rPr>
-              <w:t>S</w:t>
-            </w:r>
-            <w:r>
-              <w:rPr>
-                <w:rFonts w:hint="eastAsia" w:ascii="Times New Roman" w:hAnsi="Times New Roman" w:eastAsia="Times New Roman" w:cs="Times New Roman"/>
-                <w:vertAlign w:val="subscript"/>
-              </w:rPr>
-              <w:t>2</w:t>
-            </w:r>
-            <w:r>
-              <w:rPr>
-                <w:rFonts w:hint="eastAsia" w:ascii="Times New Roman" w:hAnsi="Times New Roman" w:eastAsia="Times New Roman" w:cs="Times New Roman"/>
-              </w:rPr>
-              <w:t>/NaBr</w:t>
-            </w:r>
-            <w:r>
-              <w:rPr>
-                <w:rFonts w:hint="eastAsia" w:ascii="Times New Roman" w:hAnsi="Times New Roman" w:eastAsia="Times New Roman" w:cs="Times New Roman"/>
-                <w:vertAlign w:val="subscript"/>
-              </w:rPr>
-              <w:t>3</w:t>
-            </w:r>
-            <w:r>
-              <w:rPr>
-                <w:rFonts w:hint="eastAsia" w:ascii="Times New Roman" w:hAnsi="Times New Roman" w:eastAsia="FangSong" w:cs="Times New Roman"/>
-              </w:rPr>
-              <w:t>蓄电系统</w:t>
-            </w:r>
-          </w:p>
-        </w:tc>
-      </w:tr>
-      <w:tr>
-        <w:tc>
-          <w:tcPr/>
-          <w:p>
-            <w:pPr>
-              <w:pStyle w:val="Compact"/>
-              <w:jc w:val="center"/>
-            </w:pPr>
-            <w:r>
-              <w:rPr>
-                <w:rFonts w:ascii="Times New Roman" w:hAnsi="Times New Roman" w:eastAsia="Times New Roman" w:cs="Times New Roman"/>
-              </w:rPr>
-              <w:t xml:space="preserve">31</w:t>
-            </w:r>
-          </w:p>
-        </w:tc>
-        <w:tc>
-          <w:tcPr/>
-          <w:p>
-            <w:pPr>
-              <w:pStyle w:val="Compact"/>
-              <w:jc w:val="center"/>
-            </w:pPr>
-            <w:r>
-              <w:rPr>
-                <w:rFonts w:hint="eastAsia" w:ascii="Times New Roman" w:hAnsi="Times New Roman" w:eastAsia="FangSong" w:cs="Times New Roman"/>
-              </w:rPr>
-              <w:t xml:space="preserve">上中</w:t>
-            </w:r>
-            <w:r>
-              <w:rPr>
-                <w:rFonts w:ascii="Times New Roman" w:hAnsi="Times New Roman" w:eastAsia="Times New Roman" w:cs="Times New Roman"/>
-              </w:rPr>
-              <w:t xml:space="preserve"> 059-2</w:t>
-            </w:r>
-          </w:p>
-        </w:tc>
-        <w:tc>
-          <w:tcPr/>
-          <w:p>
-            <w:pPr>
-              <w:pStyle w:val="Compact"/>
-              <w:jc w:val="center"/>
-            </w:pPr>
-            <w:r>
-              <w:rPr>
-                <w:rFonts w:hint="eastAsia" w:ascii="Times New Roman" w:hAnsi="Times New Roman" w:eastAsia="FangSong" w:cs="Times New Roman"/>
-              </w:rPr>
-              <w:t xml:space="preserve">铅酸电池与锂电池比较</w:t>
-            </w:r>
-          </w:p>
-        </w:tc>
-      </w:tr>
-      <w:tr>
-        <w:tc>
-          <w:tcPr/>
-          <w:p>
-            <w:pPr>
-              <w:pStyle w:val="Compact"/>
-              <w:jc w:val="center"/>
-            </w:pPr>
-            <w:r>
-              <w:rPr>
-                <w:rFonts w:ascii="Times New Roman" w:hAnsi="Times New Roman" w:eastAsia="Times New Roman" w:cs="Times New Roman"/>
-              </w:rPr>
-              <w:t xml:space="preserve">32</w:t>
-            </w:r>
-          </w:p>
-        </w:tc>
-        <w:tc>
-          <w:tcPr/>
-          <w:p>
-            <w:pPr>
-              <w:pStyle w:val="Compact"/>
-              <w:jc w:val="center"/>
-            </w:pPr>
-            <w:r>
-              <w:rPr>
-                <w:rFonts w:hint="eastAsia" w:ascii="Times New Roman" w:hAnsi="Times New Roman" w:eastAsia="FangSong" w:cs="Times New Roman"/>
-              </w:rPr>
-              <w:t xml:space="preserve">上中</w:t>
-            </w:r>
-            <w:r>
-              <w:rPr>
-                <w:rFonts w:ascii="Times New Roman" w:hAnsi="Times New Roman" w:eastAsia="Times New Roman" w:cs="Times New Roman"/>
-              </w:rPr>
-              <w:t xml:space="preserve"> 059-5</w:t>
-            </w:r>
-          </w:p>
-        </w:tc>
-        <w:tc>
-          <w:tcPr/>
-          <w:p>
-            <w:pPr>
-              <w:pStyle w:val="Compact"/>
-              <w:jc w:val="center"/>
-            </w:pPr>
-            <w:r>
-              <w:rPr>
-                <w:rFonts w:hint="eastAsia" w:ascii="Times New Roman" w:hAnsi="Times New Roman" w:eastAsia="FangSong" w:cs="Times New Roman"/>
-              </w:rPr>
-              <w:t xml:space="preserve">铅蓄电池充放电计算</w:t>
-            </w:r>
-          </w:p>
-        </w:tc>
-      </w:tr>
-      <w:tr>
-        <w:tc>
-          <w:tcPr/>
-          <w:p>
-            <w:pPr>
-              <w:pStyle w:val="Compact"/>
-              <w:jc w:val="center"/>
-            </w:pPr>
-            <w:r>
-              <w:rPr>
-                <w:rFonts w:ascii="Times New Roman" w:hAnsi="Times New Roman" w:eastAsia="Times New Roman" w:cs="Times New Roman"/>
-              </w:rPr>
-              <w:t xml:space="preserve">33</w:t>
-            </w:r>
-          </w:p>
-        </w:tc>
-        <w:tc>
-          <w:tcPr/>
-          <w:p>
-            <w:pPr>
-              <w:pStyle w:val="Compact"/>
-              <w:jc w:val="center"/>
-            </w:pPr>
-            <w:r>
-              <w:rPr>
-                <w:rFonts w:hint="eastAsia" w:ascii="Times New Roman" w:hAnsi="Times New Roman" w:eastAsia="FangSong" w:cs="Times New Roman"/>
-              </w:rPr>
-              <w:t xml:space="preserve">无机</w:t>
-            </w:r>
-            <w:r>
-              <w:rPr>
-                <w:rFonts w:ascii="Times New Roman" w:hAnsi="Times New Roman" w:eastAsia="Times New Roman" w:cs="Times New Roman"/>
-              </w:rPr>
-              <w:t xml:space="preserve"> </w:t>
-            </w:r>
-            <w:r>
-              <w:rPr>
-                <w:rFonts w:hint="eastAsia" w:ascii="Times New Roman" w:hAnsi="Times New Roman" w:eastAsia="FangSong" w:cs="Times New Roman"/>
-              </w:rPr>
-              <w:t>例</w:t>
-            </w:r>
-            <w:r>
-              <w:rPr>
-                <w:rFonts w:hint="eastAsia" w:ascii="Times New Roman" w:hAnsi="Times New Roman" w:eastAsia="Times New Roman" w:cs="Times New Roman"/>
-              </w:rPr>
-              <w:t>10.1</w:t>
-            </w:r>
-          </w:p>
-        </w:tc>
-        <w:tc>
-          <w:tcPr/>
-          <w:p>
-            <w:pPr>
-              <w:pStyle w:val="Compact"/>
-              <w:jc w:val="center"/>
-            </w:pPr>
-            <w:r>
-              <w:rPr>
-                <w:rFonts w:hint="eastAsia" w:ascii="Times New Roman" w:hAnsi="Times New Roman" w:eastAsia="FangSong" w:cs="Times New Roman"/>
-              </w:rPr>
-              <w:t xml:space="preserve">电池符号表示与电动势计算</w:t>
-            </w:r>
-          </w:p>
-        </w:tc>
-      </w:tr>
-      <w:tr>
-        <w:tc>
-          <w:tcPr/>
-          <w:p>
-            <w:pPr>
-              <w:pStyle w:val="Compact"/>
-              <w:jc w:val="center"/>
-            </w:pPr>
-            <w:r>
-              <w:rPr>
-                <w:rFonts w:ascii="Times New Roman" w:hAnsi="Times New Roman" w:eastAsia="Times New Roman" w:cs="Times New Roman"/>
-              </w:rPr>
-              <w:t xml:space="preserve">34</w:t>
-            </w:r>
-          </w:p>
-        </w:tc>
-        <w:tc>
-          <w:tcPr/>
-          <w:p>
-            <w:pPr>
-              <w:pStyle w:val="Compact"/>
-              <w:jc w:val="center"/>
-            </w:pPr>
-            <w:r>
-              <w:rPr>
-                <w:rFonts w:hint="eastAsia" w:ascii="Times New Roman" w:hAnsi="Times New Roman" w:eastAsia="FangSong" w:cs="Times New Roman"/>
-              </w:rPr>
-              <w:t xml:space="preserve">无机</w:t>
-            </w:r>
-            <w:r>
-              <w:rPr>
-                <w:rFonts w:ascii="Times New Roman" w:hAnsi="Times New Roman" w:eastAsia="Times New Roman" w:cs="Times New Roman"/>
-              </w:rPr>
-              <w:t xml:space="preserve"> </w:t>
-            </w:r>
-            <w:r>
-              <w:rPr>
-                <w:rFonts w:hint="eastAsia" w:ascii="Times New Roman" w:hAnsi="Times New Roman" w:eastAsia="FangSong" w:cs="Times New Roman"/>
-              </w:rPr>
-              <w:t>例</w:t>
-            </w:r>
-            <w:r>
-              <w:rPr>
-                <w:rFonts w:hint="eastAsia" w:ascii="Times New Roman" w:hAnsi="Times New Roman" w:eastAsia="Times New Roman" w:cs="Times New Roman"/>
-              </w:rPr>
-              <w:t>10.3</w:t>
-            </w:r>
-          </w:p>
-        </w:tc>
-        <w:tc>
-          <w:tcPr/>
-          <w:p>
-            <w:pPr>
-              <w:pStyle w:val="Compact"/>
-              <w:jc w:val="center"/>
-            </w:pPr>
-            <w:r>
-              <w:rPr>
-                <w:rFonts w:hint="eastAsia" w:ascii="Times New Roman" w:hAnsi="Times New Roman" w:eastAsia="FangSong" w:cs="Times New Roman"/>
-              </w:rPr>
-              <w:t xml:space="preserve">浓差电池电动势之比</w:t>
-            </w:r>
-          </w:p>
-        </w:tc>
-      </w:tr>
-      <w:tr>
-        <w:tc>
-          <w:tcPr/>
-          <w:p>
-            <w:pPr>
-              <w:pStyle w:val="Compact"/>
-              <w:jc w:val="center"/>
-            </w:pPr>
-            <w:r>
-              <w:rPr>
-                <w:rFonts w:ascii="Times New Roman" w:hAnsi="Times New Roman" w:eastAsia="Times New Roman" w:cs="Times New Roman"/>
-              </w:rPr>
-              <w:t xml:space="preserve">35</w:t>
-            </w:r>
-          </w:p>
-        </w:tc>
-        <w:tc>
-          <w:tcPr/>
-          <w:p>
-            <w:pPr>
-              <w:pStyle w:val="Compact"/>
-              <w:jc w:val="center"/>
-            </w:pPr>
-            <w:r>
-              <w:rPr>
-                <w:rFonts w:hint="eastAsia" w:ascii="Times New Roman" w:hAnsi="Times New Roman" w:eastAsia="FangSong" w:cs="Times New Roman"/>
-              </w:rPr>
-              <w:t xml:space="preserve">无机</w:t>
-            </w:r>
-            <w:r>
-              <w:rPr>
-                <w:rFonts w:ascii="Times New Roman" w:hAnsi="Times New Roman" w:eastAsia="Times New Roman" w:cs="Times New Roman"/>
-              </w:rPr>
-              <w:t xml:space="preserve"> </w:t>
-            </w:r>
-            <w:r>
-              <w:rPr>
-                <w:rFonts w:hint="eastAsia" w:ascii="Times New Roman" w:hAnsi="Times New Roman" w:eastAsia="FangSong" w:cs="Times New Roman"/>
-              </w:rPr>
-              <w:t>例</w:t>
-            </w:r>
-            <w:r>
-              <w:rPr>
-                <w:rFonts w:hint="eastAsia" w:ascii="Times New Roman" w:hAnsi="Times New Roman" w:eastAsia="Times New Roman" w:cs="Times New Roman"/>
-              </w:rPr>
-              <w:t>10.8</w:t>
-            </w:r>
-          </w:p>
-        </w:tc>
-        <w:tc>
-          <w:tcPr/>
-          <w:p>
-            <w:pPr>
-              <w:pStyle w:val="Compact"/>
-              <w:jc w:val="center"/>
-            </w:pPr>
-            <w:r>
-              <w:rPr>
-                <w:rFonts w:hint="eastAsia" w:ascii="Times New Roman" w:hAnsi="Times New Roman" w:eastAsia="FangSong" w:cs="Times New Roman"/>
-              </w:rPr>
-              <w:t>元素电势图与电动势</w:t>
-            </w:r>
-            <w:r>
-              <w:rPr>
-                <w:rFonts w:hint="eastAsia" w:ascii="Times New Roman" w:hAnsi="Times New Roman" w:eastAsia="Times New Roman" w:cs="Times New Roman"/>
-              </w:rPr>
-              <w:t>Gibbs</w:t>
-            </w:r>
-            <w:r>
-              <w:rPr>
-                <w:rFonts w:hint="eastAsia" w:ascii="Times New Roman" w:hAnsi="Times New Roman" w:eastAsia="FangSong" w:cs="Times New Roman"/>
-              </w:rPr>
-              <w:t>自由能</w:t>
-            </w:r>
-          </w:p>
-        </w:tc>
-      </w:tr>
-      <w:tr>
-        <w:tc>
-          <w:tcPr/>
-          <w:p>
-            <w:pPr>
-              <w:pStyle w:val="Compact"/>
-              <w:jc w:val="center"/>
-            </w:pPr>
-            <w:r>
-              <w:rPr>
-                <w:rFonts w:ascii="Times New Roman" w:hAnsi="Times New Roman" w:eastAsia="Times New Roman" w:cs="Times New Roman"/>
-              </w:rPr>
-              <w:t xml:space="preserve">37</w:t>
-            </w:r>
-          </w:p>
-        </w:tc>
-        <w:tc>
-          <w:tcPr/>
-          <w:p>
-            <w:pPr>
-              <w:pStyle w:val="Compact"/>
-              <w:jc w:val="center"/>
-            </w:pPr>
-            <w:r>
-              <w:rPr>
-                <w:rFonts w:hint="eastAsia" w:ascii="Times New Roman" w:hAnsi="Times New Roman" w:eastAsia="FangSong" w:cs="Times New Roman"/>
-              </w:rPr>
-              <w:t xml:space="preserve">上中</w:t>
-            </w:r>
-            <w:r>
-              <w:rPr>
-                <w:rFonts w:ascii="Times New Roman" w:hAnsi="Times New Roman" w:eastAsia="Times New Roman" w:cs="Times New Roman"/>
-              </w:rPr>
-              <w:t xml:space="preserve"> 059-2</w:t>
-            </w:r>
-          </w:p>
-        </w:tc>
-        <w:tc>
-          <w:tcPr/>
-          <w:p>
-            <w:pPr>
-              <w:pStyle w:val="Compact"/>
-              <w:jc w:val="center"/>
-            </w:pPr>
-            <w:r>
-              <w:rPr>
-                <w:rFonts w:hint="eastAsia" w:ascii="Times New Roman" w:hAnsi="Times New Roman" w:eastAsia="FangSong" w:cs="Times New Roman"/>
-              </w:rPr>
-              <w:t xml:space="preserve">铅酸电池与锂电池比较</w:t>
-            </w:r>
-          </w:p>
-        </w:tc>
-      </w:tr>
-      <w:tr>
-        <w:tc>
-          <w:tcPr/>
-          <w:p>
-            <w:pPr>
-              <w:pStyle w:val="Compact"/>
-              <w:jc w:val="center"/>
-            </w:pPr>
-            <w:r>
-              <w:rPr>
-                <w:rFonts w:ascii="Times New Roman" w:hAnsi="Times New Roman" w:eastAsia="Times New Roman" w:cs="Times New Roman"/>
-              </w:rPr>
-              <w:t xml:space="preserve">38</w:t>
-            </w:r>
-          </w:p>
-        </w:tc>
-        <w:tc>
-          <w:tcPr/>
-          <w:p>
-            <w:pPr>
-              <w:pStyle w:val="Compact"/>
-              <w:jc w:val="center"/>
-            </w:pPr>
-            <w:r>
-              <w:rPr>
-                <w:rFonts w:hint="eastAsia" w:ascii="Times New Roman" w:hAnsi="Times New Roman" w:eastAsia="FangSong" w:cs="Times New Roman"/>
-              </w:rPr>
-              <w:t xml:space="preserve">上中</w:t>
-            </w:r>
-            <w:r>
-              <w:rPr>
-                <w:rFonts w:ascii="Times New Roman" w:hAnsi="Times New Roman" w:eastAsia="Times New Roman" w:cs="Times New Roman"/>
-              </w:rPr>
-              <w:t xml:space="preserve"> 059-4</w:t>
-            </w:r>
-          </w:p>
-        </w:tc>
-        <w:tc>
-          <w:tcPr/>
-          <w:p>
-            <w:pPr>
-              <w:pStyle w:val="Compact"/>
-              <w:jc w:val="center"/>
-            </w:pPr>
-            <w:r>
-              <w:rPr>
-                <w:rFonts w:hint="eastAsia" w:ascii="Times New Roman" w:hAnsi="Times New Roman" w:eastAsia="FangSong" w:cs="Times New Roman"/>
-              </w:rPr>
-              <w:t xml:space="preserve">碱性溶液中溴的歧化反应</w:t>
-            </w:r>
-          </w:p>
-        </w:tc>
-      </w:tr>
-      <w:tr>
-        <w:tc>
-          <w:tcPr/>
-          <w:p>
-            <w:pPr>
-              <w:pStyle w:val="Compact"/>
-              <w:jc w:val="center"/>
-            </w:pPr>
-            <w:r>
-              <w:rPr>
-                <w:rFonts w:ascii="Times New Roman" w:hAnsi="Times New Roman" w:eastAsia="Times New Roman" w:cs="Times New Roman"/>
-              </w:rPr>
-              <w:t xml:space="preserve">39</w:t>
-            </w:r>
-          </w:p>
-        </w:tc>
-        <w:tc>
-          <w:tcPr/>
-          <w:p>
-            <w:pPr>
-              <w:pStyle w:val="Compact"/>
-              <w:jc w:val="center"/>
-            </w:pPr>
-            <w:r>
-              <w:rPr>
-                <w:rFonts w:hint="eastAsia" w:ascii="Times New Roman" w:hAnsi="Times New Roman" w:eastAsia="FangSong" w:cs="Times New Roman"/>
-              </w:rPr>
-              <w:t xml:space="preserve">上中</w:t>
-            </w:r>
-            <w:r>
-              <w:rPr>
-                <w:rFonts w:ascii="Times New Roman" w:hAnsi="Times New Roman" w:eastAsia="Times New Roman" w:cs="Times New Roman"/>
-              </w:rPr>
-              <w:t xml:space="preserve"> 059-6</w:t>
-            </w:r>
-          </w:p>
-        </w:tc>
-        <w:tc>
-          <w:tcPr/>
-          <w:p>
-            <w:pPr>
-              <w:pStyle w:val="Compact"/>
-              <w:jc w:val="center"/>
-            </w:pPr>
-            <w:r>
-              <w:rPr>
-                <w:rFonts w:hint="eastAsia" w:ascii="Times New Roman" w:hAnsi="Times New Roman" w:eastAsia="Times New Roman" w:cs="Times New Roman"/>
-              </w:rPr>
-              <w:t>CoCl</w:t>
-            </w:r>
-            <w:r>
-              <w:rPr>
-                <w:rFonts w:hint="eastAsia" w:ascii="Times New Roman" w:hAnsi="Times New Roman" w:eastAsia="Times New Roman" w:cs="Times New Roman"/>
-                <w:vertAlign w:val="subscript"/>
-              </w:rPr>
-              <w:t>2</w:t>
-            </w:r>
-            <w:r>
-              <w:rPr>
-                <w:rFonts w:hint="eastAsia" w:ascii="Times New Roman" w:hAnsi="Times New Roman" w:eastAsia="FangSong" w:cs="Times New Roman"/>
-              </w:rPr>
-              <w:t>氨水氧化还原原电池</w:t>
-            </w:r>
-            <w:r>
-              <w:rPr>
-                <w:rFonts w:hint="eastAsia" w:ascii="Times New Roman" w:hAnsi="Times New Roman" w:eastAsia="Times New Roman" w:cs="Times New Roman"/>
-              </w:rPr>
-              <w:t>（2011</w:t>
-            </w:r>
-            <w:r>
-              <w:rPr>
-                <w:rFonts w:hint="eastAsia" w:ascii="Times New Roman" w:hAnsi="Times New Roman" w:eastAsia="FangSong" w:cs="Times New Roman"/>
-              </w:rPr>
-              <w:t>年选拔题</w:t>
-            </w:r>
-            <w:r>
-              <w:rPr>
-                <w:rFonts w:hint="eastAsia" w:ascii="Times New Roman" w:hAnsi="Times New Roman" w:eastAsia="Times New Roman" w:cs="Times New Roman"/>
-              </w:rPr>
-              <w:t>）</w:t>
-            </w:r>
-          </w:p>
-        </w:tc>
-      </w:tr>
-      <w:tr>
-        <w:tc>
-          <w:tcPr/>
-          <w:p>
-            <w:pPr>
-              <w:pStyle w:val="Compact"/>
-              <w:jc w:val="center"/>
-            </w:pPr>
-            <w:r>
-              <w:rPr>
-                <w:rFonts w:ascii="Times New Roman" w:hAnsi="Times New Roman" w:eastAsia="Times New Roman" w:cs="Times New Roman"/>
-              </w:rPr>
-              <w:t xml:space="preserve">40</w:t>
-            </w:r>
-          </w:p>
-        </w:tc>
-        <w:tc>
-          <w:tcPr/>
-          <w:p>
-            <w:pPr>
-              <w:pStyle w:val="Compact"/>
-              <w:jc w:val="center"/>
-            </w:pPr>
-            <w:r>
-              <w:rPr>
-                <w:rFonts w:hint="eastAsia" w:ascii="Times New Roman" w:hAnsi="Times New Roman" w:eastAsia="FangSong" w:cs="Times New Roman"/>
-              </w:rPr>
-              <w:t xml:space="preserve">上中</w:t>
-            </w:r>
-            <w:r>
-              <w:rPr>
-                <w:rFonts w:ascii="Times New Roman" w:hAnsi="Times New Roman" w:eastAsia="Times New Roman" w:cs="Times New Roman"/>
-              </w:rPr>
-              <w:t xml:space="preserve"> 059-7</w:t>
-            </w:r>
-          </w:p>
-        </w:tc>
-        <w:tc>
-          <w:tcPr/>
-          <w:p>
-            <w:pPr>
-              <w:pStyle w:val="Compact"/>
-              <w:jc w:val="center"/>
-            </w:pPr>
-            <w:r>
-              <w:rPr>
-                <w:rFonts w:hint="eastAsia" w:ascii="Times New Roman" w:hAnsi="Times New Roman" w:eastAsia="FangSong" w:cs="Times New Roman"/>
-              </w:rPr>
-              <w:t>铁置换铜镀铜工艺</w:t>
-            </w:r>
-            <w:r>
-              <w:rPr>
-                <w:rFonts w:hint="eastAsia" w:ascii="Times New Roman" w:hAnsi="Times New Roman" w:eastAsia="Times New Roman" w:cs="Times New Roman"/>
-              </w:rPr>
-              <w:t>（1999</w:t>
-            </w:r>
-            <w:r>
-              <w:rPr>
-                <w:rFonts w:hint="eastAsia" w:ascii="Times New Roman" w:hAnsi="Times New Roman" w:eastAsia="FangSong" w:cs="Times New Roman"/>
-              </w:rPr>
-              <w:t>年决赛</w:t>
-            </w:r>
-            <w:r>
-              <w:rPr>
-                <w:rFonts w:hint="eastAsia" w:ascii="Times New Roman" w:hAnsi="Times New Roman" w:eastAsia="Times New Roman" w:cs="Times New Roman"/>
-              </w:rPr>
-              <w:t>）</w:t>
-            </w:r>
-          </w:p>
-        </w:tc>
-      </w:tr>
-      <w:tr>
-        <w:tc>
-          <w:tcPr/>
-          <w:p>
-            <w:pPr>
-              <w:pStyle w:val="Compact"/>
-              <w:jc w:val="center"/>
-            </w:pPr>
-            <w:r>
-              <w:rPr>
-                <w:rFonts w:ascii="Times New Roman" w:hAnsi="Times New Roman" w:eastAsia="Times New Roman" w:cs="Times New Roman"/>
-              </w:rPr>
-              <w:t xml:space="preserve">41</w:t>
-            </w:r>
-          </w:p>
-        </w:tc>
-        <w:tc>
-          <w:tcPr/>
-          <w:p>
-            <w:pPr>
-              <w:pStyle w:val="Compact"/>
-              <w:jc w:val="center"/>
-            </w:pPr>
-            <w:r>
-              <w:rPr>
-                <w:rFonts w:hint="eastAsia" w:ascii="Times New Roman" w:hAnsi="Times New Roman" w:eastAsia="FangSong" w:cs="Times New Roman"/>
-              </w:rPr>
-              <w:t xml:space="preserve">上中</w:t>
-            </w:r>
-            <w:r>
-              <w:rPr>
-                <w:rFonts w:ascii="Times New Roman" w:hAnsi="Times New Roman" w:eastAsia="Times New Roman" w:cs="Times New Roman"/>
-              </w:rPr>
-              <w:t xml:space="preserve"> 059-8</w:t>
-            </w:r>
-          </w:p>
-        </w:tc>
-        <w:tc>
-          <w:tcPr/>
-          <w:p>
-            <w:pPr>
-              <w:pStyle w:val="Compact"/>
-              <w:jc w:val="center"/>
-            </w:pPr>
-            <m:oMath>
-              <m:sSub>
-                <m:e>
-                  <m:r>
-                    <m:rPr>
-                      <m:sty m:val="p"/>
-                    </m:rPr>
-                    <m:t>Δ</m:t>
-                  </m:r>
-                </m:e>
-                <m:sub>
-                  <m:r>
-                    <m:rPr>
-                      <m:sty m:val="p"/>
-                    </m:rPr>
-                    <m:t>f</m:t>
-                  </m:r>
-                </m:sub>
-              </m:sSub>
-              <m:sSubSup>
-                <m:e>
-                  <m:r>
-                    <m:t>G</m:t>
-                  </m:r>
-                </m:e>
-                <m:sub>
-                  <m:r>
-                    <m:rPr>
-                      <m:sty m:val="p"/>
-                    </m:rPr>
-                    <m:t>m</m:t>
-                  </m:r>
-                </m:sub>
-                <m:sup>
-                  <m:r>
-                    <m:rPr>
-                      <m:sty m:val="p"/>
-                    </m:rPr>
-                    <m:t>⊖</m:t>
-                  </m:r>
-                </m:sup>
-              </m:sSubSup>
-              <m:r>
-                <m:rPr>
-                  <m:sty m:val="p"/>
-                </m:rPr>
-                <m:t>/</m:t>
-              </m:r>
-              <m:r>
-                <m:t>F</m:t>
-              </m:r>
-            </m:oMath>
-            <w:r>
-              <w:rPr>
-                <w:rFonts w:hint="eastAsia" w:ascii="Times New Roman" w:hAnsi="Times New Roman" w:eastAsia="Times New Roman" w:cs="Times New Roman"/>
-              </w:rPr>
-              <w:t>-Z</w:t>
-            </w:r>
-            <w:r>
-              <w:rPr>
-                <w:rFonts w:hint="eastAsia" w:ascii="Times New Roman" w:hAnsi="Times New Roman" w:eastAsia="FangSong" w:cs="Times New Roman"/>
-              </w:rPr>
-              <w:t>图与海水提溴</w:t>
-            </w:r>
-            <w:r>
-              <w:rPr>
-                <w:rFonts w:hint="eastAsia" w:ascii="Times New Roman" w:hAnsi="Times New Roman" w:eastAsia="Times New Roman" w:cs="Times New Roman"/>
-              </w:rPr>
-              <w:t>（2004</w:t>
-            </w:r>
-            <w:r>
-              <w:rPr>
-                <w:rFonts w:hint="eastAsia" w:ascii="Times New Roman" w:hAnsi="Times New Roman" w:eastAsia="FangSong" w:cs="Times New Roman"/>
-              </w:rPr>
-              <w:t>年决赛</w:t>
-            </w:r>
-            <w:r>
-              <w:rPr>
-                <w:rFonts w:hint="eastAsia" w:ascii="Times New Roman" w:hAnsi="Times New Roman" w:eastAsia="Times New Roman" w:cs="Times New Roman"/>
-              </w:rPr>
-              <w:t>）</w:t>
-            </w:r>
-          </w:p>
-        </w:tc>
-      </w:tr>
-      <w:tr>
-        <w:tc>
-          <w:tcPr/>
-          <w:p>
-            <w:pPr>
-              <w:pStyle w:val="Compact"/>
-              <w:jc w:val="center"/>
-            </w:pPr>
-            <w:r>
-              <w:rPr>
-                <w:rFonts w:ascii="Times New Roman" w:hAnsi="Times New Roman" w:eastAsia="Times New Roman" w:cs="Times New Roman"/>
-              </w:rPr>
-              <w:t xml:space="preserve">42</w:t>
-            </w:r>
-          </w:p>
-        </w:tc>
-        <w:tc>
-          <w:tcPr/>
-          <w:p>
-            <w:pPr>
-              <w:pStyle w:val="Compact"/>
-              <w:jc w:val="center"/>
-            </w:pPr>
-            <w:r>
-              <w:rPr>
-                <w:rFonts w:hint="eastAsia" w:ascii="Times New Roman" w:hAnsi="Times New Roman" w:eastAsia="FangSong" w:cs="Times New Roman"/>
-              </w:rPr>
-              <w:t xml:space="preserve">赵鑫光</w:t>
-            </w:r>
-            <w:r>
-              <w:rPr>
-                <w:rFonts w:ascii="Times New Roman" w:hAnsi="Times New Roman" w:eastAsia="Times New Roman" w:cs="Times New Roman"/>
-              </w:rPr>
-              <w:t xml:space="preserve"> </w:t>
-            </w:r>
-            <w:r>
-              <w:rPr>
-                <w:rFonts w:hint="eastAsia" w:ascii="Times New Roman" w:hAnsi="Times New Roman" w:eastAsia="FangSong" w:cs="Times New Roman"/>
-              </w:rPr>
-              <w:t>例</w:t>
-            </w:r>
-            <w:r>
-              <w:rPr>
-                <w:rFonts w:hint="eastAsia" w:ascii="Times New Roman" w:hAnsi="Times New Roman" w:eastAsia="Times New Roman" w:cs="Times New Roman"/>
-              </w:rPr>
-              <w:t>4</w:t>
-            </w:r>
-          </w:p>
-        </w:tc>
-        <w:tc>
-          <w:tcPr/>
-          <w:p>
-            <w:pPr>
-              <w:pStyle w:val="Compact"/>
-              <w:jc w:val="center"/>
-            </w:pPr>
-            <w:r>
-              <w:rPr>
-                <w:rFonts w:hint="eastAsia" w:ascii="Times New Roman" w:hAnsi="Times New Roman" w:eastAsia="FangSong" w:cs="Times New Roman"/>
-              </w:rPr>
-              <w:t xml:space="preserve">电池符号与电极反应式书写</w:t>
-            </w:r>
-          </w:p>
-        </w:tc>
-      </w:tr>
-      <w:tr>
-        <w:tc>
-          <w:tcPr/>
-          <w:p>
-            <w:pPr>
-              <w:pStyle w:val="Compact"/>
-              <w:jc w:val="center"/>
-            </w:pPr>
-            <w:r>
-              <w:rPr>
-                <w:rFonts w:ascii="Times New Roman" w:hAnsi="Times New Roman" w:eastAsia="Times New Roman" w:cs="Times New Roman"/>
-              </w:rPr>
-              <w:t xml:space="preserve">43</w:t>
-            </w:r>
-          </w:p>
-        </w:tc>
-        <w:tc>
-          <w:tcPr/>
-          <w:p>
-            <w:pPr>
-              <w:pStyle w:val="Compact"/>
-              <w:jc w:val="center"/>
-            </w:pPr>
-            <w:r>
-              <w:rPr>
-                <w:rFonts w:hint="eastAsia" w:ascii="Times New Roman" w:hAnsi="Times New Roman" w:eastAsia="FangSong" w:cs="Times New Roman"/>
-              </w:rPr>
-              <w:t xml:space="preserve">赵鑫光</w:t>
-            </w:r>
-            <w:r>
-              <w:rPr>
-                <w:rFonts w:ascii="Times New Roman" w:hAnsi="Times New Roman" w:eastAsia="Times New Roman" w:cs="Times New Roman"/>
-              </w:rPr>
-              <w:t xml:space="preserve"> </w:t>
-            </w:r>
-            <w:r>
-              <w:rPr>
-                <w:rFonts w:hint="eastAsia" w:ascii="Times New Roman" w:hAnsi="Times New Roman" w:eastAsia="FangSong" w:cs="Times New Roman"/>
-              </w:rPr>
-              <w:t>例</w:t>
-            </w:r>
-            <w:r>
-              <w:rPr>
-                <w:rFonts w:hint="eastAsia" w:ascii="Times New Roman" w:hAnsi="Times New Roman" w:eastAsia="Times New Roman" w:cs="Times New Roman"/>
-              </w:rPr>
-              <w:t>5</w:t>
-            </w:r>
-          </w:p>
-        </w:tc>
-        <w:tc>
-          <w:tcPr/>
-          <w:p>
-            <w:pPr>
-              <w:pStyle w:val="Compact"/>
-              <w:jc w:val="center"/>
-            </w:pPr>
-            <w:r>
-              <w:rPr>
-                <w:rFonts w:hint="eastAsia" w:ascii="Times New Roman" w:hAnsi="Times New Roman" w:eastAsia="FangSong" w:cs="Times New Roman"/>
-              </w:rPr>
-              <w:t>铀的</w:t>
-            </w:r>
-            <w:r>
-              <w:rPr>
-                <w:rFonts w:hint="eastAsia" w:ascii="Times New Roman" w:hAnsi="Times New Roman" w:eastAsia="Times New Roman" w:cs="Times New Roman"/>
-              </w:rPr>
-              <w:t>Latimer</w:t>
-            </w:r>
-            <w:r>
-              <w:rPr>
-                <w:rFonts w:hint="eastAsia" w:ascii="Times New Roman" w:hAnsi="Times New Roman" w:eastAsia="FangSong" w:cs="Times New Roman"/>
-              </w:rPr>
-              <w:t>图与歧化反应</w:t>
-            </w:r>
-          </w:p>
-        </w:tc>
-      </w:tr>
-      <w:tr>
-        <w:tc>
-          <w:tcPr/>
-          <w:p>
-            <w:pPr>
-              <w:pStyle w:val="Compact"/>
-              <w:jc w:val="center"/>
-            </w:pPr>
-            <w:r>
-              <w:rPr>
-                <w:rFonts w:ascii="Times New Roman" w:hAnsi="Times New Roman" w:eastAsia="Times New Roman" w:cs="Times New Roman"/>
-              </w:rPr>
-              <w:t xml:space="preserve">44</w:t>
-            </w:r>
-          </w:p>
-        </w:tc>
-        <w:tc>
-          <w:tcPr/>
-          <w:p>
-            <w:pPr>
-              <w:pStyle w:val="Compact"/>
-              <w:jc w:val="center"/>
-            </w:pPr>
-            <w:r>
-              <w:rPr>
-                <w:rFonts w:hint="eastAsia" w:ascii="Times New Roman" w:hAnsi="Times New Roman" w:eastAsia="FangSong" w:cs="Times New Roman"/>
-              </w:rPr>
-              <w:t xml:space="preserve">赵鑫光</w:t>
-            </w:r>
-            <w:r>
-              <w:rPr>
-                <w:rFonts w:ascii="Times New Roman" w:hAnsi="Times New Roman" w:eastAsia="Times New Roman" w:cs="Times New Roman"/>
-              </w:rPr>
-              <w:t xml:space="preserve"> </w:t>
-            </w:r>
-            <w:r>
-              <w:rPr>
-                <w:rFonts w:hint="eastAsia" w:ascii="Times New Roman" w:hAnsi="Times New Roman" w:eastAsia="FangSong" w:cs="Times New Roman"/>
-              </w:rPr>
-              <w:t>例</w:t>
-            </w:r>
-            <w:r>
-              <w:rPr>
-                <w:rFonts w:hint="eastAsia" w:ascii="Times New Roman" w:hAnsi="Times New Roman" w:eastAsia="Times New Roman" w:cs="Times New Roman"/>
-              </w:rPr>
-              <w:t>9</w:t>
-            </w:r>
-          </w:p>
-        </w:tc>
-        <w:tc>
-          <w:tcPr/>
-          <w:p>
-            <w:pPr>
-              <w:pStyle w:val="Compact"/>
-              <w:jc w:val="center"/>
-            </w:pPr>
-            <w:r>
-              <w:rPr>
-                <w:rFonts w:hint="eastAsia" w:ascii="Times New Roman" w:hAnsi="Times New Roman" w:eastAsia="Times New Roman" w:cs="Times New Roman"/>
-              </w:rPr>
-              <w:t>MnO</w:t>
-            </w:r>
-            <w:r>
-              <w:rPr>
-                <w:rFonts w:hint="eastAsia" w:ascii="Times New Roman" w:hAnsi="Times New Roman" w:eastAsia="Times New Roman" w:cs="Times New Roman"/>
-                <w:vertAlign w:val="subscript"/>
-              </w:rPr>
-              <w:t>4</w:t>
-            </w:r>
-            <w:r>
-              <w:rPr>
-                <w:rFonts w:hint="eastAsia" w:ascii="Times New Roman" w:hAnsi="Times New Roman" w:eastAsia="Times New Roman" w:cs="Times New Roman"/>
-                <w:vertAlign w:val="superscript"/>
-              </w:rPr>
-              <w:t>-</w:t>
-            </w:r>
-            <w:r>
-              <w:rPr>
-                <w:rFonts w:hint="eastAsia" w:ascii="Times New Roman" w:hAnsi="Times New Roman" w:eastAsia="Times New Roman" w:cs="Times New Roman"/>
-              </w:rPr>
-              <w:t>/Fe</w:t>
-            </w:r>
-            <w:r>
-              <w:rPr>
-                <w:rFonts w:hint="eastAsia" w:ascii="Times New Roman" w:hAnsi="Times New Roman" w:eastAsia="Times New Roman" w:cs="Times New Roman"/>
-                <w:vertAlign w:val="superscript"/>
-              </w:rPr>
-              <w:t>2+</w:t>
-            </w:r>
-            <w:r>
-              <w:rPr>
-                <w:rFonts w:hint="eastAsia" w:ascii="Times New Roman" w:hAnsi="Times New Roman" w:eastAsia="FangSong" w:cs="Times New Roman"/>
-              </w:rPr>
-              <w:t>原电池设计与</w:t>
-            </w:r>
-            <w:r>
-              <w:rPr>
-                <w:rFonts w:hint="eastAsia" w:ascii="Times New Roman" w:hAnsi="Times New Roman" w:eastAsia="Times New Roman" w:cs="Times New Roman"/>
-              </w:rPr>
-              <w:t>Nernst</w:t>
-            </w:r>
-            <w:r>
-              <w:rPr>
-                <w:rFonts w:hint="eastAsia" w:ascii="Times New Roman" w:hAnsi="Times New Roman" w:eastAsia="FangSong" w:cs="Times New Roman"/>
-              </w:rPr>
-              <w:t>方程</w:t>
-            </w:r>
-          </w:p>
-        </w:tc>
-      </w:tr>
-      <w:tr>
-        <w:tc>
-          <w:tcPr/>
-          <w:p>
-            <w:pPr>
-              <w:pStyle w:val="Compact"/>
-              <w:jc w:val="center"/>
-            </w:pPr>
-            <w:r>
-              <w:rPr>
-                <w:rFonts w:ascii="Times New Roman" w:hAnsi="Times New Roman" w:eastAsia="Times New Roman" w:cs="Times New Roman"/>
-              </w:rPr>
-              <w:t xml:space="preserve">45</w:t>
-            </w:r>
-          </w:p>
-        </w:tc>
-        <w:tc>
-          <w:tcPr/>
-          <w:p>
-            <w:pPr>
-              <w:pStyle w:val="Compact"/>
-              <w:jc w:val="center"/>
-            </w:pPr>
-            <w:r>
-              <w:rPr>
-                <w:rFonts w:hint="eastAsia" w:ascii="Times New Roman" w:hAnsi="Times New Roman" w:eastAsia="FangSong" w:cs="Times New Roman"/>
-              </w:rPr>
-              <w:t xml:space="preserve">赵鑫光</w:t>
-            </w:r>
-            <w:r>
-              <w:rPr>
-                <w:rFonts w:ascii="Times New Roman" w:hAnsi="Times New Roman" w:eastAsia="Times New Roman" w:cs="Times New Roman"/>
-              </w:rPr>
-              <w:t xml:space="preserve"> </w:t>
-            </w:r>
-            <w:r>
-              <w:rPr>
-                <w:rFonts w:hint="eastAsia" w:ascii="Times New Roman" w:hAnsi="Times New Roman" w:eastAsia="FangSong" w:cs="Times New Roman"/>
-              </w:rPr>
-              <w:t>习题</w:t>
-            </w:r>
-            <w:r>
-              <w:rPr>
-                <w:rFonts w:hint="eastAsia" w:ascii="Times New Roman" w:hAnsi="Times New Roman" w:eastAsia="Times New Roman" w:cs="Times New Roman"/>
-              </w:rPr>
-              <w:t>17</w:t>
-            </w:r>
-          </w:p>
-        </w:tc>
-        <w:tc>
-          <w:tcPr/>
-          <w:p>
-            <w:pPr>
-              <w:pStyle w:val="Compact"/>
-              <w:jc w:val="center"/>
-            </w:pPr>
-            <w:r>
-              <w:rPr>
-                <w:rFonts w:hint="eastAsia" w:ascii="Times New Roman" w:hAnsi="Times New Roman" w:eastAsia="Times New Roman" w:cs="Times New Roman"/>
-              </w:rPr>
-              <w:t>CuS</w:t>
-            </w:r>
-            <w:r>
-              <w:rPr>
-                <w:rFonts w:hint="eastAsia" w:ascii="Times New Roman" w:hAnsi="Times New Roman" w:eastAsia="FangSong" w:cs="Times New Roman"/>
-              </w:rPr>
-              <w:t>溶度积与电极电势计算</w:t>
-            </w:r>
-          </w:p>
-        </w:tc>
-      </w:tr>
-      <w:tr>
-        <w:tc>
-          <w:tcPr/>
-          <w:p>
-            <w:pPr>
-              <w:pStyle w:val="Compact"/>
-              <w:jc w:val="center"/>
-            </w:pPr>
-            <w:r>
-              <w:rPr>
-                <w:rFonts w:ascii="Times New Roman" w:hAnsi="Times New Roman" w:eastAsia="Times New Roman" w:cs="Times New Roman"/>
-              </w:rPr>
-              <w:t xml:space="preserve">46</w:t>
-            </w:r>
-          </w:p>
-        </w:tc>
-        <w:tc>
-          <w:tcPr/>
-          <w:p>
-            <w:pPr>
-              <w:pStyle w:val="Compact"/>
-              <w:jc w:val="center"/>
-            </w:pPr>
-            <w:r>
-              <w:rPr>
-                <w:rFonts w:hint="eastAsia" w:ascii="Times New Roman" w:hAnsi="Times New Roman" w:eastAsia="FangSong" w:cs="Times New Roman"/>
-              </w:rPr>
-              <w:t xml:space="preserve">赵鑫光</w:t>
-            </w:r>
-            <w:r>
-              <w:rPr>
-                <w:rFonts w:ascii="Times New Roman" w:hAnsi="Times New Roman" w:eastAsia="Times New Roman" w:cs="Times New Roman"/>
-              </w:rPr>
-              <w:t xml:space="preserve"> </w:t>
-            </w:r>
-            <w:r>
-              <w:rPr>
-                <w:rFonts w:hint="eastAsia" w:ascii="Times New Roman" w:hAnsi="Times New Roman" w:eastAsia="FangSong" w:cs="Times New Roman"/>
-              </w:rPr>
-              <w:t>习题</w:t>
-            </w:r>
-            <w:r>
-              <w:rPr>
-                <w:rFonts w:hint="eastAsia" w:ascii="Times New Roman" w:hAnsi="Times New Roman" w:eastAsia="Times New Roman" w:cs="Times New Roman"/>
-              </w:rPr>
-              <w:t>19</w:t>
-            </w:r>
-          </w:p>
-        </w:tc>
-        <w:tc>
-          <w:tcPr/>
-          <w:p>
-            <w:pPr>
-              <w:pStyle w:val="Compact"/>
-              <w:jc w:val="center"/>
-            </w:pPr>
-            <w:r>
-              <w:rPr>
-                <w:rFonts w:hint="eastAsia" w:ascii="Times New Roman" w:hAnsi="Times New Roman" w:eastAsia="FangSong" w:cs="Times New Roman"/>
-              </w:rPr>
-              <w:t>选择性氧化</w:t>
-            </w:r>
-            <w:r>
-              <w:rPr>
-                <w:rFonts w:hint="eastAsia" w:ascii="Times New Roman" w:hAnsi="Times New Roman" w:eastAsia="Times New Roman" w:cs="Times New Roman"/>
-              </w:rPr>
-              <w:t>pH</w:t>
-            </w:r>
-            <w:r>
-              <w:rPr>
-                <w:rFonts w:hint="eastAsia" w:ascii="Times New Roman" w:hAnsi="Times New Roman" w:eastAsia="FangSong" w:cs="Times New Roman"/>
-              </w:rPr>
-              <w:t>范围控制</w:t>
-            </w:r>
-          </w:p>
-        </w:tc>
-      </w:tr>
-      <w:tr>
-        <w:tc>
-          <w:tcPr/>
-          <w:p>
-            <w:pPr>
-              <w:pStyle w:val="Compact"/>
-              <w:jc w:val="center"/>
-            </w:pPr>
-            <w:r>
-              <w:rPr>
-                <w:rFonts w:ascii="Times New Roman" w:hAnsi="Times New Roman" w:eastAsia="Times New Roman" w:cs="Times New Roman"/>
-              </w:rPr>
-              <w:t xml:space="preserve">47</w:t>
-            </w:r>
-          </w:p>
-        </w:tc>
-        <w:tc>
-          <w:tcPr/>
-          <w:p>
-            <w:pPr>
-              <w:pStyle w:val="Compact"/>
-              <w:jc w:val="center"/>
-            </w:pPr>
-            <w:r>
-              <w:rPr>
-                <w:rFonts w:hint="eastAsia" w:ascii="Times New Roman" w:hAnsi="Times New Roman" w:eastAsia="FangSong" w:cs="Times New Roman"/>
-              </w:rPr>
-              <w:t xml:space="preserve">无机</w:t>
-            </w:r>
-            <w:r>
-              <w:rPr>
-                <w:rFonts w:ascii="Times New Roman" w:hAnsi="Times New Roman" w:eastAsia="Times New Roman" w:cs="Times New Roman"/>
-              </w:rPr>
-              <w:t xml:space="preserve"> </w:t>
-            </w:r>
-            <w:r>
-              <w:rPr>
-                <w:rFonts w:hint="eastAsia" w:ascii="Times New Roman" w:hAnsi="Times New Roman" w:eastAsia="FangSong" w:cs="Times New Roman"/>
-              </w:rPr>
-              <w:t>例</w:t>
-            </w:r>
-            <w:r>
-              <w:rPr>
-                <w:rFonts w:hint="eastAsia" w:ascii="Times New Roman" w:hAnsi="Times New Roman" w:eastAsia="Times New Roman" w:cs="Times New Roman"/>
-              </w:rPr>
-              <w:t>10.5</w:t>
-            </w:r>
-          </w:p>
-        </w:tc>
-        <w:tc>
-          <w:tcPr/>
-          <w:p>
-            <w:pPr>
-              <w:pStyle w:val="Compact"/>
-              <w:jc w:val="center"/>
-            </w:pPr>
-            <w:r>
-              <w:rPr>
-                <w:rFonts w:hint="eastAsia" w:ascii="Times New Roman" w:hAnsi="Times New Roman" w:eastAsia="FangSong" w:cs="Times New Roman"/>
-              </w:rPr>
-              <w:t xml:space="preserve">沉淀对电极电势的影响与平衡常数</w:t>
-            </w:r>
-          </w:p>
-        </w:tc>
-      </w:tr>
-      <w:tr>
-        <w:tc>
-          <w:tcPr/>
-          <w:p>
-            <w:pPr>
-              <w:pStyle w:val="Compact"/>
-              <w:jc w:val="center"/>
-            </w:pPr>
-            <w:r>
-              <w:rPr>
-                <w:rFonts w:ascii="Times New Roman" w:hAnsi="Times New Roman" w:eastAsia="Times New Roman" w:cs="Times New Roman"/>
-              </w:rPr>
-              <w:t xml:space="preserve">48</w:t>
-            </w:r>
-          </w:p>
-        </w:tc>
-        <w:tc>
-          <w:tcPr/>
-          <w:p>
-            <w:pPr>
-              <w:pStyle w:val="Compact"/>
-              <w:jc w:val="center"/>
-            </w:pPr>
-            <w:r>
-              <w:rPr>
-                <w:rFonts w:hint="eastAsia" w:ascii="Times New Roman" w:hAnsi="Times New Roman" w:eastAsia="FangSong" w:cs="Times New Roman"/>
-              </w:rPr>
-              <w:t xml:space="preserve">无机</w:t>
-            </w:r>
-            <w:r>
-              <w:rPr>
-                <w:rFonts w:ascii="Times New Roman" w:hAnsi="Times New Roman" w:eastAsia="Times New Roman" w:cs="Times New Roman"/>
-              </w:rPr>
-              <w:t xml:space="preserve"> </w:t>
-            </w:r>
-            <w:r>
-              <w:rPr>
-                <w:rFonts w:hint="eastAsia" w:ascii="Times New Roman" w:hAnsi="Times New Roman" w:eastAsia="FangSong" w:cs="Times New Roman"/>
-              </w:rPr>
-              <w:t>例</w:t>
-            </w:r>
-            <w:r>
-              <w:rPr>
-                <w:rFonts w:hint="eastAsia" w:ascii="Times New Roman" w:hAnsi="Times New Roman" w:eastAsia="Times New Roman" w:cs="Times New Roman"/>
-              </w:rPr>
-              <w:t>10.6</w:t>
-            </w:r>
-          </w:p>
-        </w:tc>
-        <w:tc>
-          <w:tcPr/>
-          <w:p>
-            <w:pPr>
-              <w:pStyle w:val="Compact"/>
-              <w:jc w:val="center"/>
-            </w:pPr>
-            <w:r>
-              <w:rPr>
-                <w:rFonts w:hint="eastAsia" w:ascii="Times New Roman" w:hAnsi="Times New Roman" w:eastAsia="FangSong" w:cs="Times New Roman"/>
-              </w:rPr>
-              <w:t xml:space="preserve">由电极电势求溶度积</w:t>
-            </w:r>
-          </w:p>
-        </w:tc>
-      </w:tr>
-      <w:tr>
-        <w:tc>
-          <w:tcPr/>
-          <w:p>
-            <w:pPr>
-              <w:pStyle w:val="Compact"/>
-              <w:jc w:val="center"/>
-            </w:pPr>
-            <w:r>
-              <w:rPr>
-                <w:rFonts w:ascii="Times New Roman" w:hAnsi="Times New Roman" w:eastAsia="Times New Roman" w:cs="Times New Roman"/>
-              </w:rPr>
-              <w:t xml:space="preserve">49</w:t>
-            </w:r>
-          </w:p>
-        </w:tc>
-        <w:tc>
-          <w:tcPr/>
-          <w:p>
-            <w:pPr>
-              <w:pStyle w:val="Compact"/>
-              <w:jc w:val="center"/>
-            </w:pPr>
-            <w:r>
-              <w:rPr>
-                <w:rFonts w:hint="eastAsia" w:ascii="Times New Roman" w:hAnsi="Times New Roman" w:eastAsia="FangSong" w:cs="Times New Roman"/>
-              </w:rPr>
-              <w:t xml:space="preserve">无机</w:t>
-            </w:r>
-            <w:r>
-              <w:rPr>
-                <w:rFonts w:ascii="Times New Roman" w:hAnsi="Times New Roman" w:eastAsia="Times New Roman" w:cs="Times New Roman"/>
-              </w:rPr>
-              <w:t xml:space="preserve"> </w:t>
-            </w:r>
-            <w:r>
-              <w:rPr>
-                <w:rFonts w:hint="eastAsia" w:ascii="Times New Roman" w:hAnsi="Times New Roman" w:eastAsia="FangSong" w:cs="Times New Roman"/>
-              </w:rPr>
-              <w:t>例</w:t>
-            </w:r>
-            <w:r>
-              <w:rPr>
-                <w:rFonts w:hint="eastAsia" w:ascii="Times New Roman" w:hAnsi="Times New Roman" w:eastAsia="Times New Roman" w:cs="Times New Roman"/>
-              </w:rPr>
-              <w:t>10.10</w:t>
-            </w:r>
-          </w:p>
-        </w:tc>
-        <w:tc>
-          <w:tcPr/>
-          <w:p>
-            <w:pPr>
-              <w:pStyle w:val="Compact"/>
-              <w:jc w:val="center"/>
-            </w:pPr>
-            <w:r>
-              <w:rPr>
-                <w:rFonts w:hint="eastAsia" w:ascii="Times New Roman" w:hAnsi="Times New Roman" w:eastAsia="FangSong" w:cs="Times New Roman"/>
-              </w:rPr>
-              <w:t>电势</w:t>
-            </w:r>
-            <w:r>
-              <w:rPr>
-                <w:rFonts w:hint="eastAsia" w:ascii="Times New Roman" w:hAnsi="Times New Roman" w:eastAsia="Times New Roman" w:cs="Times New Roman"/>
-              </w:rPr>
-              <w:t>-pH</w:t>
-            </w:r>
-            <w:r>
-              <w:rPr>
-                <w:rFonts w:hint="eastAsia" w:ascii="Times New Roman" w:hAnsi="Times New Roman" w:eastAsia="FangSong" w:cs="Times New Roman"/>
-              </w:rPr>
-              <w:t>图与歧化反应</w:t>
-            </w:r>
-          </w:p>
-        </w:tc>
-      </w:tr>
-      <w:tr>
-        <w:tc>
-          <w:tcPr/>
-          <w:p>
-            <w:pPr>
-              <w:pStyle w:val="Compact"/>
-              <w:jc w:val="center"/>
-            </w:pPr>
-            <w:r>
-              <w:rPr>
-                <w:rFonts w:ascii="Times New Roman" w:hAnsi="Times New Roman" w:eastAsia="Times New Roman" w:cs="Times New Roman"/>
-              </w:rPr>
-              <w:t xml:space="preserve">50</w:t>
-            </w:r>
-          </w:p>
-        </w:tc>
-        <w:tc>
-          <w:tcPr/>
-          <w:p>
-            <w:pPr>
-              <w:pStyle w:val="Compact"/>
-              <w:jc w:val="center"/>
-            </w:pPr>
-            <w:r>
-              <w:rPr>
-                <w:rFonts w:hint="eastAsia" w:ascii="Times New Roman" w:hAnsi="Times New Roman" w:eastAsia="FangSong" w:cs="Times New Roman"/>
-              </w:rPr>
-              <w:t xml:space="preserve">经典</w:t>
-            </w:r>
-            <w:r>
-              <w:rPr>
-                <w:rFonts w:ascii="Times New Roman" w:hAnsi="Times New Roman" w:eastAsia="Times New Roman" w:cs="Times New Roman"/>
-              </w:rPr>
-              <w:t xml:space="preserve"> </w:t>
-            </w:r>
-            <w:r>
-              <w:rPr>
-                <w:rFonts w:hint="eastAsia" w:ascii="Times New Roman" w:hAnsi="Times New Roman" w:eastAsia="FangSong" w:cs="Times New Roman"/>
-              </w:rPr>
-              <w:t>题</w:t>
-            </w:r>
-            <w:r>
-              <w:rPr>
-                <w:rFonts w:hint="eastAsia" w:ascii="Times New Roman" w:hAnsi="Times New Roman" w:eastAsia="Times New Roman" w:cs="Times New Roman"/>
-              </w:rPr>
-              <w:t>-012</w:t>
-            </w:r>
-          </w:p>
-        </w:tc>
-        <w:tc>
-          <w:tcPr/>
-          <w:p>
-            <w:pPr>
-              <w:pStyle w:val="Compact"/>
-              <w:jc w:val="center"/>
-            </w:pPr>
-            <w:r>
-              <w:rPr>
-                <w:rFonts w:hint="eastAsia" w:ascii="Times New Roman" w:hAnsi="Times New Roman" w:eastAsia="Times New Roman" w:cs="Times New Roman"/>
-              </w:rPr>
-              <w:t>pH</w:t>
-            </w:r>
-            <w:r>
-              <w:rPr>
-                <w:rFonts w:hint="eastAsia" w:ascii="Times New Roman" w:hAnsi="Times New Roman" w:eastAsia="FangSong" w:cs="Times New Roman"/>
-              </w:rPr>
-              <w:t>对</w:t>
-            </w:r>
-            <w:r>
-              <w:rPr>
-                <w:rFonts w:hint="eastAsia" w:ascii="Times New Roman" w:hAnsi="Times New Roman" w:eastAsia="Times New Roman" w:cs="Times New Roman"/>
-              </w:rPr>
-              <w:t>MnO</w:t>
-            </w:r>
-            <w:r>
-              <w:rPr>
-                <w:rFonts w:hint="eastAsia" w:ascii="Times New Roman" w:hAnsi="Times New Roman" w:eastAsia="Times New Roman" w:cs="Times New Roman"/>
-                <w:vertAlign w:val="subscript"/>
-              </w:rPr>
-              <w:t>4</w:t>
-            </w:r>
-            <w:r>
-              <w:rPr>
-                <w:rFonts w:hint="eastAsia" w:ascii="Times New Roman" w:hAnsi="Times New Roman" w:eastAsia="Times New Roman" w:cs="Times New Roman"/>
-                <w:vertAlign w:val="superscript"/>
-              </w:rPr>
-              <w:t>-</w:t>
-            </w:r>
-            <w:r>
-              <w:rPr>
-                <w:rFonts w:hint="eastAsia" w:ascii="Times New Roman" w:hAnsi="Times New Roman" w:eastAsia="FangSong" w:cs="Times New Roman"/>
-              </w:rPr>
-              <w:t>电极电势的影响</w:t>
-            </w:r>
-          </w:p>
-        </w:tc>
-      </w:tr>
-    </w:tbl>
-    <w:p>
-      <w:pPr>
-        <w:spacing w:before="160" w:after="80"/>
-      </w:pPr>
-      <w:r>
-        <w:pict>
-          <v:rect style="width:0;height:1.5pt" o:hralign="center" o:hrstd="t" o:hr="t"/>
-        </w:pict>
-      </w:r>
-    </w:p>
-    <w:p>
-      <w:pPr>
-        <w:pStyle w:val="FirstParagraph"/>
-      </w:pPr>
-      <w:r>
-        <w:rPr>
-          <w:rFonts w:hint="eastAsia" w:ascii="Times New Roman" w:hAnsi="Times New Roman" w:eastAsia="FangSong" w:cs="Times New Roman"/>
-          <w:i/>
-          <w:iCs/>
-        </w:rPr>
-        <w:t>本习题集配套第一轮化学原理电化学讲义</w:t>
-      </w:r>
-      <w:r>
-        <w:rPr>
-          <w:rFonts w:hint="eastAsia" w:ascii="Times New Roman" w:hAnsi="Times New Roman" w:eastAsia="Times New Roman" w:cs="Times New Roman"/>
-          <w:i/>
-          <w:iCs/>
-        </w:rPr>
-        <w:t>。</w:t>
-      </w:r>
-      <w:r>
-        <w:rPr>
-          <w:rFonts w:hint="eastAsia" w:ascii="Times New Roman" w:hAnsi="Times New Roman" w:eastAsia="FangSong" w:cs="Times New Roman"/>
-          <w:i/>
-          <w:iCs/>
-        </w:rPr>
-        <w:t>题目全部来自题库</w:t>
-      </w:r>
-      <w:r>
-        <w:rPr>
-          <w:rFonts w:hint="eastAsia" w:ascii="Times New Roman" w:hAnsi="Times New Roman" w:eastAsia="Times New Roman" w:cs="Times New Roman"/>
-          <w:i/>
-          <w:iCs/>
-        </w:rPr>
-        <w:t>，</w:t>
-      </w:r>
-      <w:r>
-        <w:rPr>
-          <w:rFonts w:hint="eastAsia" w:ascii="Times New Roman" w:hAnsi="Times New Roman" w:eastAsia="FangSong" w:cs="Times New Roman"/>
-          <w:i/>
-          <w:iCs/>
-        </w:rPr>
-        <w:t>包含完整解答</w:t>
-      </w:r>
-      <w:r>
-        <w:rPr>
-          <w:rFonts w:hint="eastAsia" w:ascii="Times New Roman" w:hAnsi="Times New Roman" w:eastAsia="Times New Roman" w:cs="Times New Roman"/>
-          <w:i/>
-          <w:iCs/>
-        </w:rPr>
-        <w:t>。</w:t>
-      </w:r>
-    </w:p>
-    <w:bookmarkEnd w:id="70"/>
-    <w:bookmarkEnd w:id="71"/>
     <w:sectPr>
       <w:footerReference w:type="default" r:id="rId9"/>
       <w:footnotePr>

--- a/00-首页/题组Word/第一轮习题集-学生版/第一轮化学原理-电化学习题集.docx
+++ b/00-首页/题组Word/第一轮习题集-学生版/第一轮化学原理-电化学习题集.docx
@@ -3,161 +3,6 @@
 <w:document xmlns:w="http://schemas.openxmlformats.org/wordprocessingml/2006/main" xmlns:m="http://schemas.openxmlformats.org/officeDocument/2006/math" xmlns:r="http://schemas.openxmlformats.org/officeDocument/2006/relationships" xmlns:o="urn:schemas-microsoft-com:office:office" xmlns:v="urn:schemas-microsoft-com:vml" xmlns:w10="urn:schemas-microsoft-com:office:word" xmlns:a="http://schemas.openxmlformats.org/drawingml/2006/main" xmlns:pic="http://schemas.openxmlformats.org/drawingml/2006/picture" xmlns:wp="http://schemas.openxmlformats.org/drawingml/2006/wordprocessingDrawing">
   <w:body>
     <w:bookmarkStart w:id="69" w:name="第一轮化学原理电化学-习题集"/>
-    <w:p>
-      <w:pPr>
-        <w:spacing w:after="1800" w:before="1200" w:line="276" w:lineRule="auto"/>
-        <w:jc w:val="center"/>
-      </w:pPr>
-    </w:p>
-    <w:p>
-      <w:pPr>
-        <w:spacing w:after="320" w:before="0" w:line="276" w:lineRule="auto"/>
-        <w:jc w:val="center"/>
-      </w:pPr>
-      <w:r>
-        <w:rPr>
-          <w:rFonts w:ascii="Times New Roman" w:hAnsi="Times New Roman" w:eastAsia="SimHei" w:cs="Times New Roman"/>
-          <w:b/>
-          <w:color w:val="17324D"/>
-          <w:sz w:val="64"/>
-        </w:rPr>
-        <w:t>化学竞赛习题册</w:t>
-      </w:r>
-    </w:p>
-    <w:p>
-      <w:pPr>
-        <w:spacing w:after="120" w:before="0" w:line="276" w:lineRule="auto"/>
-        <w:jc w:val="center"/>
-      </w:pPr>
-      <w:r>
-        <w:rPr>
-          <w:rFonts w:ascii="Times New Roman" w:hAnsi="Times New Roman" w:eastAsia="Times New Roman" w:cs="Times New Roman"/>
-          <w:b w:val="0"/>
-          <w:color w:val="5B6975"/>
-          <w:sz w:val="32"/>
-        </w:rPr>
-        <w:t>student_build</w:t>
-      </w:r>
-    </w:p>
-    <w:p>
-      <w:pPr>
-        <w:spacing w:after="600" w:before="0" w:line="276" w:lineRule="auto"/>
-        <w:jc w:val="center"/>
-      </w:pPr>
-      <w:r>
-        <w:rPr>
-          <w:rFonts w:ascii="Times New Roman" w:hAnsi="Times New Roman" w:eastAsia="SimHei" w:cs="Times New Roman"/>
-          <w:b/>
-          <w:color w:val="17324D"/>
-          <w:sz w:val="44"/>
-        </w:rPr>
-        <w:t>第一轮化学原理</w:t>
-      </w:r>
-      <w:r>
-        <w:rPr>
-          <w:rFonts w:ascii="Times New Roman" w:hAnsi="Times New Roman" w:eastAsia="Times New Roman" w:cs="Times New Roman"/>
-          <w:b/>
-          <w:color w:val="17324D"/>
-          <w:sz w:val="44"/>
-        </w:rPr>
-        <w:t>·</w:t>
-      </w:r>
-      <w:r>
-        <w:rPr>
-          <w:rFonts w:ascii="Times New Roman" w:hAnsi="Times New Roman" w:eastAsia="SimHei" w:cs="Times New Roman"/>
-          <w:b/>
-          <w:color w:val="17324D"/>
-          <w:sz w:val="44"/>
-        </w:rPr>
-        <w:t>电化学</w:t>
-      </w:r>
-      <w:r>
-        <w:rPr>
-          <w:rFonts w:ascii="Times New Roman" w:hAnsi="Times New Roman" w:eastAsia="Times New Roman" w:cs="Times New Roman"/>
-          <w:b/>
-          <w:color w:val="17324D"/>
-          <w:sz w:val="44"/>
-        </w:rPr>
-        <w:t xml:space="preserve"> </w:t>
-      </w:r>
-      <w:r>
-        <w:rPr>
-          <w:rFonts w:ascii="Times New Roman" w:hAnsi="Times New Roman" w:eastAsia="SimHei" w:cs="Times New Roman"/>
-          <w:b/>
-          <w:color w:val="17324D"/>
-          <w:sz w:val="44"/>
-        </w:rPr>
-        <w:t>习题集</w:t>
-      </w:r>
-    </w:p>
-    <w:p>
-      <w:pPr>
-        <w:spacing w:after="600" w:before="120" w:line="276" w:lineRule="auto"/>
-        <w:jc w:val="center"/>
-        <w:pBdr>
-          <w:bottom w:val="single" w:sz="8" w:space="4" w:color="4A6577"/>
-        </w:pBdr>
-      </w:pPr>
-    </w:p>
-    <w:p>
-      <w:pPr>
-        <w:spacing w:after="160" w:before="0" w:line="276" w:lineRule="auto"/>
-        <w:jc w:val="center"/>
-      </w:pPr>
-      <w:r>
-        <w:rPr>
-          <w:rFonts w:ascii="Times New Roman" w:hAnsi="Times New Roman" w:eastAsia="FangSong" w:cs="Times New Roman"/>
-          <w:b w:val="0"/>
-          <w:color w:val="5B6975"/>
-          <w:sz w:val="24"/>
-        </w:rPr>
-        <w:t>题量</w:t>
-      </w:r>
-      <w:r>
-        <w:rPr>
-          <w:rFonts w:ascii="Times New Roman" w:hAnsi="Times New Roman" w:eastAsia="Times New Roman" w:cs="Times New Roman"/>
-          <w:b w:val="0"/>
-          <w:color w:val="5B6975"/>
-          <w:sz w:val="24"/>
-        </w:rPr>
-        <w:t>：55</w:t>
-      </w:r>
-    </w:p>
-    <w:p>
-      <w:pPr>
-        <w:spacing w:after="160" w:before="0" w:line="276" w:lineRule="auto"/>
-        <w:jc w:val="center"/>
-      </w:pPr>
-      <w:r>
-        <w:rPr>
-          <w:rFonts w:ascii="Times New Roman" w:hAnsi="Times New Roman" w:eastAsia="FangSong" w:cs="Times New Roman"/>
-          <w:b w:val="0"/>
-          <w:color w:val="5B6975"/>
-          <w:sz w:val="24"/>
-        </w:rPr>
-        <w:t>日期</w:t>
-      </w:r>
-      <w:r>
-        <w:rPr>
-          <w:rFonts w:ascii="Times New Roman" w:hAnsi="Times New Roman" w:eastAsia="Times New Roman" w:cs="Times New Roman"/>
-          <w:b w:val="0"/>
-          <w:color w:val="5B6975"/>
-          <w:sz w:val="24"/>
-        </w:rPr>
-        <w:t>：2026-09-06</w:t>
-      </w:r>
-    </w:p>
-    <w:p>
-      <w:pPr>
-        <w:jc w:val="center"/>
-      </w:pPr>
-      <w:r>
-        <w:rPr>
-          <w:rFonts w:ascii="Times New Roman" w:hAnsi="Times New Roman" w:eastAsia="Times New Roman" w:cs="Times New Roman"/>
-        </w:rPr>
-        <w:br w:type="page"/>
-      </w:r>
-    </w:p>
     <w:p>
       <w:pPr>
         <w:pStyle w:val="Heading1"/>
